--- a/Capgemini-Training/Capg-AdvJava-Training/CapgeminiAdvJavaIndex_Satakratu.docx
+++ b/Capgemini-Training/Capg-AdvJava-Training/CapgeminiAdvJavaIndex_Satakratu.docx
@@ -4663,7 +4663,7 @@
       </w:pPr>
       <w:r>
         <w:rPr>
-          <w:lang w:val="en-GB"/>
+          <w:noProof/>
         </w:rPr>
         <w:drawing>
           <wp:inline distT="0" distB="0" distL="0" distR="0" wp14:anchorId="3263B6C5" wp14:editId="2791DAC0">
@@ -4766,7 +4766,7 @@
       </w:pPr>
       <w:r>
         <w:rPr>
-          <w:lang w:val="en-GB"/>
+          <w:noProof/>
         </w:rPr>
         <w:drawing>
           <wp:inline distT="0" distB="0" distL="0" distR="0" wp14:anchorId="2EC3C337" wp14:editId="517291F5">
@@ -7452,8 +7452,6 @@
         </w:rPr>
         <w:t>.</w:t>
       </w:r>
-      <w:bookmarkStart w:id="0" w:name="_GoBack"/>
-      <w:bookmarkEnd w:id="0"/>
     </w:p>
     <w:p>
       <w:pPr>
@@ -7467,6 +7465,7 @@
       <w:r>
         <w:rPr>
           <w:rFonts w:ascii="Times New Roman" w:eastAsia="Times New Roman" w:hAnsi="Times New Roman" w:cs="Times New Roman"/>
+          <w:noProof/>
           <w:sz w:val="24"/>
           <w:szCs w:val="24"/>
         </w:rPr>
@@ -7530,6 +7529,7 @@
       <w:r>
         <w:rPr>
           <w:rFonts w:ascii="Times New Roman" w:eastAsia="Times New Roman" w:hAnsi="Times New Roman" w:cs="Times New Roman"/>
+          <w:noProof/>
           <w:sz w:val="24"/>
           <w:szCs w:val="24"/>
         </w:rPr>
@@ -7622,6 +7622,7 @@
       <w:r>
         <w:rPr>
           <w:rFonts w:ascii="Times New Roman" w:eastAsia="Times New Roman" w:hAnsi="Times New Roman" w:cs="Times New Roman"/>
+          <w:noProof/>
           <w:sz w:val="24"/>
           <w:szCs w:val="24"/>
         </w:rPr>
@@ -9625,6 +9626,7 @@
       <w:r>
         <w:rPr>
           <w:rFonts w:ascii="Times New Roman" w:eastAsia="Times New Roman" w:hAnsi="Times New Roman" w:cs="Times New Roman"/>
+          <w:noProof/>
           <w:sz w:val="24"/>
           <w:szCs w:val="24"/>
         </w:rPr>
@@ -12412,6 +12414,7 @@
           <w:rFonts w:ascii="Calibri" w:eastAsia="Times New Roman" w:hAnsi="Calibri" w:cs="Calibri"/>
           <w:b/>
           <w:bCs/>
+          <w:noProof/>
           <w:color w:val="000000"/>
           <w:sz w:val="28"/>
           <w:szCs w:val="28"/>
@@ -12471,6 +12474,7 @@
           <w:rFonts w:ascii="Calibri" w:eastAsia="Times New Roman" w:hAnsi="Calibri" w:cs="Calibri"/>
           <w:b/>
           <w:bCs/>
+          <w:noProof/>
           <w:color w:val="000000"/>
           <w:sz w:val="28"/>
           <w:szCs w:val="28"/>
@@ -14052,6 +14056,7 @@
       <w:r>
         <w:rPr>
           <w:rFonts w:ascii="Times New Roman" w:eastAsia="Times New Roman" w:hAnsi="Times New Roman" w:cs="Times New Roman"/>
+          <w:noProof/>
           <w:sz w:val="24"/>
           <w:szCs w:val="24"/>
         </w:rPr>
@@ -14105,6 +14110,7 @@
       <w:r>
         <w:rPr>
           <w:rFonts w:ascii="Times New Roman" w:eastAsia="Times New Roman" w:hAnsi="Times New Roman" w:cs="Times New Roman"/>
+          <w:noProof/>
           <w:sz w:val="24"/>
           <w:szCs w:val="24"/>
         </w:rPr>
@@ -14186,6 +14192,7 @@
       <w:r>
         <w:rPr>
           <w:rFonts w:ascii="Times New Roman" w:eastAsia="Times New Roman" w:hAnsi="Times New Roman" w:cs="Times New Roman"/>
+          <w:noProof/>
           <w:sz w:val="24"/>
           <w:szCs w:val="24"/>
         </w:rPr>
@@ -14774,6 +14781,7 @@
       <w:r>
         <w:rPr>
           <w:rFonts w:ascii="Times New Roman" w:eastAsia="Times New Roman" w:hAnsi="Times New Roman" w:cs="Times New Roman"/>
+          <w:noProof/>
           <w:sz w:val="24"/>
           <w:szCs w:val="24"/>
         </w:rPr>
@@ -14844,6 +14852,5071 @@
     </w:p>
     <w:p>
       <w:pPr>
+        <w:widowControl w:val="0"/>
+        <w:spacing w:after="0"/>
+      </w:pPr>
+    </w:p>
+    <w:p>
+      <w:pPr>
+        <w:spacing w:after="0"/>
+        <w:ind w:firstLine="720"/>
+        <w:jc w:val="center"/>
+      </w:pPr>
+      <w:r>
+        <w:t>.</w:t>
+      </w:r>
+    </w:p>
+    <w:p>
+      <w:pPr>
+        <w:spacing w:after="0"/>
+        <w:jc w:val="center"/>
+        <w:rPr>
+          <w:color w:val="C00000"/>
+          <w:sz w:val="44"/>
+          <w:szCs w:val="44"/>
+        </w:rPr>
+      </w:pPr>
+      <w:r>
+        <w:rPr>
+          <w:color w:val="C00000"/>
+          <w:sz w:val="44"/>
+          <w:szCs w:val="44"/>
+        </w:rPr>
+        <w:t xml:space="preserve">MVC Design </w:t>
+      </w:r>
+      <w:proofErr w:type="spellStart"/>
+      <w:r>
+        <w:rPr>
+          <w:color w:val="C00000"/>
+          <w:sz w:val="44"/>
+          <w:szCs w:val="44"/>
+        </w:rPr>
+        <w:t>Patren</w:t>
+      </w:r>
+      <w:proofErr w:type="spellEnd"/>
+      <w:r>
+        <w:rPr>
+          <w:color w:val="C00000"/>
+          <w:sz w:val="44"/>
+          <w:szCs w:val="44"/>
+        </w:rPr>
+        <w:t xml:space="preserve"> </w:t>
+      </w:r>
+    </w:p>
+    <w:p>
+      <w:pPr>
+        <w:spacing w:after="0"/>
+        <w:jc w:val="center"/>
+        <w:rPr>
+          <w:color w:val="C00000"/>
+          <w:sz w:val="44"/>
+          <w:szCs w:val="44"/>
+        </w:rPr>
+      </w:pPr>
+      <w:bookmarkStart w:id="0" w:name="_heading=h.yqr2d81b71c"/>
+      <w:bookmarkEnd w:id="0"/>
+      <w:proofErr w:type="gramStart"/>
+      <w:r>
+        <w:rPr>
+          <w:color w:val="C00000"/>
+          <w:sz w:val="44"/>
+          <w:szCs w:val="44"/>
+        </w:rPr>
+        <w:t>Model ,</w:t>
+      </w:r>
+      <w:proofErr w:type="gramEnd"/>
+      <w:r>
+        <w:rPr>
+          <w:color w:val="C00000"/>
+          <w:sz w:val="44"/>
+          <w:szCs w:val="44"/>
+        </w:rPr>
+        <w:t xml:space="preserve"> View , Controller</w:t>
+      </w:r>
+    </w:p>
+    <w:p>
+      <w:pPr>
+        <w:spacing w:after="0"/>
+        <w:jc w:val="center"/>
+        <w:rPr>
+          <w:color w:val="C00000"/>
+          <w:sz w:val="44"/>
+          <w:szCs w:val="44"/>
+        </w:rPr>
+      </w:pPr>
+      <w:r>
+        <w:rPr>
+          <w:noProof/>
+        </w:rPr>
+        <w:lastRenderedPageBreak/>
+        <w:drawing>
+          <wp:inline distT="0" distB="0" distL="0" distR="0">
+            <wp:extent cx="6003290" cy="2889885"/>
+            <wp:effectExtent l="0" t="0" r="0" b="5715"/>
+            <wp:docPr id="20" name="Picture 20"/>
+            <wp:cNvGraphicFramePr>
+              <a:graphicFrameLocks xmlns:a="http://schemas.openxmlformats.org/drawingml/2006/main" noChangeAspect="1"/>
+            </wp:cNvGraphicFramePr>
+            <a:graphic xmlns:a="http://schemas.openxmlformats.org/drawingml/2006/main">
+              <a:graphicData uri="http://schemas.openxmlformats.org/drawingml/2006/picture">
+                <pic:pic xmlns:pic="http://schemas.openxmlformats.org/drawingml/2006/picture">
+                  <pic:nvPicPr>
+                    <pic:cNvPr id="0" name="Picture 1"/>
+                    <pic:cNvPicPr>
+                      <a:picLocks noChangeAspect="1" noChangeArrowheads="1"/>
+                    </pic:cNvPicPr>
+                  </pic:nvPicPr>
+                  <pic:blipFill>
+                    <a:blip>
+                      <a:extLst>
+                        <a:ext uri="{28A0092B-C50C-407E-A947-70E740481C1C}">
+                          <a14:useLocalDpi xmlns:a14="http://schemas.microsoft.com/office/drawing/2010/main" val="0"/>
+                        </a:ext>
+                      </a:extLst>
+                    </a:blip>
+                    <a:srcRect/>
+                    <a:stretch>
+                      <a:fillRect/>
+                    </a:stretch>
+                  </pic:blipFill>
+                  <pic:spPr bwMode="auto">
+                    <a:xfrm>
+                      <a:off x="0" y="0"/>
+                      <a:ext cx="6003290" cy="2889885"/>
+                    </a:xfrm>
+                    <a:prstGeom prst="rect">
+                      <a:avLst/>
+                    </a:prstGeom>
+                    <a:noFill/>
+                    <a:ln>
+                      <a:noFill/>
+                    </a:ln>
+                  </pic:spPr>
+                </pic:pic>
+              </a:graphicData>
+            </a:graphic>
+          </wp:inline>
+        </w:drawing>
+      </w:r>
+    </w:p>
+    <w:p>
+      <w:pPr>
+        <w:spacing w:after="0"/>
+        <w:jc w:val="center"/>
+        <w:rPr>
+          <w:color w:val="C00000"/>
+          <w:sz w:val="44"/>
+          <w:szCs w:val="44"/>
+        </w:rPr>
+      </w:pPr>
+      <w:r>
+        <w:rPr>
+          <w:color w:val="C00000"/>
+          <w:sz w:val="44"/>
+          <w:szCs w:val="44"/>
+        </w:rPr>
+        <w:t>Spring MVC</w:t>
+      </w:r>
+    </w:p>
+    <w:p>
+      <w:pPr>
+        <w:rPr>
+          <w:color w:val="C00000"/>
+          <w:sz w:val="32"/>
+          <w:szCs w:val="32"/>
+        </w:rPr>
+      </w:pPr>
+      <w:r>
+        <w:rPr>
+          <w:color w:val="C00000"/>
+          <w:sz w:val="32"/>
+          <w:szCs w:val="32"/>
+        </w:rPr>
+        <w:t>Spring MVC architecture</w:t>
+      </w:r>
+    </w:p>
+    <w:p>
+      <w:pPr>
+        <w:rPr>
+          <w:sz w:val="24"/>
+          <w:szCs w:val="24"/>
+        </w:rPr>
+      </w:pPr>
+      <w:r>
+        <w:rPr>
+          <w:sz w:val="24"/>
+          <w:szCs w:val="24"/>
+        </w:rPr>
+        <w:t>Spring WEB framework has a well-designed web MVC framework</w:t>
+      </w:r>
+    </w:p>
+    <w:p>
+      <w:pPr>
+        <w:numPr>
+          <w:ilvl w:val="0"/>
+          <w:numId w:val="65"/>
+        </w:numPr>
+        <w:shd w:val="clear" w:color="auto" w:fill="FFFFFF"/>
+        <w:spacing w:after="180" w:line="240" w:lineRule="auto"/>
+        <w:ind w:left="0"/>
+        <w:rPr>
+          <w:rFonts w:ascii="Arial" w:eastAsia="Arial" w:hAnsi="Arial" w:cs="Arial"/>
+          <w:color w:val="0A0A0A"/>
+          <w:sz w:val="24"/>
+          <w:szCs w:val="24"/>
+        </w:rPr>
+      </w:pPr>
+      <w:proofErr w:type="spellStart"/>
+      <w:r>
+        <w:rPr>
+          <w:rFonts w:ascii="Courier New" w:eastAsia="Courier New" w:hAnsi="Courier New" w:cs="Courier New"/>
+          <w:b/>
+          <w:bCs/>
+          <w:color w:val="0A0A0A"/>
+          <w:sz w:val="21"/>
+          <w:szCs w:val="21"/>
+          <w:shd w:val="clear" w:color="auto" w:fill="F3F5F6"/>
+        </w:rPr>
+        <w:t>DispatcherServlet</w:t>
+      </w:r>
+      <w:proofErr w:type="spellEnd"/>
+      <w:r>
+        <w:rPr>
+          <w:rFonts w:ascii="Arial" w:eastAsia="Arial" w:hAnsi="Arial" w:cs="Arial"/>
+          <w:color w:val="0A0A0A"/>
+          <w:sz w:val="24"/>
+          <w:szCs w:val="24"/>
+        </w:rPr>
+        <w:t>: This acts as the "Front Controller", a central servlet that intercepts all incoming HTTP requests.</w:t>
+      </w:r>
+    </w:p>
+    <w:p>
+      <w:pPr>
+        <w:shd w:val="clear" w:color="auto" w:fill="FFFFFF"/>
+        <w:spacing w:before="280" w:after="280" w:line="240" w:lineRule="auto"/>
+        <w:rPr>
+          <w:rFonts w:ascii="Arial" w:eastAsia="Arial" w:hAnsi="Arial" w:cs="Arial"/>
+          <w:color w:val="0A0A0A"/>
+          <w:sz w:val="24"/>
+          <w:szCs w:val="24"/>
+        </w:rPr>
+      </w:pPr>
+      <w:proofErr w:type="spellStart"/>
+      <w:r>
+        <w:rPr>
+          <w:rFonts w:ascii="Arial" w:eastAsia="Arial" w:hAnsi="Arial" w:cs="Arial"/>
+          <w:color w:val="0A0A0A"/>
+          <w:sz w:val="24"/>
+          <w:szCs w:val="24"/>
+        </w:rPr>
+        <w:t>DispatcherServlet</w:t>
+      </w:r>
+      <w:proofErr w:type="spellEnd"/>
+    </w:p>
+    <w:p>
+      <w:pPr>
+        <w:numPr>
+          <w:ilvl w:val="0"/>
+          <w:numId w:val="66"/>
+        </w:numPr>
+        <w:shd w:val="clear" w:color="auto" w:fill="FFFFFF"/>
+        <w:spacing w:before="280" w:after="0" w:line="240" w:lineRule="auto"/>
+        <w:rPr>
+          <w:rFonts w:ascii="Arial" w:eastAsia="Arial" w:hAnsi="Arial" w:cs="Arial"/>
+          <w:color w:val="0A0A0A"/>
+          <w:sz w:val="24"/>
+          <w:szCs w:val="24"/>
+        </w:rPr>
+      </w:pPr>
+      <w:r>
+        <w:rPr>
+          <w:rFonts w:ascii="Arial" w:eastAsia="Arial" w:hAnsi="Arial" w:cs="Arial"/>
+          <w:color w:val="0A0A0A"/>
+          <w:sz w:val="24"/>
+          <w:szCs w:val="24"/>
+        </w:rPr>
+        <w:t xml:space="preserve">Spring's web MVC framework is, like many other web MVC frameworks, request-driven, designed around a central Servlet that dispatches requests to controllers and offers other functionality that facilitates the development of web applications. </w:t>
+      </w:r>
+    </w:p>
+    <w:p>
+      <w:pPr>
+        <w:numPr>
+          <w:ilvl w:val="0"/>
+          <w:numId w:val="66"/>
+        </w:numPr>
+        <w:shd w:val="clear" w:color="auto" w:fill="FFFFFF"/>
+        <w:spacing w:after="0" w:line="240" w:lineRule="auto"/>
+        <w:rPr>
+          <w:rFonts w:ascii="Arial" w:eastAsia="Arial" w:hAnsi="Arial" w:cs="Arial"/>
+          <w:color w:val="0A0A0A"/>
+          <w:sz w:val="24"/>
+          <w:szCs w:val="24"/>
+        </w:rPr>
+      </w:pPr>
+      <w:r>
+        <w:rPr>
+          <w:rFonts w:ascii="Arial" w:eastAsia="Arial" w:hAnsi="Arial" w:cs="Arial"/>
+          <w:color w:val="0A0A0A"/>
+          <w:sz w:val="24"/>
+          <w:szCs w:val="24"/>
+        </w:rPr>
+        <w:t xml:space="preserve">Spring's </w:t>
+      </w:r>
+      <w:proofErr w:type="spellStart"/>
+      <w:r>
+        <w:rPr>
+          <w:rFonts w:ascii="Arial" w:eastAsia="Arial" w:hAnsi="Arial" w:cs="Arial"/>
+          <w:color w:val="0A0A0A"/>
+          <w:sz w:val="24"/>
+          <w:szCs w:val="24"/>
+        </w:rPr>
+        <w:t>DispatcherServlet</w:t>
+      </w:r>
+      <w:proofErr w:type="spellEnd"/>
+      <w:r>
+        <w:rPr>
+          <w:rFonts w:ascii="Arial" w:eastAsia="Arial" w:hAnsi="Arial" w:cs="Arial"/>
+          <w:color w:val="0A0A0A"/>
+          <w:sz w:val="24"/>
+          <w:szCs w:val="24"/>
+        </w:rPr>
+        <w:t xml:space="preserve"> however, does more than just that</w:t>
+      </w:r>
+    </w:p>
+    <w:p>
+      <w:pPr>
+        <w:numPr>
+          <w:ilvl w:val="0"/>
+          <w:numId w:val="66"/>
+        </w:numPr>
+        <w:shd w:val="clear" w:color="auto" w:fill="FFFFFF"/>
+        <w:spacing w:after="280" w:line="240" w:lineRule="auto"/>
+        <w:rPr>
+          <w:rFonts w:ascii="Arial" w:eastAsia="Arial" w:hAnsi="Arial" w:cs="Arial"/>
+          <w:color w:val="0A0A0A"/>
+          <w:sz w:val="24"/>
+          <w:szCs w:val="24"/>
+        </w:rPr>
+      </w:pPr>
+      <w:r>
+        <w:rPr>
+          <w:rFonts w:ascii="Arial" w:eastAsia="Arial" w:hAnsi="Arial" w:cs="Arial"/>
+          <w:color w:val="0A0A0A"/>
+          <w:sz w:val="24"/>
+          <w:szCs w:val="24"/>
+        </w:rPr>
+        <w:t xml:space="preserve">. It is completely integrated with the Spring </w:t>
+      </w:r>
+      <w:proofErr w:type="spellStart"/>
+      <w:r>
+        <w:rPr>
+          <w:rFonts w:ascii="Arial" w:eastAsia="Arial" w:hAnsi="Arial" w:cs="Arial"/>
+          <w:color w:val="0A0A0A"/>
+          <w:sz w:val="24"/>
+          <w:szCs w:val="24"/>
+        </w:rPr>
+        <w:t>IoC</w:t>
+      </w:r>
+      <w:proofErr w:type="spellEnd"/>
+      <w:r>
+        <w:rPr>
+          <w:rFonts w:ascii="Arial" w:eastAsia="Arial" w:hAnsi="Arial" w:cs="Arial"/>
+          <w:color w:val="0A0A0A"/>
+          <w:sz w:val="24"/>
+          <w:szCs w:val="24"/>
+        </w:rPr>
+        <w:t xml:space="preserve"> container and as such allows you to use every other feature that Spring has.</w:t>
+      </w:r>
+    </w:p>
+    <w:p>
+      <w:pPr>
+        <w:shd w:val="clear" w:color="auto" w:fill="FFFFFF"/>
+        <w:spacing w:after="180" w:line="240" w:lineRule="auto"/>
+        <w:rPr>
+          <w:rFonts w:ascii="Arial" w:eastAsia="Arial" w:hAnsi="Arial" w:cs="Arial"/>
+          <w:color w:val="0A0A0A"/>
+          <w:sz w:val="24"/>
+          <w:szCs w:val="24"/>
+        </w:rPr>
+      </w:pPr>
+      <w:r>
+        <w:rPr>
+          <w:rFonts w:ascii="Arial" w:eastAsia="Arial" w:hAnsi="Arial" w:cs="Arial"/>
+          <w:color w:val="0A0A0A"/>
+          <w:sz w:val="24"/>
+          <w:szCs w:val="24"/>
+        </w:rPr>
+        <w:t xml:space="preserve">The request processing workflow of the Spring Web MVC </w:t>
+      </w:r>
+      <w:proofErr w:type="spellStart"/>
+      <w:r>
+        <w:rPr>
+          <w:rFonts w:ascii="Arial" w:eastAsia="Arial" w:hAnsi="Arial" w:cs="Arial"/>
+          <w:color w:val="0A0A0A"/>
+          <w:sz w:val="24"/>
+          <w:szCs w:val="24"/>
+        </w:rPr>
+        <w:t>DispatcherServlet</w:t>
+      </w:r>
+      <w:proofErr w:type="spellEnd"/>
+      <w:r>
+        <w:rPr>
+          <w:rFonts w:ascii="Arial" w:eastAsia="Arial" w:hAnsi="Arial" w:cs="Arial"/>
+          <w:color w:val="0A0A0A"/>
+          <w:sz w:val="24"/>
+          <w:szCs w:val="24"/>
+        </w:rPr>
+        <w:t xml:space="preserve"> is illustrated in the following diagram. The pattern-savvy reader will recognize that the </w:t>
+      </w:r>
+      <w:proofErr w:type="spellStart"/>
+      <w:r>
+        <w:rPr>
+          <w:rFonts w:ascii="Arial" w:eastAsia="Arial" w:hAnsi="Arial" w:cs="Arial"/>
+          <w:color w:val="0A0A0A"/>
+          <w:sz w:val="24"/>
+          <w:szCs w:val="24"/>
+        </w:rPr>
+        <w:t>DispatcherServlet</w:t>
+      </w:r>
+      <w:proofErr w:type="spellEnd"/>
+      <w:r>
+        <w:rPr>
+          <w:rFonts w:ascii="Arial" w:eastAsia="Arial" w:hAnsi="Arial" w:cs="Arial"/>
+          <w:color w:val="0A0A0A"/>
+          <w:sz w:val="24"/>
+          <w:szCs w:val="24"/>
+        </w:rPr>
+        <w:t xml:space="preserve"> is an expression of the “Front Controller” design pattern (this is a pattern that Spring Web MVC shares with many other leading web frameworks).</w:t>
+      </w:r>
+    </w:p>
+    <w:p>
+      <w:pPr>
+        <w:rPr>
+          <w:rFonts w:ascii="Calibri" w:eastAsia="Calibri" w:hAnsi="Calibri" w:cs="Calibri"/>
+          <w:sz w:val="24"/>
+          <w:szCs w:val="24"/>
+        </w:rPr>
+      </w:pPr>
+      <w:r>
+        <w:rPr>
+          <w:noProof/>
+          <w:sz w:val="24"/>
+          <w:szCs w:val="24"/>
+        </w:rPr>
+        <w:lastRenderedPageBreak/>
+        <w:drawing>
+          <wp:inline distT="0" distB="0" distL="0" distR="0">
+            <wp:extent cx="6330315" cy="3902710"/>
+            <wp:effectExtent l="0" t="0" r="0" b="2540"/>
+            <wp:docPr id="19" name="Picture 19"/>
+            <wp:cNvGraphicFramePr>
+              <a:graphicFrameLocks xmlns:a="http://schemas.openxmlformats.org/drawingml/2006/main" noChangeAspect="1"/>
+            </wp:cNvGraphicFramePr>
+            <a:graphic xmlns:a="http://schemas.openxmlformats.org/drawingml/2006/main">
+              <a:graphicData uri="http://schemas.openxmlformats.org/drawingml/2006/picture">
+                <pic:pic xmlns:pic="http://schemas.openxmlformats.org/drawingml/2006/picture">
+                  <pic:nvPicPr>
+                    <pic:cNvPr id="0" name="image9.png"/>
+                    <pic:cNvPicPr>
+                      <a:picLocks noChangeAspect="1" noChangeArrowheads="1"/>
+                    </pic:cNvPicPr>
+                  </pic:nvPicPr>
+                  <pic:blipFill>
+                    <a:blip>
+                      <a:extLst>
+                        <a:ext uri="{28A0092B-C50C-407E-A947-70E740481C1C}">
+                          <a14:useLocalDpi xmlns:a14="http://schemas.microsoft.com/office/drawing/2010/main" val="0"/>
+                        </a:ext>
+                      </a:extLst>
+                    </a:blip>
+                    <a:srcRect/>
+                    <a:stretch>
+                      <a:fillRect/>
+                    </a:stretch>
+                  </pic:blipFill>
+                  <pic:spPr bwMode="auto">
+                    <a:xfrm>
+                      <a:off x="0" y="0"/>
+                      <a:ext cx="6330315" cy="3902710"/>
+                    </a:xfrm>
+                    <a:prstGeom prst="rect">
+                      <a:avLst/>
+                    </a:prstGeom>
+                    <a:noFill/>
+                    <a:ln>
+                      <a:noFill/>
+                    </a:ln>
+                  </pic:spPr>
+                </pic:pic>
+              </a:graphicData>
+            </a:graphic>
+          </wp:inline>
+        </w:drawing>
+      </w:r>
+    </w:p>
+    <w:p>
+      <w:pPr>
+        <w:rPr>
+          <w:sz w:val="24"/>
+          <w:szCs w:val="24"/>
+        </w:rPr>
+      </w:pPr>
+      <w:r>
+        <w:rPr>
+          <w:noProof/>
+          <w:sz w:val="24"/>
+          <w:szCs w:val="24"/>
+        </w:rPr>
+        <w:drawing>
+          <wp:inline distT="0" distB="0" distL="0" distR="0">
+            <wp:extent cx="5943600" cy="4055110"/>
+            <wp:effectExtent l="0" t="0" r="0" b="2540"/>
+            <wp:docPr id="18" name="Picture 18"/>
+            <wp:cNvGraphicFramePr>
+              <a:graphicFrameLocks xmlns:a="http://schemas.openxmlformats.org/drawingml/2006/main" noChangeAspect="1"/>
+            </wp:cNvGraphicFramePr>
+            <a:graphic xmlns:a="http://schemas.openxmlformats.org/drawingml/2006/main">
+              <a:graphicData uri="http://schemas.openxmlformats.org/drawingml/2006/picture">
+                <pic:pic xmlns:pic="http://schemas.openxmlformats.org/drawingml/2006/picture">
+                  <pic:nvPicPr>
+                    <pic:cNvPr id="0" name="image5.png"/>
+                    <pic:cNvPicPr>
+                      <a:picLocks noChangeAspect="1" noChangeArrowheads="1"/>
+                    </pic:cNvPicPr>
+                  </pic:nvPicPr>
+                  <pic:blipFill>
+                    <a:blip>
+                      <a:extLst>
+                        <a:ext uri="{28A0092B-C50C-407E-A947-70E740481C1C}">
+                          <a14:useLocalDpi xmlns:a14="http://schemas.microsoft.com/office/drawing/2010/main" val="0"/>
+                        </a:ext>
+                      </a:extLst>
+                    </a:blip>
+                    <a:srcRect/>
+                    <a:stretch>
+                      <a:fillRect/>
+                    </a:stretch>
+                  </pic:blipFill>
+                  <pic:spPr bwMode="auto">
+                    <a:xfrm>
+                      <a:off x="0" y="0"/>
+                      <a:ext cx="5943600" cy="4055110"/>
+                    </a:xfrm>
+                    <a:prstGeom prst="rect">
+                      <a:avLst/>
+                    </a:prstGeom>
+                    <a:noFill/>
+                    <a:ln>
+                      <a:noFill/>
+                    </a:ln>
+                  </pic:spPr>
+                </pic:pic>
+              </a:graphicData>
+            </a:graphic>
+          </wp:inline>
+        </w:drawing>
+      </w:r>
+    </w:p>
+    <w:p>
+      <w:pPr>
+        <w:rPr>
+          <w:sz w:val="24"/>
+          <w:szCs w:val="24"/>
+        </w:rPr>
+      </w:pPr>
+      <w:r>
+        <w:rPr>
+          <w:noProof/>
+        </w:rPr>
+        <w:lastRenderedPageBreak/>
+        <w:drawing>
+          <wp:inline distT="0" distB="0" distL="0" distR="0">
+            <wp:extent cx="5965190" cy="2574290"/>
+            <wp:effectExtent l="0" t="0" r="0" b="0"/>
+            <wp:docPr id="17" name="Picture 17"/>
+            <wp:cNvGraphicFramePr>
+              <a:graphicFrameLocks xmlns:a="http://schemas.openxmlformats.org/drawingml/2006/main" noChangeAspect="1"/>
+            </wp:cNvGraphicFramePr>
+            <a:graphic xmlns:a="http://schemas.openxmlformats.org/drawingml/2006/main">
+              <a:graphicData uri="http://schemas.openxmlformats.org/drawingml/2006/picture">
+                <pic:pic xmlns:pic="http://schemas.openxmlformats.org/drawingml/2006/picture">
+                  <pic:nvPicPr>
+                    <pic:cNvPr id="0" name="Picture 4"/>
+                    <pic:cNvPicPr>
+                      <a:picLocks noChangeAspect="1" noChangeArrowheads="1"/>
+                    </pic:cNvPicPr>
+                  </pic:nvPicPr>
+                  <pic:blipFill>
+                    <a:blip>
+                      <a:extLst>
+                        <a:ext uri="{28A0092B-C50C-407E-A947-70E740481C1C}">
+                          <a14:useLocalDpi xmlns:a14="http://schemas.microsoft.com/office/drawing/2010/main" val="0"/>
+                        </a:ext>
+                      </a:extLst>
+                    </a:blip>
+                    <a:srcRect/>
+                    <a:stretch>
+                      <a:fillRect/>
+                    </a:stretch>
+                  </pic:blipFill>
+                  <pic:spPr bwMode="auto">
+                    <a:xfrm>
+                      <a:off x="0" y="0"/>
+                      <a:ext cx="5965190" cy="2574290"/>
+                    </a:xfrm>
+                    <a:prstGeom prst="rect">
+                      <a:avLst/>
+                    </a:prstGeom>
+                    <a:noFill/>
+                    <a:ln>
+                      <a:noFill/>
+                    </a:ln>
+                  </pic:spPr>
+                </pic:pic>
+              </a:graphicData>
+            </a:graphic>
+          </wp:inline>
+        </w:drawing>
+      </w:r>
+    </w:p>
+    <w:p>
+      <w:pPr>
+        <w:rPr>
+          <w:sz w:val="24"/>
+          <w:szCs w:val="24"/>
+        </w:rPr>
+      </w:pPr>
+      <w:r>
+        <w:rPr>
+          <w:noProof/>
+          <w:sz w:val="24"/>
+          <w:szCs w:val="24"/>
+        </w:rPr>
+        <w:drawing>
+          <wp:inline distT="0" distB="0" distL="0" distR="0">
+            <wp:extent cx="5943600" cy="4626610"/>
+            <wp:effectExtent l="0" t="0" r="0" b="2540"/>
+            <wp:docPr id="16" name="Picture 16"/>
+            <wp:cNvGraphicFramePr>
+              <a:graphicFrameLocks xmlns:a="http://schemas.openxmlformats.org/drawingml/2006/main" noChangeAspect="1"/>
+            </wp:cNvGraphicFramePr>
+            <a:graphic xmlns:a="http://schemas.openxmlformats.org/drawingml/2006/main">
+              <a:graphicData uri="http://schemas.openxmlformats.org/drawingml/2006/picture">
+                <pic:pic xmlns:pic="http://schemas.openxmlformats.org/drawingml/2006/picture">
+                  <pic:nvPicPr>
+                    <pic:cNvPr id="0" name="image4.png"/>
+                    <pic:cNvPicPr>
+                      <a:picLocks noChangeAspect="1" noChangeArrowheads="1"/>
+                    </pic:cNvPicPr>
+                  </pic:nvPicPr>
+                  <pic:blipFill>
+                    <a:blip>
+                      <a:extLst>
+                        <a:ext uri="{28A0092B-C50C-407E-A947-70E740481C1C}">
+                          <a14:useLocalDpi xmlns:a14="http://schemas.microsoft.com/office/drawing/2010/main" val="0"/>
+                        </a:ext>
+                      </a:extLst>
+                    </a:blip>
+                    <a:srcRect/>
+                    <a:stretch>
+                      <a:fillRect/>
+                    </a:stretch>
+                  </pic:blipFill>
+                  <pic:spPr bwMode="auto">
+                    <a:xfrm>
+                      <a:off x="0" y="0"/>
+                      <a:ext cx="5943600" cy="4626610"/>
+                    </a:xfrm>
+                    <a:prstGeom prst="rect">
+                      <a:avLst/>
+                    </a:prstGeom>
+                    <a:noFill/>
+                    <a:ln>
+                      <a:noFill/>
+                    </a:ln>
+                  </pic:spPr>
+                </pic:pic>
+              </a:graphicData>
+            </a:graphic>
+          </wp:inline>
+        </w:drawing>
+      </w:r>
+    </w:p>
+    <w:p>
+      <w:pPr>
+        <w:rPr>
+          <w:color w:val="FF0000"/>
+          <w:sz w:val="32"/>
+          <w:szCs w:val="32"/>
+        </w:rPr>
+      </w:pPr>
+      <w:r>
+        <w:rPr>
+          <w:color w:val="FF0000"/>
+          <w:sz w:val="32"/>
+          <w:szCs w:val="32"/>
+        </w:rPr>
+        <w:t xml:space="preserve">Spring MVC Flow </w:t>
+      </w:r>
+    </w:p>
+    <w:p>
+      <w:pPr>
+        <w:rPr>
+          <w:sz w:val="28"/>
+          <w:szCs w:val="28"/>
+        </w:rPr>
+      </w:pPr>
+      <w:r>
+        <w:rPr>
+          <w:sz w:val="28"/>
+          <w:szCs w:val="28"/>
+        </w:rPr>
+        <w:t xml:space="preserve">Step 1: First http request will be received by </w:t>
+      </w:r>
+      <w:proofErr w:type="spellStart"/>
+      <w:r>
+        <w:rPr>
+          <w:sz w:val="28"/>
+          <w:szCs w:val="28"/>
+        </w:rPr>
+        <w:t>DispatcherServlet</w:t>
+      </w:r>
+      <w:proofErr w:type="spellEnd"/>
+    </w:p>
+    <w:p>
+      <w:pPr>
+        <w:spacing w:line="232" w:lineRule="auto"/>
+        <w:jc w:val="both"/>
+        <w:rPr>
+          <w:sz w:val="28"/>
+          <w:szCs w:val="28"/>
+        </w:rPr>
+      </w:pPr>
+      <w:r>
+        <w:rPr>
+          <w:sz w:val="28"/>
+          <w:szCs w:val="28"/>
+        </w:rPr>
+        <w:lastRenderedPageBreak/>
+        <w:t xml:space="preserve">Step </w:t>
+      </w:r>
+      <w:proofErr w:type="gramStart"/>
+      <w:r>
+        <w:rPr>
+          <w:sz w:val="28"/>
+          <w:szCs w:val="28"/>
+        </w:rPr>
+        <w:t>2 :</w:t>
+      </w:r>
+      <w:proofErr w:type="spellStart"/>
+      <w:r>
+        <w:rPr>
+          <w:sz w:val="28"/>
+          <w:szCs w:val="28"/>
+        </w:rPr>
+        <w:t>DispatcherServlet</w:t>
+      </w:r>
+      <w:proofErr w:type="spellEnd"/>
+      <w:proofErr w:type="gramEnd"/>
+      <w:r>
+        <w:rPr>
+          <w:sz w:val="28"/>
+          <w:szCs w:val="28"/>
+        </w:rPr>
+        <w:t xml:space="preserve"> will take the help of </w:t>
+      </w:r>
+      <w:proofErr w:type="spellStart"/>
+      <w:r>
+        <w:rPr>
+          <w:sz w:val="28"/>
+          <w:szCs w:val="28"/>
+        </w:rPr>
+        <w:t>HandlerMapping</w:t>
+      </w:r>
+      <w:proofErr w:type="spellEnd"/>
+      <w:r>
+        <w:rPr>
+          <w:sz w:val="28"/>
+          <w:szCs w:val="28"/>
+        </w:rPr>
+        <w:t xml:space="preserve"> and get to know the Controller class name associated with the given request (based on the URL)</w:t>
+      </w:r>
+    </w:p>
+    <w:p>
+      <w:pPr>
+        <w:spacing w:line="100" w:lineRule="auto"/>
+        <w:rPr>
+          <w:rFonts w:ascii="Times New Roman" w:eastAsia="Times New Roman" w:hAnsi="Times New Roman" w:cs="Times New Roman"/>
+          <w:sz w:val="28"/>
+          <w:szCs w:val="28"/>
+        </w:rPr>
+      </w:pPr>
+    </w:p>
+    <w:p>
+      <w:pPr>
+        <w:spacing w:line="252" w:lineRule="auto"/>
+        <w:jc w:val="both"/>
+        <w:rPr>
+          <w:rFonts w:ascii="Calibri" w:eastAsia="Calibri" w:hAnsi="Calibri" w:cs="Calibri"/>
+          <w:sz w:val="28"/>
+          <w:szCs w:val="28"/>
+        </w:rPr>
+      </w:pPr>
+      <w:r>
+        <w:rPr>
+          <w:sz w:val="28"/>
+          <w:szCs w:val="28"/>
+        </w:rPr>
+        <w:t xml:space="preserve">Step </w:t>
+      </w:r>
+      <w:proofErr w:type="gramStart"/>
+      <w:r>
+        <w:rPr>
+          <w:sz w:val="28"/>
+          <w:szCs w:val="28"/>
+        </w:rPr>
+        <w:t>3 :</w:t>
+      </w:r>
+      <w:proofErr w:type="gramEnd"/>
+      <w:r>
+        <w:rPr>
+          <w:sz w:val="28"/>
+          <w:szCs w:val="28"/>
+        </w:rPr>
+        <w:t xml:space="preserve"> So request transfer to the Controller, and then controller will process the request by executing appropriate methods and returns </w:t>
+      </w:r>
+      <w:proofErr w:type="spellStart"/>
+      <w:r>
+        <w:rPr>
+          <w:sz w:val="28"/>
+          <w:szCs w:val="28"/>
+        </w:rPr>
+        <w:t>ModelAndView</w:t>
+      </w:r>
+      <w:proofErr w:type="spellEnd"/>
+      <w:r>
+        <w:rPr>
+          <w:sz w:val="28"/>
+          <w:szCs w:val="28"/>
+        </w:rPr>
+        <w:t xml:space="preserve"> object (contains </w:t>
+      </w:r>
+      <w:r>
+        <w:rPr>
+          <w:i/>
+          <w:iCs/>
+          <w:sz w:val="28"/>
+          <w:szCs w:val="28"/>
+        </w:rPr>
+        <w:t>Model</w:t>
+      </w:r>
+      <w:r>
+        <w:rPr>
+          <w:sz w:val="28"/>
+          <w:szCs w:val="28"/>
+        </w:rPr>
+        <w:t xml:space="preserve"> data and </w:t>
+      </w:r>
+      <w:r>
+        <w:rPr>
+          <w:i/>
+          <w:iCs/>
+          <w:sz w:val="28"/>
+          <w:szCs w:val="28"/>
+        </w:rPr>
+        <w:t>View</w:t>
+      </w:r>
+      <w:r>
+        <w:rPr>
+          <w:sz w:val="28"/>
+          <w:szCs w:val="28"/>
+        </w:rPr>
+        <w:t xml:space="preserve"> name) back to the </w:t>
+      </w:r>
+      <w:proofErr w:type="spellStart"/>
+      <w:r>
+        <w:rPr>
+          <w:sz w:val="28"/>
+          <w:szCs w:val="28"/>
+        </w:rPr>
+        <w:t>DispatcherServlet</w:t>
+      </w:r>
+      <w:proofErr w:type="spellEnd"/>
+    </w:p>
+    <w:p>
+      <w:pPr>
+        <w:spacing w:line="84" w:lineRule="auto"/>
+        <w:rPr>
+          <w:rFonts w:ascii="Times New Roman" w:eastAsia="Times New Roman" w:hAnsi="Times New Roman" w:cs="Times New Roman"/>
+        </w:rPr>
+      </w:pPr>
+    </w:p>
+    <w:p>
+      <w:pPr>
+        <w:spacing w:line="232" w:lineRule="auto"/>
+        <w:jc w:val="both"/>
+        <w:rPr>
+          <w:rFonts w:ascii="Calibri" w:eastAsia="Calibri" w:hAnsi="Calibri" w:cs="Calibri"/>
+          <w:sz w:val="24"/>
+          <w:szCs w:val="24"/>
+        </w:rPr>
+      </w:pPr>
+      <w:r>
+        <w:rPr>
+          <w:sz w:val="24"/>
+          <w:szCs w:val="24"/>
+        </w:rPr>
+        <w:t xml:space="preserve">Step </w:t>
+      </w:r>
+      <w:proofErr w:type="gramStart"/>
+      <w:r>
+        <w:rPr>
+          <w:sz w:val="24"/>
+          <w:szCs w:val="24"/>
+        </w:rPr>
+        <w:t>4 :</w:t>
+      </w:r>
+      <w:proofErr w:type="gramEnd"/>
+      <w:r>
+        <w:rPr>
+          <w:sz w:val="24"/>
+          <w:szCs w:val="24"/>
+        </w:rPr>
+        <w:t xml:space="preserve"> Now </w:t>
+      </w:r>
+      <w:proofErr w:type="spellStart"/>
+      <w:r>
+        <w:rPr>
+          <w:sz w:val="24"/>
+          <w:szCs w:val="24"/>
+        </w:rPr>
+        <w:t>DispatcherServlet</w:t>
+      </w:r>
+      <w:proofErr w:type="spellEnd"/>
+      <w:r>
+        <w:rPr>
+          <w:sz w:val="24"/>
+          <w:szCs w:val="24"/>
+        </w:rPr>
+        <w:t xml:space="preserve"> send the view name to the </w:t>
+      </w:r>
+      <w:proofErr w:type="spellStart"/>
+      <w:r>
+        <w:rPr>
+          <w:sz w:val="24"/>
+          <w:szCs w:val="24"/>
+        </w:rPr>
+        <w:t>ViewResolver</w:t>
+      </w:r>
+      <w:proofErr w:type="spellEnd"/>
+      <w:r>
+        <w:rPr>
+          <w:sz w:val="24"/>
+          <w:szCs w:val="24"/>
+        </w:rPr>
+        <w:t xml:space="preserve"> to get the actual view page </w:t>
+      </w:r>
+    </w:p>
+    <w:p>
+      <w:pPr>
+        <w:spacing w:line="232" w:lineRule="auto"/>
+        <w:jc w:val="both"/>
+        <w:rPr>
+          <w:sz w:val="24"/>
+          <w:szCs w:val="24"/>
+        </w:rPr>
+      </w:pPr>
+      <w:r>
+        <w:rPr>
+          <w:sz w:val="24"/>
+          <w:szCs w:val="24"/>
+        </w:rPr>
+        <w:t xml:space="preserve">Step </w:t>
+      </w:r>
+      <w:proofErr w:type="gramStart"/>
+      <w:r>
+        <w:rPr>
+          <w:sz w:val="24"/>
+          <w:szCs w:val="24"/>
+        </w:rPr>
+        <w:t>5 :</w:t>
+      </w:r>
+      <w:proofErr w:type="gramEnd"/>
+      <w:r>
+        <w:rPr>
+          <w:sz w:val="24"/>
+          <w:szCs w:val="24"/>
+        </w:rPr>
+        <w:t xml:space="preserve"> Finally </w:t>
+      </w:r>
+      <w:proofErr w:type="spellStart"/>
+      <w:r>
+        <w:rPr>
+          <w:sz w:val="24"/>
+          <w:szCs w:val="24"/>
+        </w:rPr>
+        <w:t>DispatcherServlet</w:t>
+      </w:r>
+      <w:proofErr w:type="spellEnd"/>
+      <w:r>
+        <w:rPr>
+          <w:sz w:val="24"/>
+          <w:szCs w:val="24"/>
+        </w:rPr>
+        <w:t xml:space="preserve"> will pass the </w:t>
+      </w:r>
+      <w:r>
+        <w:rPr>
+          <w:i/>
+          <w:iCs/>
+          <w:sz w:val="24"/>
+          <w:szCs w:val="24"/>
+        </w:rPr>
+        <w:t>Model</w:t>
+      </w:r>
+      <w:r>
+        <w:rPr>
+          <w:sz w:val="24"/>
+          <w:szCs w:val="24"/>
+        </w:rPr>
+        <w:t xml:space="preserve"> object to the </w:t>
+      </w:r>
+      <w:r>
+        <w:rPr>
+          <w:i/>
+          <w:iCs/>
+          <w:sz w:val="24"/>
+          <w:szCs w:val="24"/>
+        </w:rPr>
+        <w:t>View</w:t>
+      </w:r>
+      <w:r>
+        <w:rPr>
+          <w:sz w:val="24"/>
+          <w:szCs w:val="24"/>
+        </w:rPr>
+        <w:t xml:space="preserve"> page to display the result</w:t>
+      </w:r>
+    </w:p>
+    <w:p>
+      <w:pPr>
+        <w:spacing w:line="232" w:lineRule="auto"/>
+        <w:jc w:val="both"/>
+        <w:rPr>
+          <w:sz w:val="24"/>
+          <w:szCs w:val="24"/>
+        </w:rPr>
+      </w:pPr>
+      <w:r>
+        <w:rPr>
+          <w:noProof/>
+        </w:rPr>
+        <w:drawing>
+          <wp:anchor distT="0" distB="0" distL="0" distR="0" simplePos="0" relativeHeight="251658240" behindDoc="1" locked="0" layoutInCell="1" allowOverlap="1">
+            <wp:simplePos x="0" y="0"/>
+            <wp:positionH relativeFrom="column">
+              <wp:posOffset>398145</wp:posOffset>
+            </wp:positionH>
+            <wp:positionV relativeFrom="paragraph">
+              <wp:posOffset>241300</wp:posOffset>
+            </wp:positionV>
+            <wp:extent cx="5134610" cy="4323715"/>
+            <wp:effectExtent l="0" t="0" r="8890" b="635"/>
+            <wp:wrapNone/>
+            <wp:docPr id="21" name="Picture 21"/>
+            <wp:cNvGraphicFramePr>
+              <a:graphicFrameLocks xmlns:a="http://schemas.openxmlformats.org/drawingml/2006/main" noChangeAspect="1"/>
+            </wp:cNvGraphicFramePr>
+            <a:graphic xmlns:a="http://schemas.openxmlformats.org/drawingml/2006/main">
+              <a:graphicData uri="http://schemas.openxmlformats.org/drawingml/2006/picture">
+                <pic:pic xmlns:pic="http://schemas.openxmlformats.org/drawingml/2006/picture">
+                  <pic:nvPicPr>
+                    <pic:cNvPr id="0" name="image6.jpg"/>
+                    <pic:cNvPicPr>
+                      <a:picLocks noChangeAspect="1" noChangeArrowheads="1"/>
+                    </pic:cNvPicPr>
+                  </pic:nvPicPr>
+                  <pic:blipFill>
+                    <a:blip>
+                      <a:extLst>
+                        <a:ext uri="{28A0092B-C50C-407E-A947-70E740481C1C}">
+                          <a14:useLocalDpi xmlns:a14="http://schemas.microsoft.com/office/drawing/2010/main" val="0"/>
+                        </a:ext>
+                      </a:extLst>
+                    </a:blip>
+                    <a:srcRect/>
+                    <a:stretch>
+                      <a:fillRect/>
+                    </a:stretch>
+                  </pic:blipFill>
+                  <pic:spPr bwMode="auto">
+                    <a:xfrm>
+                      <a:off x="0" y="0"/>
+                      <a:ext cx="5134610" cy="4323715"/>
+                    </a:xfrm>
+                    <a:prstGeom prst="rect">
+                      <a:avLst/>
+                    </a:prstGeom>
+                    <a:noFill/>
+                  </pic:spPr>
+                </pic:pic>
+              </a:graphicData>
+            </a:graphic>
+            <wp14:sizeRelH relativeFrom="page">
+              <wp14:pctWidth>0</wp14:pctWidth>
+            </wp14:sizeRelH>
+            <wp14:sizeRelV relativeFrom="page">
+              <wp14:pctHeight>0</wp14:pctHeight>
+            </wp14:sizeRelV>
+          </wp:anchor>
+        </w:drawing>
+      </w:r>
+    </w:p>
+    <w:p>
+      <w:pPr>
+        <w:spacing w:line="232" w:lineRule="auto"/>
+        <w:jc w:val="both"/>
+        <w:rPr>
+          <w:sz w:val="24"/>
+          <w:szCs w:val="24"/>
+        </w:rPr>
+      </w:pPr>
+    </w:p>
+    <w:p>
+      <w:pPr>
+        <w:spacing w:line="232" w:lineRule="auto"/>
+        <w:jc w:val="both"/>
+        <w:rPr>
+          <w:sz w:val="24"/>
+          <w:szCs w:val="24"/>
+        </w:rPr>
+      </w:pPr>
+    </w:p>
+    <w:p>
+      <w:pPr>
+        <w:spacing w:line="232" w:lineRule="auto"/>
+        <w:jc w:val="both"/>
+        <w:rPr>
+          <w:sz w:val="24"/>
+          <w:szCs w:val="24"/>
+        </w:rPr>
+      </w:pPr>
+    </w:p>
+    <w:p>
+      <w:pPr>
+        <w:spacing w:line="232" w:lineRule="auto"/>
+        <w:jc w:val="both"/>
+        <w:rPr>
+          <w:sz w:val="24"/>
+          <w:szCs w:val="24"/>
+        </w:rPr>
+      </w:pPr>
+    </w:p>
+    <w:p>
+      <w:pPr>
+        <w:spacing w:line="232" w:lineRule="auto"/>
+        <w:jc w:val="both"/>
+        <w:rPr>
+          <w:sz w:val="24"/>
+          <w:szCs w:val="24"/>
+        </w:rPr>
+      </w:pPr>
+    </w:p>
+    <w:p>
+      <w:pPr>
+        <w:spacing w:line="232" w:lineRule="auto"/>
+        <w:jc w:val="both"/>
+        <w:rPr>
+          <w:sz w:val="24"/>
+          <w:szCs w:val="24"/>
+        </w:rPr>
+      </w:pPr>
+    </w:p>
+    <w:p>
+      <w:pPr>
+        <w:spacing w:line="232" w:lineRule="auto"/>
+        <w:jc w:val="both"/>
+        <w:rPr>
+          <w:sz w:val="24"/>
+          <w:szCs w:val="24"/>
+        </w:rPr>
+      </w:pPr>
+    </w:p>
+    <w:p>
+      <w:pPr>
+        <w:spacing w:line="232" w:lineRule="auto"/>
+        <w:jc w:val="both"/>
+        <w:rPr>
+          <w:sz w:val="24"/>
+          <w:szCs w:val="24"/>
+        </w:rPr>
+      </w:pPr>
+    </w:p>
+    <w:p>
+      <w:pPr>
+        <w:spacing w:line="232" w:lineRule="auto"/>
+        <w:jc w:val="both"/>
+        <w:rPr>
+          <w:sz w:val="24"/>
+          <w:szCs w:val="24"/>
+        </w:rPr>
+      </w:pPr>
+    </w:p>
+    <w:p>
+      <w:pPr>
+        <w:spacing w:line="232" w:lineRule="auto"/>
+        <w:jc w:val="both"/>
+        <w:rPr>
+          <w:sz w:val="24"/>
+          <w:szCs w:val="24"/>
+        </w:rPr>
+      </w:pPr>
+    </w:p>
+    <w:p>
+      <w:pPr>
+        <w:spacing w:line="232" w:lineRule="auto"/>
+        <w:jc w:val="both"/>
+        <w:rPr>
+          <w:sz w:val="24"/>
+          <w:szCs w:val="24"/>
+        </w:rPr>
+      </w:pPr>
+    </w:p>
+    <w:p>
+      <w:pPr>
+        <w:spacing w:line="232" w:lineRule="auto"/>
+        <w:jc w:val="both"/>
+        <w:rPr>
+          <w:sz w:val="24"/>
+          <w:szCs w:val="24"/>
+        </w:rPr>
+      </w:pPr>
+    </w:p>
+    <w:p>
+      <w:pPr>
+        <w:spacing w:line="232" w:lineRule="auto"/>
+        <w:jc w:val="both"/>
+        <w:rPr>
+          <w:sz w:val="24"/>
+          <w:szCs w:val="24"/>
+        </w:rPr>
+      </w:pPr>
+    </w:p>
+    <w:p>
+      <w:pPr>
+        <w:spacing w:line="232" w:lineRule="auto"/>
+        <w:jc w:val="both"/>
+        <w:rPr>
+          <w:sz w:val="24"/>
+          <w:szCs w:val="24"/>
+        </w:rPr>
+      </w:pPr>
+    </w:p>
+    <w:p>
+      <w:pPr>
+        <w:spacing w:line="232" w:lineRule="auto"/>
+        <w:jc w:val="both"/>
+        <w:rPr>
+          <w:sz w:val="24"/>
+          <w:szCs w:val="24"/>
+        </w:rPr>
+      </w:pPr>
+    </w:p>
+    <w:p>
+      <w:pPr>
+        <w:spacing w:line="232" w:lineRule="auto"/>
+        <w:jc w:val="both"/>
+        <w:rPr>
+          <w:sz w:val="24"/>
+          <w:szCs w:val="24"/>
+        </w:rPr>
+      </w:pPr>
+    </w:p>
+    <w:p>
+      <w:pPr>
+        <w:spacing w:line="232" w:lineRule="auto"/>
+        <w:jc w:val="both"/>
+        <w:rPr>
+          <w:sz w:val="24"/>
+          <w:szCs w:val="24"/>
+        </w:rPr>
+      </w:pPr>
+    </w:p>
+    <w:p>
+      <w:pPr>
+        <w:spacing w:line="232" w:lineRule="auto"/>
+        <w:jc w:val="both"/>
+        <w:rPr>
+          <w:sz w:val="24"/>
+          <w:szCs w:val="24"/>
+        </w:rPr>
+      </w:pPr>
+    </w:p>
+    <w:p>
+      <w:pPr>
+        <w:spacing w:line="232" w:lineRule="auto"/>
+        <w:jc w:val="both"/>
+        <w:rPr>
+          <w:sz w:val="24"/>
+          <w:szCs w:val="24"/>
+        </w:rPr>
+      </w:pPr>
+    </w:p>
+    <w:p>
+      <w:pPr>
+        <w:spacing w:line="232" w:lineRule="auto"/>
+        <w:jc w:val="both"/>
+        <w:rPr>
+          <w:sz w:val="24"/>
+          <w:szCs w:val="24"/>
+        </w:rPr>
+      </w:pPr>
+    </w:p>
+    <w:p>
+      <w:pPr>
+        <w:spacing w:line="232" w:lineRule="auto"/>
+        <w:jc w:val="both"/>
+        <w:rPr>
+          <w:sz w:val="24"/>
+          <w:szCs w:val="24"/>
+        </w:rPr>
+      </w:pPr>
+    </w:p>
+    <w:p>
+      <w:pPr>
+        <w:spacing w:line="232" w:lineRule="auto"/>
+        <w:jc w:val="both"/>
+        <w:rPr>
+          <w:sz w:val="24"/>
+          <w:szCs w:val="24"/>
+        </w:rPr>
+      </w:pPr>
+    </w:p>
+    <w:p>
+      <w:pPr>
+        <w:spacing w:line="232" w:lineRule="auto"/>
+        <w:jc w:val="both"/>
+        <w:rPr>
+          <w:sz w:val="24"/>
+          <w:szCs w:val="24"/>
+        </w:rPr>
+      </w:pPr>
+    </w:p>
+    <w:p>
+      <w:pPr>
+        <w:spacing w:line="232" w:lineRule="auto"/>
+        <w:jc w:val="both"/>
+        <w:rPr>
+          <w:sz w:val="24"/>
+          <w:szCs w:val="24"/>
+        </w:rPr>
+      </w:pPr>
+    </w:p>
+    <w:p>
+      <w:pPr>
+        <w:spacing w:line="232" w:lineRule="auto"/>
+        <w:jc w:val="both"/>
+        <w:rPr>
+          <w:sz w:val="24"/>
+          <w:szCs w:val="24"/>
+        </w:rPr>
+      </w:pPr>
+    </w:p>
+    <w:p>
+      <w:pPr>
+        <w:spacing w:after="0"/>
+        <w:rPr>
+          <w:color w:val="C00000"/>
+          <w:sz w:val="24"/>
+          <w:szCs w:val="24"/>
+        </w:rPr>
+      </w:pPr>
+    </w:p>
+    <w:p>
+      <w:pPr>
+        <w:rPr>
+          <w:sz w:val="24"/>
+          <w:szCs w:val="24"/>
+        </w:rPr>
+      </w:pPr>
+      <w:proofErr w:type="spellStart"/>
+      <w:r>
+        <w:rPr>
+          <w:sz w:val="24"/>
+          <w:szCs w:val="24"/>
+        </w:rPr>
+        <w:t>DispatcherServlet</w:t>
+      </w:r>
+      <w:proofErr w:type="spellEnd"/>
+    </w:p>
+    <w:p>
+      <w:pPr>
+        <w:numPr>
+          <w:ilvl w:val="0"/>
+          <w:numId w:val="67"/>
+        </w:numPr>
+        <w:spacing w:after="0" w:line="256" w:lineRule="auto"/>
+        <w:rPr>
+          <w:color w:val="000000"/>
+          <w:sz w:val="24"/>
+          <w:szCs w:val="24"/>
+        </w:rPr>
+      </w:pPr>
+      <w:r>
+        <w:rPr>
+          <w:color w:val="000000"/>
+          <w:sz w:val="24"/>
+          <w:szCs w:val="24"/>
+        </w:rPr>
+        <w:t xml:space="preserve">It is </w:t>
+      </w:r>
+      <w:r>
+        <w:rPr>
+          <w:b/>
+          <w:bCs/>
+          <w:color w:val="000000"/>
+          <w:sz w:val="24"/>
+          <w:szCs w:val="24"/>
+        </w:rPr>
+        <w:t>a front controller</w:t>
+      </w:r>
+      <w:r>
+        <w:rPr>
+          <w:color w:val="000000"/>
+          <w:sz w:val="24"/>
+          <w:szCs w:val="24"/>
+        </w:rPr>
+        <w:t xml:space="preserve"> servlet which delegates request to controller (business component). </w:t>
+      </w:r>
+    </w:p>
+    <w:p>
+      <w:pPr>
+        <w:numPr>
+          <w:ilvl w:val="0"/>
+          <w:numId w:val="67"/>
+        </w:numPr>
+        <w:spacing w:line="256" w:lineRule="auto"/>
+        <w:rPr>
+          <w:color w:val="000000"/>
+          <w:sz w:val="24"/>
+          <w:szCs w:val="24"/>
+        </w:rPr>
+      </w:pPr>
+      <w:r>
+        <w:rPr>
+          <w:color w:val="000000"/>
+          <w:sz w:val="24"/>
+          <w:szCs w:val="24"/>
+        </w:rPr>
+        <w:t xml:space="preserve">The </w:t>
+      </w:r>
+      <w:proofErr w:type="spellStart"/>
+      <w:r>
+        <w:rPr>
+          <w:color w:val="000000"/>
+          <w:sz w:val="24"/>
+          <w:szCs w:val="24"/>
+        </w:rPr>
+        <w:t>DispatcherServlet</w:t>
+      </w:r>
+      <w:proofErr w:type="spellEnd"/>
+      <w:r>
+        <w:rPr>
+          <w:color w:val="000000"/>
+          <w:sz w:val="24"/>
+          <w:szCs w:val="24"/>
+        </w:rPr>
+        <w:t xml:space="preserve"> consults </w:t>
+      </w:r>
+      <w:proofErr w:type="spellStart"/>
+      <w:r>
+        <w:rPr>
+          <w:color w:val="000000"/>
+          <w:sz w:val="24"/>
+          <w:szCs w:val="24"/>
+        </w:rPr>
+        <w:t>HandlerMapping</w:t>
+      </w:r>
+      <w:proofErr w:type="spellEnd"/>
+      <w:r>
+        <w:rPr>
+          <w:color w:val="000000"/>
+          <w:sz w:val="24"/>
+          <w:szCs w:val="24"/>
+        </w:rPr>
+        <w:t xml:space="preserve"> to decide controller class to delegate, and also consult a </w:t>
+      </w:r>
+      <w:proofErr w:type="spellStart"/>
+      <w:r>
+        <w:rPr>
+          <w:color w:val="000000"/>
+          <w:sz w:val="24"/>
+          <w:szCs w:val="24"/>
+        </w:rPr>
+        <w:t>ViewResolver</w:t>
+      </w:r>
+      <w:proofErr w:type="spellEnd"/>
+      <w:r>
+        <w:rPr>
+          <w:color w:val="000000"/>
+          <w:sz w:val="24"/>
+          <w:szCs w:val="24"/>
+        </w:rPr>
+        <w:t xml:space="preserve"> to map the logical view name to a specific physical </w:t>
+      </w:r>
+      <w:proofErr w:type="spellStart"/>
+      <w:r>
+        <w:rPr>
+          <w:color w:val="000000"/>
+          <w:sz w:val="24"/>
+          <w:szCs w:val="24"/>
+        </w:rPr>
+        <w:t>reponse</w:t>
+      </w:r>
+      <w:proofErr w:type="spellEnd"/>
+      <w:r>
+        <w:rPr>
+          <w:color w:val="000000"/>
+          <w:sz w:val="24"/>
+          <w:szCs w:val="24"/>
+        </w:rPr>
+        <w:t xml:space="preserve"> page.</w:t>
+      </w:r>
+    </w:p>
+    <w:p>
+      <w:pPr>
+        <w:rPr>
+          <w:sz w:val="24"/>
+          <w:szCs w:val="24"/>
+        </w:rPr>
+      </w:pPr>
+      <w:r>
+        <w:rPr>
+          <w:sz w:val="24"/>
+          <w:szCs w:val="24"/>
+        </w:rPr>
+        <w:t>Handler Mappings</w:t>
+      </w:r>
+    </w:p>
+    <w:p>
+      <w:pPr>
+        <w:numPr>
+          <w:ilvl w:val="0"/>
+          <w:numId w:val="68"/>
+        </w:numPr>
+        <w:spacing w:after="0" w:line="256" w:lineRule="auto"/>
+        <w:rPr>
+          <w:color w:val="000000"/>
+          <w:sz w:val="24"/>
+          <w:szCs w:val="24"/>
+        </w:rPr>
+      </w:pPr>
+      <w:r>
+        <w:rPr>
+          <w:color w:val="000000"/>
+          <w:sz w:val="24"/>
+          <w:szCs w:val="24"/>
+        </w:rPr>
+        <w:t xml:space="preserve">It is used to decide one controller among many controllers using </w:t>
+      </w:r>
+      <w:proofErr w:type="spellStart"/>
+      <w:r>
+        <w:rPr>
+          <w:color w:val="000000"/>
+          <w:sz w:val="24"/>
+          <w:szCs w:val="24"/>
+        </w:rPr>
+        <w:t>urlpath</w:t>
+      </w:r>
+      <w:proofErr w:type="spellEnd"/>
+      <w:r>
+        <w:rPr>
+          <w:color w:val="000000"/>
+          <w:sz w:val="24"/>
+          <w:szCs w:val="24"/>
+        </w:rPr>
+        <w:t xml:space="preserve">. </w:t>
+      </w:r>
+    </w:p>
+    <w:p>
+      <w:pPr>
+        <w:numPr>
+          <w:ilvl w:val="0"/>
+          <w:numId w:val="68"/>
+        </w:numPr>
+        <w:spacing w:line="256" w:lineRule="auto"/>
+        <w:rPr>
+          <w:color w:val="000000"/>
+          <w:sz w:val="24"/>
+          <w:szCs w:val="24"/>
+        </w:rPr>
+      </w:pPr>
+      <w:r>
+        <w:rPr>
+          <w:color w:val="000000"/>
+          <w:sz w:val="24"/>
+          <w:szCs w:val="24"/>
+        </w:rPr>
+        <w:t>The spring framework contains following handler mapping implementations:</w:t>
+      </w:r>
+    </w:p>
+    <w:tbl>
+      <w:tblPr>
+        <w:tblW w:w="9780" w:type="dxa"/>
+        <w:tblInd w:w="-108" w:type="dxa"/>
+        <w:tblBorders>
+          <w:top w:val="single" w:sz="4" w:space="0" w:color="000000"/>
+          <w:left w:val="single" w:sz="4" w:space="0" w:color="000000"/>
+          <w:bottom w:val="single" w:sz="4" w:space="0" w:color="000000"/>
+          <w:right w:val="single" w:sz="4" w:space="0" w:color="000000"/>
+          <w:insideH w:val="single" w:sz="4" w:space="0" w:color="000000"/>
+          <w:insideV w:val="single" w:sz="4" w:space="0" w:color="000000"/>
+        </w:tblBorders>
+        <w:tblLayout w:type="fixed"/>
+        <w:tblLook w:val="0400" w:firstRow="0" w:lastRow="0" w:firstColumn="0" w:lastColumn="0" w:noHBand="0" w:noVBand="1"/>
+      </w:tblPr>
+      <w:tblGrid>
+        <w:gridCol w:w="4945"/>
+        <w:gridCol w:w="4835"/>
+      </w:tblGrid>
+      <w:tr>
+        <w:trPr>
+          <w:trHeight w:val="298"/>
+          <w:tblHeader/>
+        </w:trPr>
+        <w:tc>
+          <w:tcPr>
+            <w:tcW w:w="4944" w:type="dxa"/>
+            <w:tcBorders>
+              <w:top w:val="single" w:sz="4" w:space="0" w:color="000000"/>
+              <w:left w:val="single" w:sz="4" w:space="0" w:color="000000"/>
+              <w:bottom w:val="single" w:sz="4" w:space="0" w:color="000000"/>
+              <w:right w:val="single" w:sz="4" w:space="0" w:color="000000"/>
+            </w:tcBorders>
+            <w:shd w:val="clear" w:color="auto" w:fill="F2DCDB"/>
+            <w:hideMark/>
+          </w:tcPr>
+          <w:p>
+            <w:pPr>
+              <w:jc w:val="center"/>
+              <w:rPr>
+                <w:sz w:val="24"/>
+                <w:szCs w:val="24"/>
+              </w:rPr>
+            </w:pPr>
+            <w:r>
+              <w:rPr>
+                <w:sz w:val="24"/>
+                <w:szCs w:val="24"/>
+              </w:rPr>
+              <w:t>Handler Mapping Implementation</w:t>
+            </w:r>
+          </w:p>
+        </w:tc>
+        <w:tc>
+          <w:tcPr>
+            <w:tcW w:w="4835" w:type="dxa"/>
+            <w:tcBorders>
+              <w:top w:val="single" w:sz="4" w:space="0" w:color="000000"/>
+              <w:left w:val="single" w:sz="4" w:space="0" w:color="000000"/>
+              <w:bottom w:val="single" w:sz="4" w:space="0" w:color="000000"/>
+              <w:right w:val="single" w:sz="4" w:space="0" w:color="000000"/>
+            </w:tcBorders>
+            <w:shd w:val="clear" w:color="auto" w:fill="F2DCDB"/>
+            <w:hideMark/>
+          </w:tcPr>
+          <w:p>
+            <w:pPr>
+              <w:jc w:val="center"/>
+              <w:rPr>
+                <w:sz w:val="24"/>
+                <w:szCs w:val="24"/>
+              </w:rPr>
+            </w:pPr>
+            <w:r>
+              <w:rPr>
+                <w:sz w:val="24"/>
+                <w:szCs w:val="24"/>
+              </w:rPr>
+              <w:t>Description</w:t>
+            </w:r>
+          </w:p>
+        </w:tc>
+      </w:tr>
+      <w:tr>
+        <w:trPr>
+          <w:trHeight w:val="905"/>
+          <w:tblHeader/>
+        </w:trPr>
+        <w:tc>
+          <w:tcPr>
+            <w:tcW w:w="4944" w:type="dxa"/>
+            <w:tcBorders>
+              <w:top w:val="single" w:sz="4" w:space="0" w:color="000000"/>
+              <w:left w:val="single" w:sz="4" w:space="0" w:color="000000"/>
+              <w:bottom w:val="single" w:sz="4" w:space="0" w:color="000000"/>
+              <w:right w:val="single" w:sz="4" w:space="0" w:color="000000"/>
+            </w:tcBorders>
+            <w:hideMark/>
+          </w:tcPr>
+          <w:p>
+            <w:pPr>
+              <w:rPr>
+                <w:sz w:val="24"/>
+                <w:szCs w:val="24"/>
+              </w:rPr>
+            </w:pPr>
+            <w:proofErr w:type="spellStart"/>
+            <w:r>
+              <w:rPr>
+                <w:sz w:val="24"/>
+                <w:szCs w:val="24"/>
+              </w:rPr>
+              <w:t>BeanNameUrlHandlerMapping</w:t>
+            </w:r>
+            <w:proofErr w:type="spellEnd"/>
+          </w:p>
+        </w:tc>
+        <w:tc>
+          <w:tcPr>
+            <w:tcW w:w="4835" w:type="dxa"/>
+            <w:tcBorders>
+              <w:top w:val="single" w:sz="4" w:space="0" w:color="000000"/>
+              <w:left w:val="single" w:sz="4" w:space="0" w:color="000000"/>
+              <w:bottom w:val="single" w:sz="4" w:space="0" w:color="000000"/>
+              <w:right w:val="single" w:sz="4" w:space="0" w:color="000000"/>
+            </w:tcBorders>
+            <w:hideMark/>
+          </w:tcPr>
+          <w:p>
+            <w:pPr>
+              <w:rPr>
+                <w:sz w:val="24"/>
+                <w:szCs w:val="24"/>
+              </w:rPr>
+            </w:pPr>
+            <w:r>
+              <w:rPr>
+                <w:sz w:val="24"/>
+                <w:szCs w:val="24"/>
+              </w:rPr>
+              <w:t xml:space="preserve">Maps controllers to </w:t>
+            </w:r>
+            <w:proofErr w:type="spellStart"/>
+            <w:r>
+              <w:rPr>
+                <w:sz w:val="24"/>
+                <w:szCs w:val="24"/>
+              </w:rPr>
+              <w:t>urls</w:t>
+            </w:r>
+            <w:proofErr w:type="spellEnd"/>
+            <w:r>
+              <w:rPr>
+                <w:sz w:val="24"/>
+                <w:szCs w:val="24"/>
+              </w:rPr>
+              <w:t xml:space="preserve"> that are based on controller’s bean name in spring configuration file.</w:t>
+            </w:r>
+          </w:p>
+        </w:tc>
+      </w:tr>
+      <w:tr>
+        <w:trPr>
+          <w:trHeight w:val="607"/>
+          <w:tblHeader/>
+        </w:trPr>
+        <w:tc>
+          <w:tcPr>
+            <w:tcW w:w="4944" w:type="dxa"/>
+            <w:tcBorders>
+              <w:top w:val="single" w:sz="4" w:space="0" w:color="000000"/>
+              <w:left w:val="single" w:sz="4" w:space="0" w:color="000000"/>
+              <w:bottom w:val="single" w:sz="4" w:space="0" w:color="000000"/>
+              <w:right w:val="single" w:sz="4" w:space="0" w:color="000000"/>
+            </w:tcBorders>
+            <w:hideMark/>
+          </w:tcPr>
+          <w:p>
+            <w:pPr>
+              <w:rPr>
+                <w:sz w:val="24"/>
+                <w:szCs w:val="24"/>
+              </w:rPr>
+            </w:pPr>
+            <w:proofErr w:type="spellStart"/>
+            <w:r>
+              <w:rPr>
+                <w:sz w:val="24"/>
+                <w:szCs w:val="24"/>
+              </w:rPr>
+              <w:t>ControllerBeanNameHandlerMapping</w:t>
+            </w:r>
+            <w:proofErr w:type="spellEnd"/>
+          </w:p>
+        </w:tc>
+        <w:tc>
+          <w:tcPr>
+            <w:tcW w:w="4835" w:type="dxa"/>
+            <w:tcBorders>
+              <w:top w:val="single" w:sz="4" w:space="0" w:color="000000"/>
+              <w:left w:val="single" w:sz="4" w:space="0" w:color="000000"/>
+              <w:bottom w:val="single" w:sz="4" w:space="0" w:color="000000"/>
+              <w:right w:val="single" w:sz="4" w:space="0" w:color="000000"/>
+            </w:tcBorders>
+            <w:hideMark/>
+          </w:tcPr>
+          <w:p>
+            <w:pPr>
+              <w:rPr>
+                <w:sz w:val="24"/>
+                <w:szCs w:val="24"/>
+              </w:rPr>
+            </w:pPr>
+            <w:r>
+              <w:rPr>
+                <w:sz w:val="24"/>
+                <w:szCs w:val="24"/>
+              </w:rPr>
+              <w:t>Same as above except the bean names aren’t required to follow URL conventions.</w:t>
+            </w:r>
+          </w:p>
+        </w:tc>
+      </w:tr>
+      <w:tr>
+        <w:trPr>
+          <w:trHeight w:val="905"/>
+          <w:tblHeader/>
+        </w:trPr>
+        <w:tc>
+          <w:tcPr>
+            <w:tcW w:w="4944" w:type="dxa"/>
+            <w:tcBorders>
+              <w:top w:val="single" w:sz="4" w:space="0" w:color="000000"/>
+              <w:left w:val="single" w:sz="4" w:space="0" w:color="000000"/>
+              <w:bottom w:val="single" w:sz="4" w:space="0" w:color="000000"/>
+              <w:right w:val="single" w:sz="4" w:space="0" w:color="000000"/>
+            </w:tcBorders>
+            <w:hideMark/>
+          </w:tcPr>
+          <w:p>
+            <w:pPr>
+              <w:rPr>
+                <w:sz w:val="24"/>
+                <w:szCs w:val="24"/>
+              </w:rPr>
+            </w:pPr>
+            <w:proofErr w:type="spellStart"/>
+            <w:r>
+              <w:rPr>
+                <w:sz w:val="24"/>
+                <w:szCs w:val="24"/>
+              </w:rPr>
+              <w:t>ControllerClassNameHandlerMapping</w:t>
+            </w:r>
+            <w:proofErr w:type="spellEnd"/>
+          </w:p>
+        </w:tc>
+        <w:tc>
+          <w:tcPr>
+            <w:tcW w:w="4835" w:type="dxa"/>
+            <w:tcBorders>
+              <w:top w:val="single" w:sz="4" w:space="0" w:color="000000"/>
+              <w:left w:val="single" w:sz="4" w:space="0" w:color="000000"/>
+              <w:bottom w:val="single" w:sz="4" w:space="0" w:color="000000"/>
+              <w:right w:val="single" w:sz="4" w:space="0" w:color="000000"/>
+            </w:tcBorders>
+            <w:hideMark/>
+          </w:tcPr>
+          <w:p>
+            <w:pPr>
+              <w:rPr>
+                <w:sz w:val="24"/>
+                <w:szCs w:val="24"/>
+              </w:rPr>
+            </w:pPr>
+            <w:r>
+              <w:rPr>
+                <w:sz w:val="24"/>
+                <w:szCs w:val="24"/>
+              </w:rPr>
+              <w:t>Maps controllers to URLs by using the controllers’ class names as the basis for their URLs.</w:t>
+            </w:r>
+          </w:p>
+        </w:tc>
+      </w:tr>
+      <w:tr>
+        <w:trPr>
+          <w:trHeight w:val="905"/>
+        </w:trPr>
+        <w:tc>
+          <w:tcPr>
+            <w:tcW w:w="4944" w:type="dxa"/>
+            <w:tcBorders>
+              <w:top w:val="single" w:sz="4" w:space="0" w:color="000000"/>
+              <w:left w:val="single" w:sz="4" w:space="0" w:color="000000"/>
+              <w:bottom w:val="single" w:sz="4" w:space="0" w:color="000000"/>
+              <w:right w:val="single" w:sz="4" w:space="0" w:color="000000"/>
+            </w:tcBorders>
+            <w:hideMark/>
+          </w:tcPr>
+          <w:p>
+            <w:pPr>
+              <w:rPr>
+                <w:sz w:val="24"/>
+                <w:szCs w:val="24"/>
+              </w:rPr>
+            </w:pPr>
+            <w:proofErr w:type="spellStart"/>
+            <w:r>
+              <w:rPr>
+                <w:sz w:val="24"/>
+                <w:szCs w:val="24"/>
+              </w:rPr>
+              <w:t>DefaultAnnotationHandlerMapping</w:t>
+            </w:r>
+            <w:proofErr w:type="spellEnd"/>
+          </w:p>
+        </w:tc>
+        <w:tc>
+          <w:tcPr>
+            <w:tcW w:w="4835" w:type="dxa"/>
+            <w:tcBorders>
+              <w:top w:val="single" w:sz="4" w:space="0" w:color="000000"/>
+              <w:left w:val="single" w:sz="4" w:space="0" w:color="000000"/>
+              <w:bottom w:val="single" w:sz="4" w:space="0" w:color="000000"/>
+              <w:right w:val="single" w:sz="4" w:space="0" w:color="000000"/>
+            </w:tcBorders>
+            <w:hideMark/>
+          </w:tcPr>
+          <w:p>
+            <w:pPr>
+              <w:rPr>
+                <w:sz w:val="24"/>
+                <w:szCs w:val="24"/>
+              </w:rPr>
+            </w:pPr>
+            <w:r>
+              <w:rPr>
+                <w:sz w:val="24"/>
+                <w:szCs w:val="24"/>
+              </w:rPr>
+              <w:t xml:space="preserve">Maps request to controller and control- </w:t>
+            </w:r>
+            <w:proofErr w:type="spellStart"/>
+            <w:r>
+              <w:rPr>
+                <w:sz w:val="24"/>
+                <w:szCs w:val="24"/>
+              </w:rPr>
+              <w:t>ler</w:t>
+            </w:r>
+            <w:proofErr w:type="spellEnd"/>
+            <w:r>
+              <w:rPr>
+                <w:sz w:val="24"/>
+                <w:szCs w:val="24"/>
+              </w:rPr>
+              <w:t xml:space="preserve"> methods that are annotated with </w:t>
+            </w:r>
+            <w:r>
+              <w:rPr>
+                <w:rFonts w:ascii="Courier" w:eastAsia="Courier" w:hAnsi="Courier" w:cs="Courier"/>
+                <w:sz w:val="24"/>
+                <w:szCs w:val="24"/>
+              </w:rPr>
+              <w:t>@</w:t>
+            </w:r>
+            <w:proofErr w:type="spellStart"/>
+            <w:r>
+              <w:rPr>
+                <w:rFonts w:ascii="Courier" w:eastAsia="Courier" w:hAnsi="Courier" w:cs="Courier"/>
+                <w:sz w:val="24"/>
+                <w:szCs w:val="24"/>
+              </w:rPr>
+              <w:t>RequestMapping</w:t>
+            </w:r>
+            <w:proofErr w:type="spellEnd"/>
+            <w:r>
+              <w:rPr>
+                <w:sz w:val="24"/>
+                <w:szCs w:val="24"/>
+              </w:rPr>
+              <w:t>.</w:t>
+            </w:r>
+          </w:p>
+        </w:tc>
+      </w:tr>
+      <w:tr>
+        <w:trPr>
+          <w:trHeight w:val="905"/>
+        </w:trPr>
+        <w:tc>
+          <w:tcPr>
+            <w:tcW w:w="4944" w:type="dxa"/>
+            <w:tcBorders>
+              <w:top w:val="single" w:sz="4" w:space="0" w:color="000000"/>
+              <w:left w:val="single" w:sz="4" w:space="0" w:color="000000"/>
+              <w:bottom w:val="single" w:sz="4" w:space="0" w:color="000000"/>
+              <w:right w:val="single" w:sz="4" w:space="0" w:color="000000"/>
+            </w:tcBorders>
+            <w:hideMark/>
+          </w:tcPr>
+          <w:p>
+            <w:pPr>
+              <w:rPr>
+                <w:sz w:val="24"/>
+                <w:szCs w:val="24"/>
+              </w:rPr>
+            </w:pPr>
+            <w:proofErr w:type="spellStart"/>
+            <w:r>
+              <w:rPr>
+                <w:sz w:val="24"/>
+                <w:szCs w:val="24"/>
+              </w:rPr>
+              <w:t>SimpleUrlHandlerMapping</w:t>
+            </w:r>
+            <w:proofErr w:type="spellEnd"/>
+          </w:p>
+        </w:tc>
+        <w:tc>
+          <w:tcPr>
+            <w:tcW w:w="4835" w:type="dxa"/>
+            <w:tcBorders>
+              <w:top w:val="single" w:sz="4" w:space="0" w:color="000000"/>
+              <w:left w:val="single" w:sz="4" w:space="0" w:color="000000"/>
+              <w:bottom w:val="single" w:sz="4" w:space="0" w:color="000000"/>
+              <w:right w:val="single" w:sz="4" w:space="0" w:color="000000"/>
+            </w:tcBorders>
+            <w:hideMark/>
+          </w:tcPr>
+          <w:p>
+            <w:pPr>
+              <w:rPr>
+                <w:sz w:val="24"/>
+                <w:szCs w:val="24"/>
+              </w:rPr>
+            </w:pPr>
+            <w:r>
+              <w:rPr>
+                <w:sz w:val="24"/>
+                <w:szCs w:val="24"/>
+              </w:rPr>
+              <w:t xml:space="preserve">Maps controllers to URLs using a property </w:t>
+            </w:r>
+            <w:proofErr w:type="spellStart"/>
+            <w:r>
+              <w:rPr>
+                <w:sz w:val="24"/>
+                <w:szCs w:val="24"/>
+              </w:rPr>
+              <w:t>collec</w:t>
+            </w:r>
+            <w:proofErr w:type="spellEnd"/>
+            <w:r>
+              <w:rPr>
+                <w:sz w:val="24"/>
+                <w:szCs w:val="24"/>
+              </w:rPr>
+              <w:t xml:space="preserve">- </w:t>
+            </w:r>
+            <w:proofErr w:type="spellStart"/>
+            <w:r>
+              <w:rPr>
+                <w:sz w:val="24"/>
+                <w:szCs w:val="24"/>
+              </w:rPr>
+              <w:t>tion</w:t>
+            </w:r>
+            <w:proofErr w:type="spellEnd"/>
+            <w:r>
+              <w:rPr>
+                <w:sz w:val="24"/>
+                <w:szCs w:val="24"/>
+              </w:rPr>
+              <w:t xml:space="preserve"> defined in the Spring application context.</w:t>
+            </w:r>
+          </w:p>
+        </w:tc>
+      </w:tr>
+    </w:tbl>
+    <w:p>
+      <w:pPr>
+        <w:rPr>
+          <w:rFonts w:ascii="Calibri" w:hAnsi="Calibri" w:cs="Calibri"/>
+          <w:sz w:val="24"/>
+          <w:szCs w:val="24"/>
+          <w:lang w:val="en"/>
+        </w:rPr>
+      </w:pPr>
+    </w:p>
+    <w:p>
+      <w:pPr>
+        <w:numPr>
+          <w:ilvl w:val="0"/>
+          <w:numId w:val="68"/>
+        </w:numPr>
+        <w:spacing w:line="256" w:lineRule="auto"/>
+        <w:rPr>
+          <w:color w:val="000000"/>
+          <w:sz w:val="24"/>
+          <w:szCs w:val="24"/>
+        </w:rPr>
+      </w:pPr>
+      <w:r>
+        <w:rPr>
+          <w:color w:val="000000"/>
+          <w:sz w:val="24"/>
+          <w:szCs w:val="24"/>
+        </w:rPr>
+        <w:lastRenderedPageBreak/>
+        <w:t xml:space="preserve">By default, the </w:t>
+      </w:r>
+      <w:proofErr w:type="spellStart"/>
+      <w:r>
+        <w:rPr>
+          <w:color w:val="000000"/>
+          <w:sz w:val="24"/>
+          <w:szCs w:val="24"/>
+        </w:rPr>
+        <w:t>DispatcherServlet</w:t>
+      </w:r>
+      <w:proofErr w:type="spellEnd"/>
+      <w:r>
+        <w:rPr>
+          <w:color w:val="000000"/>
+          <w:sz w:val="24"/>
+          <w:szCs w:val="24"/>
+        </w:rPr>
+        <w:t xml:space="preserve"> creates and uses </w:t>
+      </w:r>
+      <w:proofErr w:type="spellStart"/>
+      <w:r>
+        <w:rPr>
+          <w:color w:val="000000"/>
+          <w:sz w:val="24"/>
+          <w:szCs w:val="24"/>
+        </w:rPr>
+        <w:t>BeanNameUrlHandlerMappingand</w:t>
+      </w:r>
+      <w:proofErr w:type="spellEnd"/>
+      <w:r>
+        <w:rPr>
+          <w:color w:val="000000"/>
+          <w:sz w:val="24"/>
+          <w:szCs w:val="24"/>
+        </w:rPr>
+        <w:t xml:space="preserve"> </w:t>
+      </w:r>
+      <w:proofErr w:type="spellStart"/>
+      <w:r>
+        <w:rPr>
+          <w:color w:val="000000"/>
+          <w:sz w:val="24"/>
+          <w:szCs w:val="24"/>
+        </w:rPr>
+        <w:t>DefaultAnnotationHandlerMapping</w:t>
+      </w:r>
+      <w:proofErr w:type="spellEnd"/>
+      <w:r>
+        <w:rPr>
+          <w:color w:val="000000"/>
+          <w:sz w:val="24"/>
+          <w:szCs w:val="24"/>
+        </w:rPr>
+        <w:t>., we can explicitly configure handler mapping class below:</w:t>
+      </w:r>
+    </w:p>
+    <w:p>
+      <w:pPr>
+        <w:rPr>
+          <w:sz w:val="24"/>
+          <w:szCs w:val="24"/>
+        </w:rPr>
+      </w:pPr>
+      <w:r>
+        <w:rPr>
+          <w:sz w:val="24"/>
+          <w:szCs w:val="24"/>
+        </w:rPr>
+        <w:t>&lt;bean class</w:t>
+      </w:r>
+      <w:proofErr w:type="gramStart"/>
+      <w:r>
+        <w:rPr>
+          <w:sz w:val="24"/>
+          <w:szCs w:val="24"/>
+        </w:rPr>
+        <w:t>=”org.sprinfframework.web</w:t>
+      </w:r>
+      <w:proofErr w:type="gramEnd"/>
+      <w:r>
+        <w:rPr>
+          <w:sz w:val="24"/>
+          <w:szCs w:val="24"/>
+        </w:rPr>
+        <w:t>.servlet.handler.BeanNameUrlHandlerMapping”/&gt;</w:t>
+      </w:r>
+    </w:p>
+    <w:p>
+      <w:pPr>
+        <w:numPr>
+          <w:ilvl w:val="0"/>
+          <w:numId w:val="68"/>
+        </w:numPr>
+        <w:spacing w:after="0" w:line="256" w:lineRule="auto"/>
+        <w:rPr>
+          <w:color w:val="000000"/>
+          <w:sz w:val="24"/>
+          <w:szCs w:val="24"/>
+        </w:rPr>
+      </w:pPr>
+      <w:r>
+        <w:rPr>
+          <w:color w:val="000000"/>
+          <w:sz w:val="24"/>
+          <w:szCs w:val="24"/>
+        </w:rPr>
+        <w:t xml:space="preserve">The </w:t>
+      </w:r>
+      <w:proofErr w:type="spellStart"/>
+      <w:r>
+        <w:rPr>
+          <w:color w:val="000000"/>
+          <w:sz w:val="24"/>
+          <w:szCs w:val="24"/>
+        </w:rPr>
+        <w:t>DefaultAnnotationHandlerMapping</w:t>
+      </w:r>
+      <w:proofErr w:type="spellEnd"/>
+      <w:r>
+        <w:rPr>
+          <w:color w:val="000000"/>
+          <w:sz w:val="24"/>
+          <w:szCs w:val="24"/>
+        </w:rPr>
+        <w:t xml:space="preserve"> maps </w:t>
+      </w:r>
+      <w:proofErr w:type="spellStart"/>
+      <w:r>
+        <w:rPr>
+          <w:color w:val="000000"/>
+          <w:sz w:val="24"/>
+          <w:szCs w:val="24"/>
+        </w:rPr>
+        <w:t>reuest</w:t>
+      </w:r>
+      <w:proofErr w:type="spellEnd"/>
+      <w:r>
+        <w:rPr>
+          <w:color w:val="000000"/>
+          <w:sz w:val="24"/>
+          <w:szCs w:val="24"/>
+        </w:rPr>
+        <w:t xml:space="preserve"> to controller methods that are annotated with </w:t>
+      </w:r>
+      <w:r>
+        <w:rPr>
+          <w:rFonts w:ascii="Courier" w:eastAsia="Courier" w:hAnsi="Courier" w:cs="Courier"/>
+          <w:color w:val="000000"/>
+          <w:sz w:val="24"/>
+          <w:szCs w:val="24"/>
+        </w:rPr>
+        <w:t>@</w:t>
+      </w:r>
+      <w:proofErr w:type="spellStart"/>
+      <w:r>
+        <w:rPr>
+          <w:rFonts w:ascii="Courier" w:eastAsia="Courier" w:hAnsi="Courier" w:cs="Courier"/>
+          <w:color w:val="000000"/>
+          <w:sz w:val="24"/>
+          <w:szCs w:val="24"/>
+        </w:rPr>
+        <w:t>RequestMapping</w:t>
+      </w:r>
+      <w:proofErr w:type="spellEnd"/>
+      <w:r>
+        <w:rPr>
+          <w:color w:val="000000"/>
+          <w:sz w:val="24"/>
+          <w:szCs w:val="24"/>
+        </w:rPr>
+        <w:t xml:space="preserve">. But we also use other annotations to bind request parameters to handler method parameters, perform validations, and perform message conversion. Therefore, </w:t>
+      </w:r>
+      <w:proofErr w:type="spellStart"/>
+      <w:r>
+        <w:rPr>
+          <w:color w:val="000000"/>
+          <w:sz w:val="24"/>
+          <w:szCs w:val="24"/>
+        </w:rPr>
+        <w:t>DefaultAnnotationHandlerMapping</w:t>
+      </w:r>
+      <w:proofErr w:type="spellEnd"/>
+      <w:r>
+        <w:rPr>
+          <w:color w:val="000000"/>
+          <w:sz w:val="24"/>
+          <w:szCs w:val="24"/>
+        </w:rPr>
+        <w:t xml:space="preserve"> is not enough.</w:t>
+      </w:r>
+    </w:p>
+    <w:p>
+      <w:pPr>
+        <w:numPr>
+          <w:ilvl w:val="0"/>
+          <w:numId w:val="68"/>
+        </w:numPr>
+        <w:spacing w:line="256" w:lineRule="auto"/>
+        <w:rPr>
+          <w:color w:val="000000"/>
+          <w:sz w:val="24"/>
+          <w:szCs w:val="24"/>
+        </w:rPr>
+      </w:pPr>
+      <w:r>
+        <w:rPr>
+          <w:color w:val="000000"/>
+          <w:sz w:val="24"/>
+          <w:szCs w:val="24"/>
+        </w:rPr>
+        <w:t>Add &lt;</w:t>
+      </w:r>
+      <w:proofErr w:type="spellStart"/>
+      <w:proofErr w:type="gramStart"/>
+      <w:r>
+        <w:rPr>
+          <w:color w:val="000000"/>
+          <w:sz w:val="24"/>
+          <w:szCs w:val="24"/>
+        </w:rPr>
+        <w:t>mvc:annotation</w:t>
+      </w:r>
+      <w:proofErr w:type="gramEnd"/>
+      <w:r>
+        <w:rPr>
+          <w:color w:val="000000"/>
+          <w:sz w:val="24"/>
+          <w:szCs w:val="24"/>
+        </w:rPr>
+        <w:t>-driven</w:t>
+      </w:r>
+      <w:proofErr w:type="spellEnd"/>
+      <w:r>
+        <w:rPr>
+          <w:color w:val="000000"/>
+          <w:sz w:val="24"/>
+          <w:szCs w:val="24"/>
+        </w:rPr>
+        <w:t xml:space="preserve">/&gt; elements in spring </w:t>
+      </w:r>
+      <w:proofErr w:type="spellStart"/>
+      <w:r>
+        <w:rPr>
+          <w:color w:val="000000"/>
+          <w:sz w:val="24"/>
+          <w:szCs w:val="24"/>
+        </w:rPr>
+        <w:t>configurationfile</w:t>
+      </w:r>
+      <w:proofErr w:type="spellEnd"/>
+      <w:r>
+        <w:rPr>
+          <w:color w:val="000000"/>
+          <w:sz w:val="24"/>
+          <w:szCs w:val="24"/>
+        </w:rPr>
+        <w:t xml:space="preserve"> which registers several features including JSR-303 validation support, message conversion, and support for field formatting.</w:t>
+      </w:r>
+    </w:p>
+    <w:p>
+      <w:pPr>
+        <w:rPr>
+          <w:color w:val="C00000"/>
+          <w:sz w:val="24"/>
+          <w:szCs w:val="24"/>
+        </w:rPr>
+      </w:pPr>
+      <w:r>
+        <w:rPr>
+          <w:color w:val="C00000"/>
+          <w:sz w:val="24"/>
+          <w:szCs w:val="24"/>
+        </w:rPr>
+        <w:t>Controller Class</w:t>
+      </w:r>
+    </w:p>
+    <w:p>
+      <w:pPr>
+        <w:numPr>
+          <w:ilvl w:val="0"/>
+          <w:numId w:val="69"/>
+        </w:numPr>
+        <w:spacing w:after="0" w:line="256" w:lineRule="auto"/>
+        <w:rPr>
+          <w:color w:val="000000"/>
+          <w:sz w:val="24"/>
+          <w:szCs w:val="24"/>
+        </w:rPr>
+      </w:pPr>
+      <w:r>
+        <w:rPr>
+          <w:color w:val="000000"/>
+          <w:sz w:val="24"/>
+          <w:szCs w:val="24"/>
+        </w:rPr>
+        <w:t>It is used to provide or invoke business logic.</w:t>
+      </w:r>
+    </w:p>
+    <w:p>
+      <w:pPr>
+        <w:numPr>
+          <w:ilvl w:val="0"/>
+          <w:numId w:val="69"/>
+        </w:numPr>
+        <w:spacing w:after="0" w:line="256" w:lineRule="auto"/>
+        <w:rPr>
+          <w:color w:val="000000"/>
+          <w:sz w:val="24"/>
+          <w:szCs w:val="24"/>
+        </w:rPr>
+      </w:pPr>
+      <w:r>
+        <w:rPr>
+          <w:color w:val="000000"/>
+          <w:sz w:val="24"/>
+          <w:szCs w:val="24"/>
+        </w:rPr>
+        <w:t xml:space="preserve"> Actually, a well-designed controller performs little or no processing itself and instead delegates responsibility for the business logic to one or more service objects.</w:t>
+      </w:r>
+    </w:p>
+    <w:p>
+      <w:pPr>
+        <w:numPr>
+          <w:ilvl w:val="0"/>
+          <w:numId w:val="69"/>
+        </w:numPr>
+        <w:spacing w:line="256" w:lineRule="auto"/>
+        <w:rPr>
+          <w:color w:val="000000"/>
+          <w:sz w:val="24"/>
+          <w:szCs w:val="24"/>
+        </w:rPr>
+      </w:pPr>
+      <w:r>
+        <w:rPr>
+          <w:color w:val="000000"/>
+          <w:sz w:val="24"/>
+          <w:szCs w:val="24"/>
+        </w:rPr>
+        <w:t xml:space="preserve"> It sends back model data along with logical view name to </w:t>
+      </w:r>
+      <w:proofErr w:type="spellStart"/>
+      <w:r>
+        <w:rPr>
+          <w:color w:val="000000"/>
+          <w:sz w:val="24"/>
+          <w:szCs w:val="24"/>
+        </w:rPr>
+        <w:t>DispatcherServlet</w:t>
+      </w:r>
+      <w:proofErr w:type="spellEnd"/>
+      <w:r>
+        <w:rPr>
+          <w:color w:val="000000"/>
+          <w:sz w:val="24"/>
+          <w:szCs w:val="24"/>
+        </w:rPr>
+        <w:t>.</w:t>
+      </w:r>
+    </w:p>
+    <w:p>
+      <w:pPr>
+        <w:rPr>
+          <w:b/>
+          <w:bCs/>
+          <w:sz w:val="24"/>
+          <w:szCs w:val="24"/>
+        </w:rPr>
+      </w:pPr>
+    </w:p>
+    <w:p>
+      <w:pPr>
+        <w:rPr>
+          <w:color w:val="C00000"/>
+          <w:sz w:val="24"/>
+          <w:szCs w:val="24"/>
+        </w:rPr>
+      </w:pPr>
+      <w:proofErr w:type="spellStart"/>
+      <w:r>
+        <w:rPr>
+          <w:color w:val="C00000"/>
+          <w:sz w:val="24"/>
+          <w:szCs w:val="24"/>
+        </w:rPr>
+        <w:t>ViewResolver</w:t>
+      </w:r>
+      <w:proofErr w:type="spellEnd"/>
+    </w:p>
+    <w:p>
+      <w:pPr>
+        <w:numPr>
+          <w:ilvl w:val="0"/>
+          <w:numId w:val="70"/>
+        </w:numPr>
+        <w:spacing w:after="0" w:line="256" w:lineRule="auto"/>
+        <w:rPr>
+          <w:color w:val="000000"/>
+          <w:sz w:val="24"/>
+          <w:szCs w:val="24"/>
+        </w:rPr>
+      </w:pPr>
+      <w:r>
+        <w:rPr>
+          <w:color w:val="000000"/>
+          <w:sz w:val="24"/>
+          <w:szCs w:val="24"/>
+        </w:rPr>
+        <w:t xml:space="preserve">The </w:t>
+      </w:r>
+      <w:proofErr w:type="spellStart"/>
+      <w:r>
+        <w:rPr>
+          <w:color w:val="000000"/>
+          <w:sz w:val="24"/>
+          <w:szCs w:val="24"/>
+        </w:rPr>
+        <w:t>DispatcherServlet</w:t>
+      </w:r>
+      <w:proofErr w:type="spellEnd"/>
+      <w:r>
+        <w:rPr>
+          <w:color w:val="000000"/>
+          <w:sz w:val="24"/>
+          <w:szCs w:val="24"/>
+        </w:rPr>
+        <w:t xml:space="preserve"> consults a view resolver to </w:t>
+      </w:r>
+      <w:proofErr w:type="spellStart"/>
+      <w:r>
+        <w:rPr>
+          <w:color w:val="000000"/>
+          <w:sz w:val="24"/>
+          <w:szCs w:val="24"/>
+        </w:rPr>
+        <w:t>excahange</w:t>
+      </w:r>
+      <w:proofErr w:type="spellEnd"/>
+      <w:r>
+        <w:rPr>
+          <w:color w:val="000000"/>
+          <w:sz w:val="24"/>
+          <w:szCs w:val="24"/>
+        </w:rPr>
+        <w:t xml:space="preserve"> the logical view returned by a controller for an actual view that should render the results.</w:t>
+      </w:r>
+    </w:p>
+    <w:p>
+      <w:pPr>
+        <w:numPr>
+          <w:ilvl w:val="0"/>
+          <w:numId w:val="70"/>
+        </w:numPr>
+        <w:spacing w:line="256" w:lineRule="auto"/>
+        <w:rPr>
+          <w:color w:val="000000"/>
+          <w:sz w:val="24"/>
+          <w:szCs w:val="24"/>
+        </w:rPr>
+      </w:pPr>
+      <w:r>
+        <w:rPr>
+          <w:color w:val="000000"/>
+          <w:sz w:val="24"/>
+          <w:szCs w:val="24"/>
+        </w:rPr>
+        <w:t xml:space="preserve">In reality, view resolver job is to map logical view name tom some implementation of </w:t>
+      </w:r>
+      <w:proofErr w:type="spellStart"/>
+      <w:proofErr w:type="gramStart"/>
+      <w:r>
+        <w:rPr>
+          <w:color w:val="000000"/>
+          <w:sz w:val="24"/>
+          <w:szCs w:val="24"/>
+        </w:rPr>
+        <w:t>org.springframework.web.servlet</w:t>
+      </w:r>
+      <w:proofErr w:type="gramEnd"/>
+      <w:r>
+        <w:rPr>
+          <w:color w:val="000000"/>
+          <w:sz w:val="24"/>
+          <w:szCs w:val="24"/>
+        </w:rPr>
+        <w:t>.View</w:t>
+      </w:r>
+      <w:proofErr w:type="spellEnd"/>
+      <w:r>
+        <w:rPr>
+          <w:color w:val="000000"/>
+          <w:sz w:val="24"/>
+          <w:szCs w:val="24"/>
+        </w:rPr>
+        <w:t xml:space="preserve"> Spring comes with several view resolver implementation to choose from, as described in below table:</w:t>
+      </w:r>
+    </w:p>
+    <w:tbl>
+      <w:tblPr>
+        <w:tblW w:w="9348" w:type="dxa"/>
+        <w:tblInd w:w="-108" w:type="dxa"/>
+        <w:tblBorders>
+          <w:top w:val="single" w:sz="4" w:space="0" w:color="000000"/>
+          <w:left w:val="single" w:sz="4" w:space="0" w:color="000000"/>
+          <w:bottom w:val="single" w:sz="4" w:space="0" w:color="000000"/>
+          <w:right w:val="single" w:sz="4" w:space="0" w:color="000000"/>
+          <w:insideH w:val="single" w:sz="4" w:space="0" w:color="000000"/>
+          <w:insideV w:val="single" w:sz="4" w:space="0" w:color="000000"/>
+        </w:tblBorders>
+        <w:tblLayout w:type="fixed"/>
+        <w:tblLook w:val="0400" w:firstRow="0" w:lastRow="0" w:firstColumn="0" w:lastColumn="0" w:noHBand="0" w:noVBand="1"/>
+      </w:tblPr>
+      <w:tblGrid>
+        <w:gridCol w:w="4674"/>
+        <w:gridCol w:w="4674"/>
+      </w:tblGrid>
+      <w:tr>
+        <w:tc>
+          <w:tcPr>
+            <w:tcW w:w="480" w:type="dxa"/>
+            <w:tcBorders>
+              <w:top w:val="single" w:sz="4" w:space="0" w:color="000000"/>
+              <w:left w:val="single" w:sz="4" w:space="0" w:color="000000"/>
+              <w:bottom w:val="single" w:sz="4" w:space="0" w:color="000000"/>
+              <w:right w:val="single" w:sz="4" w:space="0" w:color="000000"/>
+            </w:tcBorders>
+            <w:shd w:val="clear" w:color="auto" w:fill="F2DCDB"/>
+            <w:hideMark/>
+          </w:tcPr>
+          <w:p>
+            <w:pPr>
+              <w:jc w:val="center"/>
+              <w:rPr>
+                <w:sz w:val="24"/>
+                <w:szCs w:val="24"/>
+              </w:rPr>
+            </w:pPr>
+            <w:r>
+              <w:rPr>
+                <w:sz w:val="24"/>
+                <w:szCs w:val="24"/>
+              </w:rPr>
+              <w:t>View Resolvers</w:t>
+            </w:r>
+          </w:p>
+        </w:tc>
+        <w:tc>
+          <w:tcPr>
+            <w:tcW w:w="480" w:type="dxa"/>
+            <w:tcBorders>
+              <w:top w:val="single" w:sz="4" w:space="0" w:color="000000"/>
+              <w:left w:val="single" w:sz="4" w:space="0" w:color="000000"/>
+              <w:bottom w:val="single" w:sz="4" w:space="0" w:color="000000"/>
+              <w:right w:val="single" w:sz="4" w:space="0" w:color="000000"/>
+            </w:tcBorders>
+            <w:shd w:val="clear" w:color="auto" w:fill="F2DCDB"/>
+            <w:hideMark/>
+          </w:tcPr>
+          <w:p>
+            <w:pPr>
+              <w:jc w:val="center"/>
+              <w:rPr>
+                <w:sz w:val="24"/>
+                <w:szCs w:val="24"/>
+              </w:rPr>
+            </w:pPr>
+            <w:r>
+              <w:rPr>
+                <w:sz w:val="24"/>
+                <w:szCs w:val="24"/>
+              </w:rPr>
+              <w:t>Description</w:t>
+            </w:r>
+          </w:p>
+        </w:tc>
+      </w:tr>
+      <w:tr>
+        <w:tc>
+          <w:tcPr>
+            <w:tcW w:w="480" w:type="dxa"/>
+            <w:tcBorders>
+              <w:top w:val="single" w:sz="4" w:space="0" w:color="000000"/>
+              <w:left w:val="single" w:sz="4" w:space="0" w:color="000000"/>
+              <w:bottom w:val="single" w:sz="4" w:space="0" w:color="000000"/>
+              <w:right w:val="single" w:sz="4" w:space="0" w:color="000000"/>
+            </w:tcBorders>
+            <w:hideMark/>
+          </w:tcPr>
+          <w:p>
+            <w:pPr>
+              <w:rPr>
+                <w:sz w:val="24"/>
+                <w:szCs w:val="24"/>
+              </w:rPr>
+            </w:pPr>
+            <w:proofErr w:type="spellStart"/>
+            <w:r>
+              <w:rPr>
+                <w:sz w:val="24"/>
+                <w:szCs w:val="24"/>
+              </w:rPr>
+              <w:t>BeanNameViewResolver</w:t>
+            </w:r>
+            <w:proofErr w:type="spellEnd"/>
+          </w:p>
+        </w:tc>
+        <w:tc>
+          <w:tcPr>
+            <w:tcW w:w="480" w:type="dxa"/>
+            <w:tcBorders>
+              <w:top w:val="single" w:sz="4" w:space="0" w:color="000000"/>
+              <w:left w:val="single" w:sz="4" w:space="0" w:color="000000"/>
+              <w:bottom w:val="single" w:sz="4" w:space="0" w:color="000000"/>
+              <w:right w:val="single" w:sz="4" w:space="0" w:color="000000"/>
+            </w:tcBorders>
+            <w:hideMark/>
+          </w:tcPr>
+          <w:p>
+            <w:r>
+              <w:t xml:space="preserve">Finds an implementation of </w:t>
+            </w:r>
+            <w:r>
+              <w:rPr>
+                <w:rFonts w:ascii="Courier" w:eastAsia="Courier" w:hAnsi="Courier" w:cs="Courier"/>
+              </w:rPr>
+              <w:t xml:space="preserve">View </w:t>
+            </w:r>
+            <w:r>
+              <w:t xml:space="preserve">that’s registered as a </w:t>
+            </w:r>
+            <w:r>
+              <w:rPr>
+                <w:rFonts w:ascii="Courier" w:eastAsia="Courier" w:hAnsi="Courier" w:cs="Courier"/>
+              </w:rPr>
+              <w:t>&lt;bean&gt;</w:t>
+            </w:r>
+            <w:r>
+              <w:t>whose ID is the same as the logical view name.</w:t>
+            </w:r>
+          </w:p>
+        </w:tc>
+      </w:tr>
+      <w:tr>
+        <w:tc>
+          <w:tcPr>
+            <w:tcW w:w="480" w:type="dxa"/>
+            <w:tcBorders>
+              <w:top w:val="single" w:sz="4" w:space="0" w:color="000000"/>
+              <w:left w:val="single" w:sz="4" w:space="0" w:color="000000"/>
+              <w:bottom w:val="single" w:sz="4" w:space="0" w:color="000000"/>
+              <w:right w:val="single" w:sz="4" w:space="0" w:color="000000"/>
+            </w:tcBorders>
+            <w:hideMark/>
+          </w:tcPr>
+          <w:p>
+            <w:pPr>
+              <w:rPr>
+                <w:sz w:val="24"/>
+                <w:szCs w:val="24"/>
+              </w:rPr>
+            </w:pPr>
+            <w:proofErr w:type="spellStart"/>
+            <w:r>
+              <w:rPr>
+                <w:sz w:val="24"/>
+                <w:szCs w:val="24"/>
+              </w:rPr>
+              <w:t>InternalResourceViewResolver</w:t>
+            </w:r>
+            <w:proofErr w:type="spellEnd"/>
+          </w:p>
+        </w:tc>
+        <w:tc>
+          <w:tcPr>
+            <w:tcW w:w="480" w:type="dxa"/>
+            <w:tcBorders>
+              <w:top w:val="single" w:sz="4" w:space="0" w:color="000000"/>
+              <w:left w:val="single" w:sz="4" w:space="0" w:color="000000"/>
+              <w:bottom w:val="single" w:sz="4" w:space="0" w:color="000000"/>
+              <w:right w:val="single" w:sz="4" w:space="0" w:color="000000"/>
+            </w:tcBorders>
+            <w:hideMark/>
+          </w:tcPr>
+          <w:p>
+            <w:pPr>
+              <w:rPr>
+                <w:sz w:val="24"/>
+                <w:szCs w:val="24"/>
+              </w:rPr>
+            </w:pPr>
+            <w:r>
+              <w:rPr>
+                <w:sz w:val="24"/>
+                <w:szCs w:val="24"/>
+              </w:rPr>
+              <w:t xml:space="preserve">Finds a view template contained within the web </w:t>
+            </w:r>
+            <w:proofErr w:type="spellStart"/>
+            <w:r>
+              <w:rPr>
+                <w:sz w:val="24"/>
+                <w:szCs w:val="24"/>
+              </w:rPr>
+              <w:t>applica</w:t>
+            </w:r>
+            <w:proofErr w:type="spellEnd"/>
+            <w:r>
+              <w:rPr>
+                <w:sz w:val="24"/>
+                <w:szCs w:val="24"/>
+              </w:rPr>
+              <w:t xml:space="preserve">- </w:t>
+            </w:r>
+            <w:proofErr w:type="spellStart"/>
+            <w:r>
+              <w:rPr>
+                <w:sz w:val="24"/>
+                <w:szCs w:val="24"/>
+              </w:rPr>
+              <w:t>tion’s</w:t>
+            </w:r>
+            <w:proofErr w:type="spellEnd"/>
+            <w:r>
+              <w:rPr>
+                <w:sz w:val="24"/>
+                <w:szCs w:val="24"/>
+              </w:rPr>
+              <w:t xml:space="preserve"> WAR file. The path to the view template is derived by prefixing and suffixing the logical view name.</w:t>
+            </w:r>
+          </w:p>
+        </w:tc>
+      </w:tr>
+      <w:tr>
+        <w:trPr>
+          <w:trHeight w:val="413"/>
+        </w:trPr>
+        <w:tc>
+          <w:tcPr>
+            <w:tcW w:w="480" w:type="dxa"/>
+            <w:tcBorders>
+              <w:top w:val="single" w:sz="4" w:space="0" w:color="000000"/>
+              <w:left w:val="single" w:sz="4" w:space="0" w:color="000000"/>
+              <w:bottom w:val="single" w:sz="4" w:space="0" w:color="000000"/>
+              <w:right w:val="single" w:sz="4" w:space="0" w:color="000000"/>
+            </w:tcBorders>
+            <w:hideMark/>
+          </w:tcPr>
+          <w:p>
+            <w:pPr>
+              <w:rPr>
+                <w:sz w:val="24"/>
+                <w:szCs w:val="24"/>
+              </w:rPr>
+            </w:pPr>
+            <w:proofErr w:type="spellStart"/>
+            <w:r>
+              <w:rPr>
+                <w:sz w:val="24"/>
+                <w:szCs w:val="24"/>
+              </w:rPr>
+              <w:t>UrlBasedViewResolver</w:t>
+            </w:r>
+            <w:proofErr w:type="spellEnd"/>
+          </w:p>
+        </w:tc>
+        <w:tc>
+          <w:tcPr>
+            <w:tcW w:w="480" w:type="dxa"/>
+            <w:tcBorders>
+              <w:top w:val="single" w:sz="4" w:space="0" w:color="000000"/>
+              <w:left w:val="single" w:sz="4" w:space="0" w:color="000000"/>
+              <w:bottom w:val="single" w:sz="4" w:space="0" w:color="000000"/>
+              <w:right w:val="single" w:sz="4" w:space="0" w:color="000000"/>
+            </w:tcBorders>
+            <w:hideMark/>
+          </w:tcPr>
+          <w:p>
+            <w:pPr>
+              <w:rPr>
+                <w:sz w:val="24"/>
+                <w:szCs w:val="24"/>
+              </w:rPr>
+            </w:pPr>
+            <w:r>
+              <w:rPr>
+                <w:sz w:val="24"/>
+                <w:szCs w:val="24"/>
+              </w:rPr>
+              <w:t xml:space="preserve">It is a base class for other view resolver classes. Support </w:t>
+            </w:r>
+            <w:proofErr w:type="spellStart"/>
+            <w:r>
+              <w:rPr>
+                <w:sz w:val="24"/>
+                <w:szCs w:val="24"/>
+              </w:rPr>
+              <w:t>InternalResourceView</w:t>
+            </w:r>
+            <w:proofErr w:type="spellEnd"/>
+            <w:r>
+              <w:rPr>
+                <w:sz w:val="24"/>
+                <w:szCs w:val="24"/>
+              </w:rPr>
+              <w:t xml:space="preserve">, </w:t>
+            </w:r>
+            <w:proofErr w:type="spellStart"/>
+            <w:r>
+              <w:rPr>
+                <w:sz w:val="24"/>
+                <w:szCs w:val="24"/>
+              </w:rPr>
+              <w:t>VelocityView</w:t>
+            </w:r>
+            <w:proofErr w:type="spellEnd"/>
+            <w:r>
+              <w:rPr>
+                <w:sz w:val="24"/>
+                <w:szCs w:val="24"/>
+              </w:rPr>
+              <w:t xml:space="preserve">, </w:t>
+            </w:r>
+            <w:proofErr w:type="spellStart"/>
+            <w:r>
+              <w:rPr>
+                <w:sz w:val="24"/>
+                <w:szCs w:val="24"/>
+              </w:rPr>
+              <w:t>FreeMarkerView</w:t>
+            </w:r>
+            <w:proofErr w:type="spellEnd"/>
+            <w:r>
+              <w:rPr>
+                <w:sz w:val="24"/>
+                <w:szCs w:val="24"/>
+              </w:rPr>
+              <w:t>.</w:t>
+            </w:r>
+          </w:p>
+        </w:tc>
+      </w:tr>
+      <w:tr>
+        <w:trPr>
+          <w:trHeight w:val="467"/>
+        </w:trPr>
+        <w:tc>
+          <w:tcPr>
+            <w:tcW w:w="480" w:type="dxa"/>
+            <w:tcBorders>
+              <w:top w:val="single" w:sz="4" w:space="0" w:color="000000"/>
+              <w:left w:val="single" w:sz="4" w:space="0" w:color="000000"/>
+              <w:bottom w:val="single" w:sz="4" w:space="0" w:color="000000"/>
+              <w:right w:val="single" w:sz="4" w:space="0" w:color="000000"/>
+            </w:tcBorders>
+            <w:hideMark/>
+          </w:tcPr>
+          <w:p>
+            <w:pPr>
+              <w:rPr>
+                <w:sz w:val="24"/>
+                <w:szCs w:val="24"/>
+              </w:rPr>
+            </w:pPr>
+            <w:proofErr w:type="spellStart"/>
+            <w:r>
+              <w:rPr>
+                <w:sz w:val="24"/>
+                <w:szCs w:val="24"/>
+              </w:rPr>
+              <w:lastRenderedPageBreak/>
+              <w:t>TilesViewResolver</w:t>
+            </w:r>
+            <w:proofErr w:type="spellEnd"/>
+          </w:p>
+        </w:tc>
+        <w:tc>
+          <w:tcPr>
+            <w:tcW w:w="480" w:type="dxa"/>
+            <w:tcBorders>
+              <w:top w:val="single" w:sz="4" w:space="0" w:color="000000"/>
+              <w:left w:val="single" w:sz="4" w:space="0" w:color="000000"/>
+              <w:bottom w:val="single" w:sz="4" w:space="0" w:color="000000"/>
+              <w:right w:val="single" w:sz="4" w:space="0" w:color="000000"/>
+            </w:tcBorders>
+            <w:hideMark/>
+          </w:tcPr>
+          <w:p>
+            <w:pPr>
+              <w:rPr>
+                <w:sz w:val="24"/>
+                <w:szCs w:val="24"/>
+              </w:rPr>
+            </w:pPr>
+            <w:r>
+              <w:rPr>
+                <w:sz w:val="24"/>
+                <w:szCs w:val="24"/>
+              </w:rPr>
+              <w:t>Looks in tiles definition file(xml). The definition name and logical view name should be same.</w:t>
+            </w:r>
+          </w:p>
+        </w:tc>
+      </w:tr>
+      <w:tr>
+        <w:trPr>
+          <w:trHeight w:val="530"/>
+        </w:trPr>
+        <w:tc>
+          <w:tcPr>
+            <w:tcW w:w="480" w:type="dxa"/>
+            <w:tcBorders>
+              <w:top w:val="single" w:sz="4" w:space="0" w:color="000000"/>
+              <w:left w:val="single" w:sz="4" w:space="0" w:color="000000"/>
+              <w:bottom w:val="single" w:sz="4" w:space="0" w:color="000000"/>
+              <w:right w:val="single" w:sz="4" w:space="0" w:color="000000"/>
+            </w:tcBorders>
+            <w:hideMark/>
+          </w:tcPr>
+          <w:p>
+            <w:pPr>
+              <w:rPr>
+                <w:sz w:val="24"/>
+                <w:szCs w:val="24"/>
+              </w:rPr>
+            </w:pPr>
+            <w:proofErr w:type="spellStart"/>
+            <w:r>
+              <w:rPr>
+                <w:sz w:val="24"/>
+                <w:szCs w:val="24"/>
+              </w:rPr>
+              <w:t>ResourceBundleViewResolver</w:t>
+            </w:r>
+            <w:proofErr w:type="spellEnd"/>
+          </w:p>
+        </w:tc>
+        <w:tc>
+          <w:tcPr>
+            <w:tcW w:w="480" w:type="dxa"/>
+            <w:tcBorders>
+              <w:top w:val="single" w:sz="4" w:space="0" w:color="000000"/>
+              <w:left w:val="single" w:sz="4" w:space="0" w:color="000000"/>
+              <w:bottom w:val="single" w:sz="4" w:space="0" w:color="000000"/>
+              <w:right w:val="single" w:sz="4" w:space="0" w:color="000000"/>
+            </w:tcBorders>
+            <w:hideMark/>
+          </w:tcPr>
+          <w:p>
+            <w:pPr>
+              <w:rPr>
+                <w:sz w:val="24"/>
+                <w:szCs w:val="24"/>
+              </w:rPr>
+            </w:pPr>
+            <w:r>
+              <w:rPr>
+                <w:sz w:val="24"/>
+                <w:szCs w:val="24"/>
+              </w:rPr>
+              <w:t xml:space="preserve">Uses bean definition in a resource </w:t>
+            </w:r>
+            <w:proofErr w:type="gramStart"/>
+            <w:r>
+              <w:rPr>
+                <w:sz w:val="24"/>
+                <w:szCs w:val="24"/>
+              </w:rPr>
+              <w:t>bundle(</w:t>
+            </w:r>
+            <w:proofErr w:type="gramEnd"/>
+            <w:r>
+              <w:rPr>
+                <w:sz w:val="24"/>
+                <w:szCs w:val="24"/>
+              </w:rPr>
+              <w:t xml:space="preserve">.properties file). Support </w:t>
+            </w:r>
+            <w:proofErr w:type="spellStart"/>
+            <w:r>
+              <w:rPr>
+                <w:sz w:val="24"/>
+                <w:szCs w:val="24"/>
+              </w:rPr>
+              <w:t>InternalResourceView</w:t>
+            </w:r>
+            <w:proofErr w:type="spellEnd"/>
+            <w:r>
+              <w:rPr>
+                <w:sz w:val="24"/>
+                <w:szCs w:val="24"/>
+              </w:rPr>
+              <w:t xml:space="preserve">, </w:t>
+            </w:r>
+            <w:proofErr w:type="spellStart"/>
+            <w:r>
+              <w:rPr>
+                <w:sz w:val="24"/>
+                <w:szCs w:val="24"/>
+              </w:rPr>
+              <w:t>VelocityView</w:t>
+            </w:r>
+            <w:proofErr w:type="spellEnd"/>
+            <w:r>
+              <w:rPr>
+                <w:sz w:val="24"/>
+                <w:szCs w:val="24"/>
+              </w:rPr>
+              <w:t xml:space="preserve">, </w:t>
+            </w:r>
+            <w:proofErr w:type="spellStart"/>
+            <w:r>
+              <w:rPr>
+                <w:sz w:val="24"/>
+                <w:szCs w:val="24"/>
+              </w:rPr>
+              <w:t>FreeMarkerView</w:t>
+            </w:r>
+            <w:proofErr w:type="spellEnd"/>
+            <w:r>
+              <w:rPr>
+                <w:sz w:val="24"/>
+                <w:szCs w:val="24"/>
+              </w:rPr>
+              <w:t>.</w:t>
+            </w:r>
+          </w:p>
+        </w:tc>
+      </w:tr>
+    </w:tbl>
+    <w:p>
+      <w:pPr>
+        <w:spacing w:after="0"/>
+        <w:rPr>
+          <w:rFonts w:ascii="Calibri" w:hAnsi="Calibri" w:cs="Calibri"/>
+          <w:sz w:val="24"/>
+          <w:szCs w:val="24"/>
+          <w:lang w:val="en"/>
+        </w:rPr>
+      </w:pPr>
+    </w:p>
+    <w:p>
+      <w:pPr>
+        <w:spacing w:after="0"/>
+        <w:rPr>
+          <w:sz w:val="24"/>
+          <w:szCs w:val="24"/>
+        </w:rPr>
+      </w:pPr>
+      <w:r>
+        <w:rPr>
+          <w:sz w:val="24"/>
+          <w:szCs w:val="24"/>
+        </w:rPr>
+        <w:t xml:space="preserve">The </w:t>
+      </w:r>
+      <w:proofErr w:type="spellStart"/>
+      <w:r>
+        <w:rPr>
+          <w:sz w:val="24"/>
+          <w:szCs w:val="24"/>
+        </w:rPr>
+        <w:t>InternalResourceViewResolver</w:t>
+      </w:r>
+      <w:proofErr w:type="spellEnd"/>
+      <w:r>
+        <w:rPr>
+          <w:sz w:val="24"/>
+          <w:szCs w:val="24"/>
+        </w:rPr>
+        <w:t xml:space="preserve"> takes logical view name and surrounding it with prefix and suffix to resolve response view name including its location.</w:t>
+      </w:r>
+    </w:p>
+    <w:p>
+      <w:pPr>
+        <w:spacing w:after="0"/>
+        <w:rPr>
+          <w:sz w:val="24"/>
+          <w:szCs w:val="24"/>
+        </w:rPr>
+      </w:pPr>
+    </w:p>
+    <w:p>
+      <w:pPr>
+        <w:spacing w:after="0"/>
+        <w:rPr>
+          <w:sz w:val="24"/>
+          <w:szCs w:val="24"/>
+        </w:rPr>
+      </w:pPr>
+    </w:p>
+    <w:p>
+      <w:pPr>
+        <w:spacing w:after="0"/>
+        <w:rPr>
+          <w:sz w:val="24"/>
+          <w:szCs w:val="24"/>
+        </w:rPr>
+      </w:pPr>
+    </w:p>
+    <w:p>
+      <w:pPr>
+        <w:spacing w:after="0"/>
+        <w:rPr>
+          <w:sz w:val="24"/>
+          <w:szCs w:val="24"/>
+        </w:rPr>
+      </w:pPr>
+    </w:p>
+    <w:p>
+      <w:pPr>
+        <w:spacing w:after="0"/>
+        <w:rPr>
+          <w:sz w:val="24"/>
+          <w:szCs w:val="24"/>
+        </w:rPr>
+      </w:pPr>
+      <w:bookmarkStart w:id="1" w:name="_GoBack"/>
+      <w:r>
+        <w:rPr>
+          <w:noProof/>
+          <w:sz w:val="24"/>
+          <w:szCs w:val="24"/>
+        </w:rPr>
+        <w:drawing>
+          <wp:inline distT="0" distB="0" distL="0" distR="0">
+            <wp:extent cx="6248400" cy="2063115"/>
+            <wp:effectExtent l="0" t="0" r="0" b="0"/>
+            <wp:docPr id="15" name="Picture 15"/>
+            <wp:cNvGraphicFramePr>
+              <a:graphicFrameLocks xmlns:a="http://schemas.openxmlformats.org/drawingml/2006/main" noChangeAspect="1"/>
+            </wp:cNvGraphicFramePr>
+            <a:graphic xmlns:a="http://schemas.openxmlformats.org/drawingml/2006/main">
+              <a:graphicData uri="http://schemas.openxmlformats.org/drawingml/2006/picture">
+                <pic:pic xmlns:pic="http://schemas.openxmlformats.org/drawingml/2006/picture">
+                  <pic:nvPicPr>
+                    <pic:cNvPr id="0" name="image3.png"/>
+                    <pic:cNvPicPr>
+                      <a:picLocks noChangeAspect="1" noChangeArrowheads="1"/>
+                    </pic:cNvPicPr>
+                  </pic:nvPicPr>
+                  <pic:blipFill>
+                    <a:blip>
+                      <a:extLst>
+                        <a:ext uri="{28A0092B-C50C-407E-A947-70E740481C1C}">
+                          <a14:useLocalDpi xmlns:a14="http://schemas.microsoft.com/office/drawing/2010/main" val="0"/>
+                        </a:ext>
+                      </a:extLst>
+                    </a:blip>
+                    <a:srcRect/>
+                    <a:stretch>
+                      <a:fillRect/>
+                    </a:stretch>
+                  </pic:blipFill>
+                  <pic:spPr bwMode="auto">
+                    <a:xfrm>
+                      <a:off x="0" y="0"/>
+                      <a:ext cx="6248400" cy="2063115"/>
+                    </a:xfrm>
+                    <a:prstGeom prst="rect">
+                      <a:avLst/>
+                    </a:prstGeom>
+                    <a:noFill/>
+                    <a:ln>
+                      <a:noFill/>
+                    </a:ln>
+                  </pic:spPr>
+                </pic:pic>
+              </a:graphicData>
+            </a:graphic>
+          </wp:inline>
+        </w:drawing>
+      </w:r>
+      <w:bookmarkEnd w:id="1"/>
+    </w:p>
+    <w:p>
+      <w:pPr>
+        <w:spacing w:line="232" w:lineRule="auto"/>
+        <w:jc w:val="both"/>
+        <w:rPr>
+          <w:sz w:val="24"/>
+          <w:szCs w:val="24"/>
+        </w:rPr>
+      </w:pPr>
+    </w:p>
+    <w:p>
+      <w:r>
+        <w:rPr>
+          <w:noProof/>
+        </w:rPr>
+        <w:drawing>
+          <wp:inline distT="0" distB="0" distL="0" distR="0">
+            <wp:extent cx="5949315" cy="2406015"/>
+            <wp:effectExtent l="0" t="0" r="0" b="0"/>
+            <wp:docPr id="11" name="Picture 11"/>
+            <wp:cNvGraphicFramePr>
+              <a:graphicFrameLocks xmlns:a="http://schemas.openxmlformats.org/drawingml/2006/main" noChangeAspect="1"/>
+            </wp:cNvGraphicFramePr>
+            <a:graphic xmlns:a="http://schemas.openxmlformats.org/drawingml/2006/main">
+              <a:graphicData uri="http://schemas.openxmlformats.org/drawingml/2006/picture">
+                <pic:pic xmlns:pic="http://schemas.openxmlformats.org/drawingml/2006/picture">
+                  <pic:nvPicPr>
+                    <pic:cNvPr id="0" name="image8.jpg"/>
+                    <pic:cNvPicPr>
+                      <a:picLocks noChangeAspect="1" noChangeArrowheads="1"/>
+                    </pic:cNvPicPr>
+                  </pic:nvPicPr>
+                  <pic:blipFill>
+                    <a:blip>
+                      <a:extLst>
+                        <a:ext uri="{28A0092B-C50C-407E-A947-70E740481C1C}">
+                          <a14:useLocalDpi xmlns:a14="http://schemas.microsoft.com/office/drawing/2010/main" val="0"/>
+                        </a:ext>
+                      </a:extLst>
+                    </a:blip>
+                    <a:srcRect/>
+                    <a:stretch>
+                      <a:fillRect/>
+                    </a:stretch>
+                  </pic:blipFill>
+                  <pic:spPr bwMode="auto">
+                    <a:xfrm>
+                      <a:off x="0" y="0"/>
+                      <a:ext cx="5949315" cy="2406015"/>
+                    </a:xfrm>
+                    <a:prstGeom prst="rect">
+                      <a:avLst/>
+                    </a:prstGeom>
+                    <a:noFill/>
+                    <a:ln>
+                      <a:noFill/>
+                    </a:ln>
+                  </pic:spPr>
+                </pic:pic>
+              </a:graphicData>
+            </a:graphic>
+          </wp:inline>
+        </w:drawing>
+      </w:r>
+    </w:p>
+    <w:p/>
+    <w:p>
+      <w:pPr>
+        <w:jc w:val="center"/>
+        <w:rPr>
+          <w:b/>
+          <w:bCs/>
+          <w:color w:val="FF0000"/>
+          <w:sz w:val="36"/>
+          <w:szCs w:val="36"/>
+        </w:rPr>
+      </w:pPr>
+    </w:p>
+    <w:p>
+      <w:pPr>
+        <w:jc w:val="center"/>
+        <w:rPr>
+          <w:b/>
+          <w:bCs/>
+          <w:color w:val="FF0000"/>
+          <w:sz w:val="36"/>
+          <w:szCs w:val="36"/>
+        </w:rPr>
+      </w:pPr>
+    </w:p>
+    <w:p>
+      <w:pPr>
+        <w:jc w:val="center"/>
+        <w:rPr>
+          <w:b/>
+          <w:bCs/>
+          <w:color w:val="FF0000"/>
+          <w:sz w:val="36"/>
+          <w:szCs w:val="36"/>
+        </w:rPr>
+      </w:pPr>
+    </w:p>
+    <w:p>
+      <w:pPr>
+        <w:jc w:val="center"/>
+        <w:rPr>
+          <w:b/>
+          <w:bCs/>
+          <w:color w:val="FF0000"/>
+          <w:sz w:val="36"/>
+          <w:szCs w:val="36"/>
+        </w:rPr>
+      </w:pPr>
+    </w:p>
+    <w:p>
+      <w:pPr>
+        <w:jc w:val="center"/>
+        <w:rPr>
+          <w:b/>
+          <w:bCs/>
+          <w:color w:val="FF0000"/>
+          <w:sz w:val="36"/>
+          <w:szCs w:val="36"/>
+        </w:rPr>
+      </w:pPr>
+    </w:p>
+    <w:p>
+      <w:pPr>
+        <w:jc w:val="center"/>
+        <w:rPr>
+          <w:b/>
+          <w:bCs/>
+          <w:color w:val="FF0000"/>
+          <w:sz w:val="36"/>
+          <w:szCs w:val="36"/>
+        </w:rPr>
+      </w:pPr>
+    </w:p>
+    <w:p>
+      <w:pPr>
+        <w:jc w:val="center"/>
+        <w:rPr>
+          <w:b/>
+          <w:bCs/>
+          <w:color w:val="FF0000"/>
+          <w:sz w:val="36"/>
+          <w:szCs w:val="36"/>
+        </w:rPr>
+      </w:pPr>
+      <w:r>
+        <w:rPr>
+          <w:b/>
+          <w:bCs/>
+          <w:color w:val="FF0000"/>
+          <w:sz w:val="36"/>
+          <w:szCs w:val="36"/>
+        </w:rPr>
+        <w:t>Spring Annotations</w:t>
+      </w:r>
+    </w:p>
+    <w:p>
+      <w:pPr>
+        <w:rPr>
+          <w:color w:val="000000"/>
+          <w:sz w:val="36"/>
+          <w:szCs w:val="36"/>
+        </w:rPr>
+      </w:pPr>
+    </w:p>
+    <w:p>
+      <w:pPr>
+        <w:rPr>
+          <w:color w:val="000000"/>
+          <w:sz w:val="36"/>
+          <w:szCs w:val="36"/>
+        </w:rPr>
+      </w:pPr>
+    </w:p>
+    <w:p>
+      <w:pPr>
+        <w:rPr>
+          <w:color w:val="000000"/>
+          <w:sz w:val="36"/>
+          <w:szCs w:val="36"/>
+        </w:rPr>
+      </w:pPr>
+      <w:r>
+        <w:rPr>
+          <w:color w:val="000000"/>
+          <w:sz w:val="36"/>
+          <w:szCs w:val="36"/>
+        </w:rPr>
+        <w:t xml:space="preserve"> @Controller</w:t>
+      </w:r>
+    </w:p>
+    <w:p>
+      <w:pPr>
+        <w:numPr>
+          <w:ilvl w:val="0"/>
+          <w:numId w:val="71"/>
+        </w:numPr>
+        <w:spacing w:after="0" w:line="256" w:lineRule="auto"/>
+      </w:pPr>
+      <w:r>
+        <w:rPr>
+          <w:color w:val="000000"/>
+        </w:rPr>
+        <w:t>Marks this class as a Controller</w:t>
+      </w:r>
+    </w:p>
+    <w:p>
+      <w:pPr>
+        <w:numPr>
+          <w:ilvl w:val="0"/>
+          <w:numId w:val="71"/>
+        </w:numPr>
+        <w:spacing w:after="0" w:line="256" w:lineRule="auto"/>
+      </w:pPr>
+      <w:r>
+        <w:rPr>
+          <w:color w:val="000000"/>
+        </w:rPr>
+        <w:t xml:space="preserve">Handled by Spring MVC </w:t>
+      </w:r>
+      <w:proofErr w:type="spellStart"/>
+      <w:r>
+        <w:rPr>
+          <w:color w:val="000000"/>
+        </w:rPr>
+        <w:t>DispatcherServlet</w:t>
+      </w:r>
+      <w:proofErr w:type="spellEnd"/>
+    </w:p>
+    <w:p>
+      <w:pPr>
+        <w:numPr>
+          <w:ilvl w:val="0"/>
+          <w:numId w:val="71"/>
+        </w:numPr>
+        <w:spacing w:after="0" w:line="256" w:lineRule="auto"/>
+      </w:pPr>
+      <w:r>
+        <w:rPr>
+          <w:color w:val="000000"/>
+        </w:rPr>
+        <w:t xml:space="preserve">To enable auto-detection of such @Controller beans, you can add component </w:t>
+      </w:r>
+    </w:p>
+    <w:p>
+      <w:pPr>
+        <w:numPr>
+          <w:ilvl w:val="0"/>
+          <w:numId w:val="71"/>
+        </w:numPr>
+        <w:spacing w:line="256" w:lineRule="auto"/>
+      </w:pPr>
+      <w:r>
+        <w:rPr>
+          <w:color w:val="000000"/>
+        </w:rPr>
+        <w:t>scanning to your Java configuration</w:t>
+      </w:r>
+    </w:p>
+    <w:p/>
+    <w:p>
+      <w:r>
+        <w:t xml:space="preserve">  </w:t>
+      </w:r>
+      <w:r>
+        <w:rPr>
+          <w:color w:val="000000"/>
+          <w:sz w:val="36"/>
+          <w:szCs w:val="36"/>
+        </w:rPr>
+        <w:t>@</w:t>
+      </w:r>
+      <w:proofErr w:type="spellStart"/>
+      <w:r>
+        <w:rPr>
+          <w:color w:val="000000"/>
+          <w:sz w:val="36"/>
+          <w:szCs w:val="36"/>
+        </w:rPr>
+        <w:t>Autowired</w:t>
+      </w:r>
+      <w:proofErr w:type="spellEnd"/>
+    </w:p>
+    <w:p>
+      <w:pPr>
+        <w:numPr>
+          <w:ilvl w:val="0"/>
+          <w:numId w:val="72"/>
+        </w:numPr>
+        <w:spacing w:after="0" w:line="256" w:lineRule="auto"/>
+      </w:pPr>
+      <w:r>
+        <w:rPr>
+          <w:color w:val="000000"/>
+        </w:rPr>
+        <w:t xml:space="preserve">Injects </w:t>
+      </w:r>
+      <w:proofErr w:type="spellStart"/>
+      <w:r>
+        <w:rPr>
+          <w:color w:val="000000"/>
+        </w:rPr>
+        <w:t>LoginService</w:t>
+      </w:r>
+      <w:proofErr w:type="spellEnd"/>
+      <w:r>
+        <w:rPr>
+          <w:color w:val="000000"/>
+        </w:rPr>
+        <w:t xml:space="preserve"> automatically</w:t>
+      </w:r>
+    </w:p>
+    <w:p>
+      <w:pPr>
+        <w:numPr>
+          <w:ilvl w:val="0"/>
+          <w:numId w:val="72"/>
+        </w:numPr>
+        <w:spacing w:after="0" w:line="256" w:lineRule="auto"/>
+      </w:pPr>
+      <w:r>
+        <w:rPr>
+          <w:color w:val="000000"/>
+        </w:rPr>
+        <w:t>Dependency Injection (DI)</w:t>
+      </w:r>
+    </w:p>
+    <w:p>
+      <w:pPr>
+        <w:numPr>
+          <w:ilvl w:val="0"/>
+          <w:numId w:val="72"/>
+        </w:numPr>
+        <w:spacing w:after="0" w:line="256" w:lineRule="auto"/>
+      </w:pPr>
+      <w:r>
+        <w:rPr>
+          <w:color w:val="000000"/>
+        </w:rPr>
+        <w:t>The @</w:t>
+      </w:r>
+      <w:proofErr w:type="spellStart"/>
+      <w:r>
+        <w:rPr>
+          <w:color w:val="000000"/>
+        </w:rPr>
+        <w:t>Autowired</w:t>
+      </w:r>
+      <w:proofErr w:type="spellEnd"/>
+      <w:r>
+        <w:rPr>
+          <w:color w:val="000000"/>
+        </w:rPr>
+        <w:t xml:space="preserve"> annotation in </w:t>
+      </w:r>
+      <w:proofErr w:type="gramStart"/>
+      <w:r>
+        <w:rPr>
+          <w:color w:val="000000"/>
+        </w:rPr>
+        <w:t>Spring  is</w:t>
+      </w:r>
+      <w:proofErr w:type="gramEnd"/>
+      <w:r>
+        <w:rPr>
+          <w:color w:val="000000"/>
+        </w:rPr>
+        <w:t xml:space="preserve"> used for automatic dependency injection (DI).</w:t>
+      </w:r>
+    </w:p>
+    <w:p>
+      <w:pPr>
+        <w:numPr>
+          <w:ilvl w:val="0"/>
+          <w:numId w:val="72"/>
+        </w:numPr>
+        <w:spacing w:line="256" w:lineRule="auto"/>
+      </w:pPr>
+      <w:r>
+        <w:rPr>
+          <w:color w:val="000000"/>
+        </w:rPr>
+        <w:t xml:space="preserve">It tells the Spring </w:t>
+      </w:r>
+      <w:proofErr w:type="spellStart"/>
+      <w:r>
+        <w:rPr>
+          <w:color w:val="000000"/>
+        </w:rPr>
+        <w:t>IoC</w:t>
+      </w:r>
+      <w:proofErr w:type="spellEnd"/>
+      <w:r>
+        <w:rPr>
+          <w:color w:val="000000"/>
+        </w:rPr>
+        <w:t xml:space="preserve"> (Inversion of Control) container to automatically</w:t>
+      </w:r>
+    </w:p>
+    <w:p>
+      <w:pPr>
+        <w:rPr>
+          <w:b/>
+          <w:bCs/>
+          <w:color w:val="000000"/>
+        </w:rPr>
+      </w:pPr>
+      <w:r>
+        <w:t xml:space="preserve">  </w:t>
+      </w:r>
+      <w:r>
+        <w:rPr>
+          <w:b/>
+          <w:bCs/>
+          <w:color w:val="000000"/>
+        </w:rPr>
+        <w:t>How @</w:t>
+      </w:r>
+      <w:proofErr w:type="spellStart"/>
+      <w:r>
+        <w:rPr>
+          <w:b/>
+          <w:bCs/>
+          <w:color w:val="000000"/>
+        </w:rPr>
+        <w:t>Autowired</w:t>
+      </w:r>
+      <w:proofErr w:type="spellEnd"/>
+      <w:r>
+        <w:rPr>
+          <w:b/>
+          <w:bCs/>
+          <w:color w:val="000000"/>
+        </w:rPr>
+        <w:t xml:space="preserve"> Works</w:t>
+      </w:r>
+    </w:p>
+    <w:p>
+      <w:pPr>
+        <w:numPr>
+          <w:ilvl w:val="0"/>
+          <w:numId w:val="73"/>
+        </w:numPr>
+        <w:spacing w:after="0" w:line="256" w:lineRule="auto"/>
+      </w:pPr>
+      <w:r>
+        <w:rPr>
+          <w:color w:val="000000"/>
+        </w:rPr>
+        <w:t xml:space="preserve">When the Spring container starts, it scans for components (classes annotated with @Component, @Service, @Repository, @Controller, etc.). </w:t>
+      </w:r>
+    </w:p>
+    <w:p>
+      <w:pPr>
+        <w:numPr>
+          <w:ilvl w:val="0"/>
+          <w:numId w:val="73"/>
+        </w:numPr>
+        <w:spacing w:line="256" w:lineRule="auto"/>
+      </w:pPr>
+      <w:r>
+        <w:rPr>
+          <w:color w:val="000000"/>
+        </w:rPr>
+        <w:t>When it encounters the @</w:t>
+      </w:r>
+      <w:proofErr w:type="spellStart"/>
+      <w:r>
+        <w:rPr>
+          <w:color w:val="000000"/>
+        </w:rPr>
+        <w:t>Autowired</w:t>
+      </w:r>
+      <w:proofErr w:type="spellEnd"/>
+      <w:r>
+        <w:rPr>
+          <w:color w:val="000000"/>
+        </w:rPr>
+        <w:t xml:space="preserve"> annotation on a field, constructor, or setter method, it attempts to resolve the dependency by searching for a matching bean in its application context      </w:t>
+      </w:r>
+    </w:p>
+    <w:p>
+      <w:r>
+        <w:t xml:space="preserve"> </w:t>
+      </w:r>
+    </w:p>
+    <w:p>
+      <w:pPr>
+        <w:rPr>
+          <w:color w:val="000000"/>
+          <w:sz w:val="36"/>
+          <w:szCs w:val="36"/>
+        </w:rPr>
+      </w:pPr>
+      <w:r>
+        <w:rPr>
+          <w:color w:val="000000"/>
+          <w:sz w:val="36"/>
+          <w:szCs w:val="36"/>
+        </w:rPr>
+        <w:t>@</w:t>
+      </w:r>
+      <w:proofErr w:type="spellStart"/>
+      <w:r>
+        <w:rPr>
+          <w:color w:val="000000"/>
+          <w:sz w:val="36"/>
+          <w:szCs w:val="36"/>
+        </w:rPr>
+        <w:t>RequestMapping</w:t>
+      </w:r>
+      <w:proofErr w:type="spellEnd"/>
+    </w:p>
+    <w:p>
+      <w:pPr>
+        <w:numPr>
+          <w:ilvl w:val="0"/>
+          <w:numId w:val="74"/>
+        </w:numPr>
+        <w:spacing w:after="0" w:line="256" w:lineRule="auto"/>
+      </w:pPr>
+      <w:r>
+        <w:rPr>
+          <w:color w:val="000000"/>
+        </w:rPr>
+        <w:lastRenderedPageBreak/>
+        <w:t>@</w:t>
+      </w:r>
+      <w:proofErr w:type="spellStart"/>
+      <w:r>
+        <w:rPr>
+          <w:color w:val="000000"/>
+        </w:rPr>
+        <w:t>RequestMapping</w:t>
+      </w:r>
+      <w:proofErr w:type="spellEnd"/>
+      <w:r>
+        <w:rPr>
+          <w:color w:val="000000"/>
+        </w:rPr>
+        <w:t>("/</w:t>
+      </w:r>
+      <w:proofErr w:type="spellStart"/>
+      <w:proofErr w:type="gramStart"/>
+      <w:r>
+        <w:rPr>
+          <w:color w:val="000000"/>
+        </w:rPr>
+        <w:t>login.spring</w:t>
+      </w:r>
+      <w:proofErr w:type="spellEnd"/>
+      <w:proofErr w:type="gramEnd"/>
+      <w:r>
+        <w:rPr>
+          <w:color w:val="000000"/>
+        </w:rPr>
+        <w:t>")</w:t>
+      </w:r>
+    </w:p>
+    <w:p>
+      <w:pPr>
+        <w:numPr>
+          <w:ilvl w:val="0"/>
+          <w:numId w:val="74"/>
+        </w:numPr>
+        <w:spacing w:after="0" w:line="256" w:lineRule="auto"/>
+      </w:pPr>
+      <w:r>
+        <w:rPr>
+          <w:color w:val="000000"/>
+        </w:rPr>
+        <w:t>Maps URL to this method</w:t>
+      </w:r>
+    </w:p>
+    <w:p>
+      <w:pPr>
+        <w:numPr>
+          <w:ilvl w:val="0"/>
+          <w:numId w:val="74"/>
+        </w:numPr>
+        <w:spacing w:after="0" w:line="256" w:lineRule="auto"/>
+      </w:pPr>
+      <w:r>
+        <w:rPr>
+          <w:color w:val="000000"/>
+        </w:rPr>
+        <w:t>Called when form is submitted</w:t>
+      </w:r>
+    </w:p>
+    <w:p>
+      <w:pPr>
+        <w:numPr>
+          <w:ilvl w:val="0"/>
+          <w:numId w:val="74"/>
+        </w:numPr>
+        <w:spacing w:after="0" w:line="256" w:lineRule="auto"/>
+      </w:pPr>
+      <w:r>
+        <w:rPr>
+          <w:color w:val="000000"/>
+        </w:rPr>
+        <w:t>It identifies classes that handle incoming HTTP requests (GET, POST, etc.)</w:t>
+      </w:r>
+    </w:p>
+    <w:p>
+      <w:pPr>
+        <w:spacing w:line="256" w:lineRule="auto"/>
+        <w:ind w:left="720"/>
+        <w:rPr>
+          <w:color w:val="000000"/>
+        </w:rPr>
+      </w:pPr>
+      <w:r>
+        <w:rPr>
+          <w:color w:val="000000"/>
+        </w:rPr>
+        <w:t xml:space="preserve">and routes them to specific methods using annotations. </w:t>
+      </w:r>
+    </w:p>
+    <w:p>
+      <w:r>
+        <w:t xml:space="preserve">    </w:t>
+      </w:r>
+    </w:p>
+    <w:p/>
+    <w:p/>
+    <w:p/>
+    <w:p/>
+    <w:p>
+      <w:pPr>
+        <w:rPr>
+          <w:color w:val="000000"/>
+          <w:sz w:val="36"/>
+          <w:szCs w:val="36"/>
+        </w:rPr>
+      </w:pPr>
+      <w:r>
+        <w:rPr>
+          <w:color w:val="000000"/>
+          <w:sz w:val="36"/>
+          <w:szCs w:val="36"/>
+        </w:rPr>
+        <w:t xml:space="preserve"> @</w:t>
+      </w:r>
+      <w:proofErr w:type="spellStart"/>
+      <w:r>
+        <w:rPr>
+          <w:color w:val="000000"/>
+          <w:sz w:val="36"/>
+          <w:szCs w:val="36"/>
+        </w:rPr>
+        <w:t>GetMapping</w:t>
+      </w:r>
+      <w:proofErr w:type="spellEnd"/>
+      <w:r>
+        <w:rPr>
+          <w:color w:val="000000"/>
+          <w:sz w:val="36"/>
+          <w:szCs w:val="36"/>
+        </w:rPr>
+        <w:t>.</w:t>
+      </w:r>
+    </w:p>
+    <w:p>
+      <w:r>
+        <w:t>The @</w:t>
+      </w:r>
+      <w:proofErr w:type="spellStart"/>
+      <w:r>
+        <w:t>GetMapping</w:t>
+      </w:r>
+      <w:proofErr w:type="spellEnd"/>
+      <w:r>
+        <w:t xml:space="preserve"> annotation in the Spring Framework is used to map HTTP GET requests </w:t>
+      </w:r>
+    </w:p>
+    <w:p>
+      <w:pPr>
+        <w:numPr>
+          <w:ilvl w:val="0"/>
+          <w:numId w:val="75"/>
+        </w:numPr>
+        <w:spacing w:after="0" w:line="256" w:lineRule="auto"/>
+      </w:pPr>
+      <w:r>
+        <w:rPr>
+          <w:color w:val="000000"/>
+        </w:rPr>
+        <w:t>to a specific handler method within a controller.</w:t>
+      </w:r>
+    </w:p>
+    <w:p>
+      <w:pPr>
+        <w:numPr>
+          <w:ilvl w:val="0"/>
+          <w:numId w:val="75"/>
+        </w:numPr>
+        <w:spacing w:line="256" w:lineRule="auto"/>
+      </w:pPr>
+      <w:r>
+        <w:rPr>
+          <w:color w:val="000000"/>
+        </w:rPr>
+        <w:t>It is a specialized, composed annotation that serves as a convenient shortcut for the more general @</w:t>
+      </w:r>
+      <w:proofErr w:type="spellStart"/>
+      <w:proofErr w:type="gramStart"/>
+      <w:r>
+        <w:rPr>
+          <w:color w:val="000000"/>
+        </w:rPr>
+        <w:t>RequestMapping</w:t>
+      </w:r>
+      <w:proofErr w:type="spellEnd"/>
+      <w:r>
+        <w:rPr>
+          <w:color w:val="000000"/>
+        </w:rPr>
+        <w:t>(</w:t>
+      </w:r>
+      <w:proofErr w:type="gramEnd"/>
+      <w:r>
+        <w:rPr>
+          <w:color w:val="000000"/>
+        </w:rPr>
+        <w:t xml:space="preserve">method = </w:t>
+      </w:r>
+      <w:proofErr w:type="spellStart"/>
+      <w:r>
+        <w:rPr>
+          <w:color w:val="000000"/>
+        </w:rPr>
+        <w:t>RequestMethod.GET</w:t>
+      </w:r>
+      <w:proofErr w:type="spellEnd"/>
+      <w:r>
+        <w:rPr>
+          <w:color w:val="000000"/>
+        </w:rPr>
+        <w:t>)</w:t>
+      </w:r>
+    </w:p>
+    <w:p/>
+    <w:p>
+      <w:pPr>
+        <w:rPr>
+          <w:color w:val="000000"/>
+          <w:sz w:val="36"/>
+          <w:szCs w:val="36"/>
+        </w:rPr>
+      </w:pPr>
+      <w:r>
+        <w:rPr>
+          <w:color w:val="000000"/>
+          <w:sz w:val="36"/>
+          <w:szCs w:val="36"/>
+        </w:rPr>
+        <w:t>@</w:t>
+      </w:r>
+      <w:proofErr w:type="spellStart"/>
+      <w:r>
+        <w:rPr>
+          <w:color w:val="000000"/>
+          <w:sz w:val="36"/>
+          <w:szCs w:val="36"/>
+        </w:rPr>
+        <w:t>PostMapping</w:t>
+      </w:r>
+      <w:proofErr w:type="spellEnd"/>
+    </w:p>
+    <w:p>
+      <w:pPr>
+        <w:numPr>
+          <w:ilvl w:val="0"/>
+          <w:numId w:val="76"/>
+        </w:numPr>
+        <w:spacing w:after="0" w:line="256" w:lineRule="auto"/>
+      </w:pPr>
+      <w:r>
+        <w:rPr>
+          <w:color w:val="000000"/>
+        </w:rPr>
+        <w:t>The @</w:t>
+      </w:r>
+      <w:proofErr w:type="spellStart"/>
+      <w:r>
+        <w:rPr>
+          <w:color w:val="000000"/>
+        </w:rPr>
+        <w:t>PostMapping</w:t>
+      </w:r>
+      <w:proofErr w:type="spellEnd"/>
+      <w:r>
+        <w:rPr>
+          <w:color w:val="000000"/>
+        </w:rPr>
+        <w:t xml:space="preserve"> annotation in Spring is used to map HTTP POST requests to specific handler methods in a controller.</w:t>
+      </w:r>
+    </w:p>
+    <w:p>
+      <w:pPr>
+        <w:numPr>
+          <w:ilvl w:val="0"/>
+          <w:numId w:val="76"/>
+        </w:numPr>
+        <w:spacing w:line="256" w:lineRule="auto"/>
+      </w:pPr>
+      <w:r>
+        <w:rPr>
+          <w:color w:val="000000"/>
+        </w:rPr>
+        <w:t xml:space="preserve"> It is a specialized, convenient shortcut for the more general @</w:t>
+      </w:r>
+      <w:proofErr w:type="spellStart"/>
+      <w:proofErr w:type="gramStart"/>
+      <w:r>
+        <w:rPr>
+          <w:color w:val="000000"/>
+        </w:rPr>
+        <w:t>RequestMapping</w:t>
+      </w:r>
+      <w:proofErr w:type="spellEnd"/>
+      <w:r>
+        <w:rPr>
+          <w:color w:val="000000"/>
+        </w:rPr>
+        <w:t>(</w:t>
+      </w:r>
+      <w:proofErr w:type="gramEnd"/>
+      <w:r>
+        <w:rPr>
+          <w:color w:val="000000"/>
+        </w:rPr>
+        <w:t xml:space="preserve">method = </w:t>
+      </w:r>
+      <w:proofErr w:type="spellStart"/>
+      <w:r>
+        <w:rPr>
+          <w:color w:val="000000"/>
+        </w:rPr>
+        <w:t>RequestMethod.POST</w:t>
+      </w:r>
+      <w:proofErr w:type="spellEnd"/>
+      <w:r>
+        <w:rPr>
+          <w:color w:val="000000"/>
+        </w:rPr>
+        <w:t>)</w:t>
+      </w:r>
+    </w:p>
+    <w:p>
+      <w:r>
+        <w:t>Purpose: The primary use of @</w:t>
+      </w:r>
+      <w:proofErr w:type="spellStart"/>
+      <w:r>
+        <w:t>PostMapping</w:t>
+      </w:r>
+      <w:proofErr w:type="spellEnd"/>
+      <w:r>
+        <w:t xml:space="preserve"> is to handle requests that create new resources or submit data to the server, such as creating a new user account, adding a product to a database, or handling form submissions.</w:t>
+      </w:r>
+    </w:p>
+    <w:p>
+      <w:r>
+        <w:t>HTTP Method Specific: It only responds to POST requests, which helps in making the code more readable.</w:t>
+      </w:r>
+    </w:p>
+    <w:p>
+      <w:pPr>
+        <w:rPr>
+          <w:color w:val="000000"/>
+          <w:sz w:val="36"/>
+          <w:szCs w:val="36"/>
+        </w:rPr>
+      </w:pPr>
+      <w:r>
+        <w:rPr>
+          <w:color w:val="000000"/>
+          <w:sz w:val="36"/>
+          <w:szCs w:val="36"/>
+        </w:rPr>
+        <w:t>@</w:t>
+      </w:r>
+      <w:proofErr w:type="spellStart"/>
+      <w:r>
+        <w:rPr>
+          <w:color w:val="000000"/>
+          <w:sz w:val="36"/>
+          <w:szCs w:val="36"/>
+        </w:rPr>
+        <w:t>RequestParam</w:t>
+      </w:r>
+      <w:proofErr w:type="spellEnd"/>
+    </w:p>
+    <w:p>
+      <w:r>
+        <w:t>The @</w:t>
+      </w:r>
+      <w:proofErr w:type="spellStart"/>
+      <w:r>
+        <w:t>RequestParam</w:t>
+      </w:r>
+      <w:proofErr w:type="spellEnd"/>
+      <w:r>
+        <w:t xml:space="preserve"> annotation in Spring is used to bind web request parameters (such as query parameters in a URL or form data in a POST request) to a method argument in a controller. This allows developers to easily extract input data sent by a client and use it within their application logic  </w:t>
+      </w:r>
+    </w:p>
+    <w:p>
+      <w:pPr>
+        <w:rPr>
+          <w:color w:val="000000"/>
+          <w:sz w:val="36"/>
+          <w:szCs w:val="36"/>
+        </w:rPr>
+      </w:pPr>
+      <w:r>
+        <w:rPr>
+          <w:color w:val="000000"/>
+          <w:sz w:val="36"/>
+          <w:szCs w:val="36"/>
+        </w:rPr>
+        <w:t xml:space="preserve"> </w:t>
+      </w:r>
+      <w:r>
+        <w:t xml:space="preserve"> </w:t>
+      </w:r>
+    </w:p>
+    <w:p>
+      <w:pPr>
+        <w:rPr>
+          <w:color w:val="000000"/>
+          <w:sz w:val="36"/>
+          <w:szCs w:val="36"/>
+        </w:rPr>
+      </w:pPr>
+      <w:r>
+        <w:rPr>
+          <w:color w:val="000000"/>
+          <w:sz w:val="36"/>
+          <w:szCs w:val="36"/>
+        </w:rPr>
+        <w:t>@Service</w:t>
+      </w:r>
+    </w:p>
+    <w:p>
+      <w:r>
+        <w:lastRenderedPageBreak/>
+        <w:t xml:space="preserve">   Indicates Business Logic Layer</w:t>
+      </w:r>
+    </w:p>
+    <w:p/>
+    <w:p/>
+    <w:p/>
+    <w:p/>
+    <w:p/>
+    <w:p>
+      <w:r>
+        <w:t xml:space="preserve">  </w:t>
+      </w:r>
+      <w:r>
+        <w:rPr>
+          <w:color w:val="000000"/>
+          <w:sz w:val="36"/>
+          <w:szCs w:val="36"/>
+        </w:rPr>
+        <w:t>@Repository</w:t>
+      </w:r>
+    </w:p>
+    <w:p>
+      <w:r>
+        <w:t xml:space="preserve">  Indicates DAO layer</w:t>
+      </w:r>
+    </w:p>
+    <w:p>
+      <w:r>
+        <w:t xml:space="preserve">  Handles database logic</w:t>
+      </w:r>
+    </w:p>
+    <w:p>
+      <w:pPr>
+        <w:rPr>
+          <w:rFonts w:ascii="Arial" w:eastAsia="Arial" w:hAnsi="Arial" w:cs="Arial"/>
+          <w:color w:val="0A0A0A"/>
+          <w:highlight w:val="white"/>
+        </w:rPr>
+      </w:pPr>
+      <w:r>
+        <w:t>In Spring Framework, </w:t>
+      </w:r>
+      <w:r>
+        <w:rPr>
+          <w:rFonts w:ascii="Courier New" w:eastAsia="Courier New" w:hAnsi="Courier New" w:cs="Courier New"/>
+          <w:color w:val="0A0A0A"/>
+          <w:sz w:val="21"/>
+          <w:szCs w:val="21"/>
+          <w:shd w:val="clear" w:color="auto" w:fill="F3F5F6"/>
+        </w:rPr>
+        <w:t>@Repository</w:t>
+      </w:r>
+      <w:r>
+        <w:rPr>
+          <w:rFonts w:ascii="Arial" w:eastAsia="Arial" w:hAnsi="Arial" w:cs="Arial"/>
+          <w:color w:val="0A0A0A"/>
+          <w:highlight w:val="white"/>
+        </w:rPr>
+        <w:t> is </w:t>
+      </w:r>
+      <w:r>
+        <w:t>an annotation used to mark a class as a Data Access Object (DAO) or repository component</w:t>
+      </w:r>
+      <w:r>
+        <w:rPr>
+          <w:rFonts w:ascii="Arial" w:eastAsia="Arial" w:hAnsi="Arial" w:cs="Arial"/>
+          <w:color w:val="0A0A0A"/>
+          <w:highlight w:val="white"/>
+        </w:rPr>
+        <w:t>, encapsulating storage, retrieval, and search behavior for domain objects. It acts as a specialization of </w:t>
+      </w:r>
+      <w:r>
+        <w:rPr>
+          <w:rFonts w:ascii="Courier New" w:eastAsia="Courier New" w:hAnsi="Courier New" w:cs="Courier New"/>
+          <w:color w:val="0A0A0A"/>
+          <w:sz w:val="21"/>
+          <w:szCs w:val="21"/>
+          <w:shd w:val="clear" w:color="auto" w:fill="F3F5F6"/>
+        </w:rPr>
+        <w:t>@Component</w:t>
+      </w:r>
+      <w:r>
+        <w:rPr>
+          <w:rFonts w:ascii="Arial" w:eastAsia="Arial" w:hAnsi="Arial" w:cs="Arial"/>
+          <w:color w:val="0A0A0A"/>
+          <w:highlight w:val="white"/>
+        </w:rPr>
+        <w:t xml:space="preserve">, enabling automatic exception translation and allowing Spring to detect it during </w:t>
+      </w:r>
+      <w:proofErr w:type="spellStart"/>
+      <w:r>
+        <w:rPr>
+          <w:rFonts w:ascii="Arial" w:eastAsia="Arial" w:hAnsi="Arial" w:cs="Arial"/>
+          <w:color w:val="0A0A0A"/>
+          <w:highlight w:val="white"/>
+        </w:rPr>
+        <w:t>classpath</w:t>
+      </w:r>
+      <w:proofErr w:type="spellEnd"/>
+      <w:r>
+        <w:rPr>
+          <w:rFonts w:ascii="Arial" w:eastAsia="Arial" w:hAnsi="Arial" w:cs="Arial"/>
+          <w:color w:val="0A0A0A"/>
+          <w:highlight w:val="white"/>
+        </w:rPr>
+        <w:t xml:space="preserve"> scanning for data persistence.</w:t>
+      </w:r>
+    </w:p>
+    <w:p>
+      <w:pPr>
+        <w:shd w:val="clear" w:color="auto" w:fill="FFFFFF"/>
+        <w:spacing w:after="180"/>
+        <w:rPr>
+          <w:rFonts w:ascii="Times New Roman" w:eastAsia="Times New Roman" w:hAnsi="Times New Roman" w:cs="Times New Roman"/>
+          <w:sz w:val="24"/>
+          <w:szCs w:val="24"/>
+        </w:rPr>
+      </w:pPr>
+      <w:r>
+        <w:rPr>
+          <w:rFonts w:ascii="Arial" w:eastAsia="Arial" w:hAnsi="Arial" w:cs="Arial"/>
+          <w:color w:val="0A0A0A"/>
+          <w:sz w:val="24"/>
+          <w:szCs w:val="24"/>
+        </w:rPr>
+        <w:t>Marks classes as data access components (DAO), facilitating automatic persistence exception translation</w:t>
+      </w:r>
+    </w:p>
+    <w:p>
+      <w:pPr>
+        <w:rPr>
+          <w:rFonts w:ascii="Arial" w:eastAsia="Arial" w:hAnsi="Arial" w:cs="Arial"/>
+          <w:color w:val="0A0A0A"/>
+          <w:highlight w:val="white"/>
+        </w:rPr>
+      </w:pPr>
+      <w:r>
+        <w:rPr>
+          <w:color w:val="000000"/>
+          <w:sz w:val="36"/>
+          <w:szCs w:val="36"/>
+        </w:rPr>
+        <w:t>@Component</w:t>
+      </w:r>
+    </w:p>
+    <w:p>
+      <w:pPr>
+        <w:rPr>
+          <w:rFonts w:ascii="Arial" w:eastAsia="Arial" w:hAnsi="Arial" w:cs="Arial"/>
+          <w:color w:val="0A0A0A"/>
+          <w:highlight w:val="white"/>
+        </w:rPr>
+      </w:pPr>
+      <w:hyperlink r:id="rId45" w:history="1">
+        <w:r>
+          <w:rPr>
+            <w:rStyle w:val="Hyperlink"/>
+            <w:color w:val="0A0A0A"/>
+            <w:highlight w:val="white"/>
+          </w:rPr>
+          <w:t>@Component</w:t>
+        </w:r>
+      </w:hyperlink>
+      <w:r>
+        <w:rPr>
+          <w:highlight w:val="white"/>
+        </w:rPr>
+        <w:t>: The base stereotype, marking any class as a Spring-managed component.</w:t>
+      </w:r>
+    </w:p>
+    <w:p>
+      <w:pPr>
+        <w:rPr>
+          <w:rFonts w:ascii="Arial" w:eastAsia="Arial" w:hAnsi="Arial" w:cs="Arial"/>
+          <w:color w:val="0A0A0A"/>
+          <w:highlight w:val="white"/>
+        </w:rPr>
+      </w:pPr>
+      <w:r>
+        <w:rPr>
+          <w:rFonts w:ascii="Arial" w:eastAsia="Arial" w:hAnsi="Arial" w:cs="Arial"/>
+          <w:color w:val="0A0A0A"/>
+          <w:highlight w:val="white"/>
+        </w:rPr>
+        <w:t xml:space="preserve">Marks a class as a Spring-managed component. Spring automatically detects it during </w:t>
+      </w:r>
+      <w:proofErr w:type="spellStart"/>
+      <w:r>
+        <w:rPr>
+          <w:rFonts w:ascii="Arial" w:eastAsia="Arial" w:hAnsi="Arial" w:cs="Arial"/>
+          <w:color w:val="0A0A0A"/>
+          <w:highlight w:val="white"/>
+        </w:rPr>
+        <w:t>classpath</w:t>
+      </w:r>
+      <w:proofErr w:type="spellEnd"/>
+      <w:r>
+        <w:rPr>
+          <w:rFonts w:ascii="Arial" w:eastAsia="Arial" w:hAnsi="Arial" w:cs="Arial"/>
+          <w:color w:val="0A0A0A"/>
+          <w:highlight w:val="white"/>
+        </w:rPr>
+        <w:t xml:space="preserve"> scanning.</w:t>
+      </w:r>
+    </w:p>
+    <w:p>
+      <w:pPr>
+        <w:rPr>
+          <w:rFonts w:ascii="Arial" w:eastAsia="Arial" w:hAnsi="Arial" w:cs="Arial"/>
+          <w:color w:val="0A0A0A"/>
+          <w:highlight w:val="white"/>
+        </w:rPr>
+      </w:pPr>
+      <w:r>
+        <w:rPr>
+          <w:color w:val="000000"/>
+          <w:sz w:val="36"/>
+          <w:szCs w:val="36"/>
+        </w:rPr>
+        <w:t xml:space="preserve"> </w:t>
+      </w:r>
+      <w:r>
+        <w:rPr>
+          <w:rFonts w:ascii="Arial" w:eastAsia="Arial" w:hAnsi="Arial" w:cs="Arial"/>
+          <w:color w:val="0A0A0A"/>
+          <w:highlight w:val="white"/>
+        </w:rPr>
+        <w:t>The @Component annotation is a general-purpose annotation that serves as a base for all other stereotype annotations in Spring. It is used to mark a class as a Spring-managed component, implying that it should be automatically detected and instantiated as a bean during the application’s context initialization.</w:t>
+      </w:r>
+    </w:p>
+    <w:p>
+      <w:pPr>
+        <w:rPr>
+          <w:rFonts w:ascii="Arial" w:eastAsia="Arial" w:hAnsi="Arial" w:cs="Arial"/>
+          <w:color w:val="0A0A0A"/>
+          <w:highlight w:val="white"/>
+        </w:rPr>
+      </w:pPr>
+    </w:p>
+    <w:p>
+      <w:pPr>
+        <w:rPr>
+          <w:rFonts w:ascii="Arial" w:eastAsia="Arial" w:hAnsi="Arial" w:cs="Arial"/>
+          <w:color w:val="0A0A0A"/>
+          <w:highlight w:val="white"/>
+        </w:rPr>
+      </w:pPr>
+      <w:r>
+        <w:rPr>
+          <w:rFonts w:ascii="Arial" w:eastAsia="Arial" w:hAnsi="Arial" w:cs="Arial"/>
+          <w:color w:val="0A0A0A"/>
+          <w:highlight w:val="white"/>
+        </w:rPr>
+        <w:t xml:space="preserve">import </w:t>
+      </w:r>
+      <w:proofErr w:type="spellStart"/>
+      <w:proofErr w:type="gramStart"/>
+      <w:r>
+        <w:rPr>
+          <w:rFonts w:ascii="Arial" w:eastAsia="Arial" w:hAnsi="Arial" w:cs="Arial"/>
+          <w:color w:val="0A0A0A"/>
+          <w:highlight w:val="white"/>
+        </w:rPr>
+        <w:t>org.springframework</w:t>
+      </w:r>
+      <w:proofErr w:type="gramEnd"/>
+      <w:r>
+        <w:rPr>
+          <w:rFonts w:ascii="Arial" w:eastAsia="Arial" w:hAnsi="Arial" w:cs="Arial"/>
+          <w:color w:val="0A0A0A"/>
+          <w:highlight w:val="white"/>
+        </w:rPr>
+        <w:t>.stereotype.Component</w:t>
+      </w:r>
+      <w:proofErr w:type="spellEnd"/>
+      <w:r>
+        <w:rPr>
+          <w:rFonts w:ascii="Arial" w:eastAsia="Arial" w:hAnsi="Arial" w:cs="Arial"/>
+          <w:color w:val="0A0A0A"/>
+          <w:highlight w:val="white"/>
+        </w:rPr>
+        <w:t>;</w:t>
+      </w:r>
+    </w:p>
+    <w:p>
+      <w:pPr>
+        <w:rPr>
+          <w:rFonts w:ascii="Arial" w:eastAsia="Arial" w:hAnsi="Arial" w:cs="Arial"/>
+          <w:color w:val="0A0A0A"/>
+          <w:highlight w:val="white"/>
+        </w:rPr>
+      </w:pPr>
+      <w:r>
+        <w:rPr>
+          <w:rFonts w:ascii="Arial" w:eastAsia="Arial" w:hAnsi="Arial" w:cs="Arial"/>
+          <w:color w:val="0A0A0A"/>
+          <w:highlight w:val="white"/>
+        </w:rPr>
+        <w:t>@Component</w:t>
+      </w:r>
+    </w:p>
+    <w:p>
+      <w:pPr>
+        <w:rPr>
+          <w:rFonts w:ascii="Arial" w:eastAsia="Arial" w:hAnsi="Arial" w:cs="Arial"/>
+          <w:color w:val="0A0A0A"/>
+          <w:highlight w:val="white"/>
+        </w:rPr>
+      </w:pPr>
+      <w:r>
+        <w:rPr>
+          <w:rFonts w:ascii="Arial" w:eastAsia="Arial" w:hAnsi="Arial" w:cs="Arial"/>
+          <w:color w:val="0A0A0A"/>
+          <w:highlight w:val="white"/>
+        </w:rPr>
+        <w:t xml:space="preserve">public class </w:t>
+      </w:r>
+      <w:proofErr w:type="spellStart"/>
+      <w:r>
+        <w:rPr>
+          <w:rFonts w:ascii="Arial" w:eastAsia="Arial" w:hAnsi="Arial" w:cs="Arial"/>
+          <w:color w:val="0A0A0A"/>
+          <w:highlight w:val="white"/>
+        </w:rPr>
+        <w:t>ComponentDemo</w:t>
+      </w:r>
+      <w:proofErr w:type="spellEnd"/>
+      <w:r>
+        <w:rPr>
+          <w:rFonts w:ascii="Arial" w:eastAsia="Arial" w:hAnsi="Arial" w:cs="Arial"/>
+          <w:color w:val="0A0A0A"/>
+          <w:highlight w:val="white"/>
+        </w:rPr>
+        <w:t xml:space="preserve"> {</w:t>
+      </w:r>
+    </w:p>
+    <w:p>
+      <w:pPr>
+        <w:rPr>
+          <w:rFonts w:ascii="Arial" w:eastAsia="Arial" w:hAnsi="Arial" w:cs="Arial"/>
+          <w:color w:val="0A0A0A"/>
+          <w:highlight w:val="white"/>
+        </w:rPr>
+      </w:pPr>
+      <w:r>
+        <w:rPr>
+          <w:rFonts w:ascii="Arial" w:eastAsia="Arial" w:hAnsi="Arial" w:cs="Arial"/>
+          <w:color w:val="0A0A0A"/>
+          <w:highlight w:val="white"/>
+        </w:rPr>
+        <w:t xml:space="preserve">    public void </w:t>
+      </w:r>
+      <w:proofErr w:type="spellStart"/>
+      <w:proofErr w:type="gramStart"/>
+      <w:r>
+        <w:rPr>
+          <w:rFonts w:ascii="Arial" w:eastAsia="Arial" w:hAnsi="Arial" w:cs="Arial"/>
+          <w:color w:val="0A0A0A"/>
+          <w:highlight w:val="white"/>
+        </w:rPr>
+        <w:t>demoFunction</w:t>
+      </w:r>
+      <w:proofErr w:type="spellEnd"/>
+      <w:r>
+        <w:rPr>
+          <w:rFonts w:ascii="Arial" w:eastAsia="Arial" w:hAnsi="Arial" w:cs="Arial"/>
+          <w:color w:val="0A0A0A"/>
+          <w:highlight w:val="white"/>
+        </w:rPr>
+        <w:t>(</w:t>
+      </w:r>
+      <w:proofErr w:type="gramEnd"/>
+      <w:r>
+        <w:rPr>
+          <w:rFonts w:ascii="Arial" w:eastAsia="Arial" w:hAnsi="Arial" w:cs="Arial"/>
+          <w:color w:val="0A0A0A"/>
+          <w:highlight w:val="white"/>
+        </w:rPr>
+        <w:t>) {</w:t>
+      </w:r>
+    </w:p>
+    <w:p>
+      <w:pPr>
+        <w:rPr>
+          <w:rFonts w:ascii="Arial" w:eastAsia="Arial" w:hAnsi="Arial" w:cs="Arial"/>
+          <w:color w:val="0A0A0A"/>
+          <w:highlight w:val="white"/>
+        </w:rPr>
+      </w:pPr>
+      <w:r>
+        <w:rPr>
+          <w:rFonts w:ascii="Arial" w:eastAsia="Arial" w:hAnsi="Arial" w:cs="Arial"/>
+          <w:color w:val="0A0A0A"/>
+          <w:highlight w:val="white"/>
+        </w:rPr>
+        <w:t xml:space="preserve">        </w:t>
+      </w:r>
+      <w:proofErr w:type="spellStart"/>
+      <w:r>
+        <w:rPr>
+          <w:rFonts w:ascii="Arial" w:eastAsia="Arial" w:hAnsi="Arial" w:cs="Arial"/>
+          <w:color w:val="0A0A0A"/>
+          <w:highlight w:val="white"/>
+        </w:rPr>
+        <w:t>System.out.println</w:t>
+      </w:r>
+      <w:proofErr w:type="spellEnd"/>
+      <w:r>
+        <w:rPr>
+          <w:rFonts w:ascii="Arial" w:eastAsia="Arial" w:hAnsi="Arial" w:cs="Arial"/>
+          <w:color w:val="0A0A0A"/>
+          <w:highlight w:val="white"/>
+        </w:rPr>
+        <w:t>("Hello Spring Framework");</w:t>
+      </w:r>
+    </w:p>
+    <w:p>
+      <w:pPr>
+        <w:rPr>
+          <w:rFonts w:ascii="Arial" w:eastAsia="Arial" w:hAnsi="Arial" w:cs="Arial"/>
+          <w:color w:val="0A0A0A"/>
+          <w:highlight w:val="white"/>
+        </w:rPr>
+      </w:pPr>
+      <w:r>
+        <w:rPr>
+          <w:rFonts w:ascii="Arial" w:eastAsia="Arial" w:hAnsi="Arial" w:cs="Arial"/>
+          <w:color w:val="0A0A0A"/>
+          <w:highlight w:val="white"/>
+        </w:rPr>
+        <w:t xml:space="preserve">    }</w:t>
+      </w:r>
+    </w:p>
+    <w:p>
+      <w:pPr>
+        <w:rPr>
+          <w:rFonts w:ascii="Arial" w:eastAsia="Arial" w:hAnsi="Arial" w:cs="Arial"/>
+          <w:color w:val="0A0A0A"/>
+          <w:highlight w:val="white"/>
+        </w:rPr>
+      </w:pPr>
+      <w:r>
+        <w:rPr>
+          <w:rFonts w:ascii="Arial" w:eastAsia="Arial" w:hAnsi="Arial" w:cs="Arial"/>
+          <w:color w:val="0A0A0A"/>
+          <w:highlight w:val="white"/>
+        </w:rPr>
+        <w:t>}</w:t>
+      </w:r>
+    </w:p>
+    <w:p>
+      <w:pPr>
+        <w:pBdr>
+          <w:bottom w:val="single" w:sz="6" w:space="1" w:color="000000"/>
+        </w:pBdr>
+        <w:rPr>
+          <w:rFonts w:ascii="Arial" w:eastAsia="Arial" w:hAnsi="Arial" w:cs="Arial"/>
+          <w:color w:val="0A0A0A"/>
+          <w:highlight w:val="white"/>
+        </w:rPr>
+      </w:pPr>
+    </w:p>
+    <w:p>
+      <w:pPr>
+        <w:shd w:val="clear" w:color="auto" w:fill="FFFFFF"/>
+        <w:spacing w:after="0"/>
+        <w:rPr>
+          <w:rFonts w:ascii="Arial" w:eastAsia="Arial" w:hAnsi="Arial" w:cs="Arial"/>
+          <w:b/>
+          <w:bCs/>
+          <w:color w:val="001D35"/>
+          <w:sz w:val="33"/>
+          <w:szCs w:val="33"/>
+        </w:rPr>
+      </w:pPr>
+    </w:p>
+    <w:p>
+      <w:pPr>
+        <w:shd w:val="clear" w:color="auto" w:fill="FFFFFF"/>
+        <w:spacing w:after="0"/>
+        <w:rPr>
+          <w:rFonts w:ascii="Arial" w:eastAsia="Arial" w:hAnsi="Arial" w:cs="Arial"/>
+          <w:b/>
+          <w:bCs/>
+          <w:color w:val="001D35"/>
+          <w:sz w:val="33"/>
+          <w:szCs w:val="33"/>
+        </w:rPr>
+      </w:pPr>
+      <w:r>
+        <w:rPr>
+          <w:rFonts w:ascii="Arial" w:eastAsia="Arial" w:hAnsi="Arial" w:cs="Arial"/>
+          <w:b/>
+          <w:bCs/>
+          <w:color w:val="001D35"/>
+          <w:sz w:val="33"/>
+          <w:szCs w:val="33"/>
+        </w:rPr>
+        <w:t>Stereotype Annotations</w:t>
+      </w:r>
+    </w:p>
+    <w:p>
+      <w:pPr>
+        <w:rPr>
+          <w:rFonts w:ascii="Arial" w:eastAsia="Arial" w:hAnsi="Arial" w:cs="Arial"/>
+          <w:color w:val="0A0A0A"/>
+          <w:highlight w:val="white"/>
+        </w:rPr>
+      </w:pPr>
+    </w:p>
+    <w:p>
+      <w:pPr>
+        <w:rPr>
+          <w:rFonts w:ascii="Arial" w:eastAsia="Arial" w:hAnsi="Arial" w:cs="Arial"/>
+          <w:color w:val="0A0A0A"/>
+          <w:highlight w:val="white"/>
+        </w:rPr>
+      </w:pPr>
+      <w:r>
+        <w:rPr>
+          <w:rFonts w:ascii="Arial" w:eastAsia="Arial" w:hAnsi="Arial" w:cs="Arial"/>
+          <w:noProof/>
+          <w:color w:val="0A0A0A"/>
+        </w:rPr>
+        <w:drawing>
+          <wp:inline distT="0" distB="0" distL="0" distR="0">
+            <wp:extent cx="5943600" cy="2307590"/>
+            <wp:effectExtent l="0" t="0" r="0" b="0"/>
+            <wp:docPr id="2" name="Picture 2"/>
+            <wp:cNvGraphicFramePr>
+              <a:graphicFrameLocks xmlns:a="http://schemas.openxmlformats.org/drawingml/2006/main" noChangeAspect="1"/>
+            </wp:cNvGraphicFramePr>
+            <a:graphic xmlns:a="http://schemas.openxmlformats.org/drawingml/2006/main">
+              <a:graphicData uri="http://schemas.openxmlformats.org/drawingml/2006/picture">
+                <pic:pic xmlns:pic="http://schemas.openxmlformats.org/drawingml/2006/picture">
+                  <pic:nvPicPr>
+                    <pic:cNvPr id="0" name="image7.png"/>
+                    <pic:cNvPicPr>
+                      <a:picLocks noChangeAspect="1" noChangeArrowheads="1"/>
+                    </pic:cNvPicPr>
+                  </pic:nvPicPr>
+                  <pic:blipFill>
+                    <a:blip>
+                      <a:extLst>
+                        <a:ext uri="{28A0092B-C50C-407E-A947-70E740481C1C}">
+                          <a14:useLocalDpi xmlns:a14="http://schemas.microsoft.com/office/drawing/2010/main" val="0"/>
+                        </a:ext>
+                      </a:extLst>
+                    </a:blip>
+                    <a:srcRect/>
+                    <a:stretch>
+                      <a:fillRect/>
+                    </a:stretch>
+                  </pic:blipFill>
+                  <pic:spPr bwMode="auto">
+                    <a:xfrm>
+                      <a:off x="0" y="0"/>
+                      <a:ext cx="5943600" cy="2307590"/>
+                    </a:xfrm>
+                    <a:prstGeom prst="rect">
+                      <a:avLst/>
+                    </a:prstGeom>
+                    <a:noFill/>
+                    <a:ln>
+                      <a:noFill/>
+                    </a:ln>
+                  </pic:spPr>
+                </pic:pic>
+              </a:graphicData>
+            </a:graphic>
+          </wp:inline>
+        </w:drawing>
+      </w:r>
+    </w:p>
+    <w:p>
+      <w:pPr>
+        <w:rPr>
+          <w:rFonts w:ascii="Arial" w:eastAsia="Arial" w:hAnsi="Arial" w:cs="Arial"/>
+          <w:color w:val="0A0A0A"/>
+          <w:highlight w:val="white"/>
+        </w:rPr>
+      </w:pPr>
+      <w:r>
+        <w:rPr>
+          <w:rFonts w:ascii="Arial" w:eastAsia="Arial" w:hAnsi="Arial" w:cs="Arial"/>
+          <w:color w:val="0A0A0A"/>
+          <w:highlight w:val="white"/>
+        </w:rPr>
+        <w:t xml:space="preserve">Stereotype annotations in Spring are special class-level annotations </w:t>
+      </w:r>
+    </w:p>
+    <w:p>
+      <w:pPr>
+        <w:numPr>
+          <w:ilvl w:val="0"/>
+          <w:numId w:val="77"/>
+        </w:numPr>
+        <w:spacing w:after="0" w:line="256" w:lineRule="auto"/>
+        <w:rPr>
+          <w:rFonts w:ascii="Arial" w:eastAsia="Arial" w:hAnsi="Arial" w:cs="Arial"/>
+          <w:color w:val="0A0A0A"/>
+          <w:highlight w:val="white"/>
+        </w:rPr>
+      </w:pPr>
+      <w:r>
+        <w:rPr>
+          <w:rFonts w:ascii="Courier New" w:eastAsia="Courier New" w:hAnsi="Courier New" w:cs="Courier New"/>
+          <w:color w:val="0A0A0A"/>
+          <w:sz w:val="21"/>
+          <w:szCs w:val="21"/>
+          <w:shd w:val="clear" w:color="auto" w:fill="F3F5F6"/>
+        </w:rPr>
+        <w:t>@Component</w:t>
+      </w:r>
+      <w:r>
+        <w:rPr>
+          <w:rFonts w:ascii="Arial" w:eastAsia="Arial" w:hAnsi="Arial" w:cs="Arial"/>
+          <w:color w:val="0A0A0A"/>
+          <w:highlight w:val="white"/>
+        </w:rPr>
+        <w:t>, </w:t>
+      </w:r>
+    </w:p>
+    <w:p>
+      <w:pPr>
+        <w:numPr>
+          <w:ilvl w:val="0"/>
+          <w:numId w:val="77"/>
+        </w:numPr>
+        <w:spacing w:after="0" w:line="256" w:lineRule="auto"/>
+        <w:rPr>
+          <w:rFonts w:ascii="Arial" w:eastAsia="Arial" w:hAnsi="Arial" w:cs="Arial"/>
+          <w:color w:val="0A0A0A"/>
+          <w:highlight w:val="white"/>
+        </w:rPr>
+      </w:pPr>
+      <w:r>
+        <w:rPr>
+          <w:rFonts w:ascii="Courier New" w:eastAsia="Courier New" w:hAnsi="Courier New" w:cs="Courier New"/>
+          <w:color w:val="0A0A0A"/>
+          <w:sz w:val="21"/>
+          <w:szCs w:val="21"/>
+          <w:shd w:val="clear" w:color="auto" w:fill="F3F5F6"/>
+        </w:rPr>
+        <w:t>@Service</w:t>
+      </w:r>
+      <w:r>
+        <w:rPr>
+          <w:rFonts w:ascii="Arial" w:eastAsia="Arial" w:hAnsi="Arial" w:cs="Arial"/>
+          <w:color w:val="0A0A0A"/>
+          <w:highlight w:val="white"/>
+        </w:rPr>
+        <w:t>, </w:t>
+      </w:r>
+    </w:p>
+    <w:p>
+      <w:pPr>
+        <w:numPr>
+          <w:ilvl w:val="0"/>
+          <w:numId w:val="77"/>
+        </w:numPr>
+        <w:spacing w:after="0" w:line="256" w:lineRule="auto"/>
+        <w:rPr>
+          <w:rFonts w:ascii="Arial" w:eastAsia="Arial" w:hAnsi="Arial" w:cs="Arial"/>
+          <w:color w:val="0A0A0A"/>
+          <w:highlight w:val="white"/>
+        </w:rPr>
+      </w:pPr>
+      <w:r>
+        <w:rPr>
+          <w:rFonts w:ascii="Courier New" w:eastAsia="Courier New" w:hAnsi="Courier New" w:cs="Courier New"/>
+          <w:color w:val="0A0A0A"/>
+          <w:sz w:val="21"/>
+          <w:szCs w:val="21"/>
+          <w:shd w:val="clear" w:color="auto" w:fill="F3F5F6"/>
+        </w:rPr>
+        <w:t>@Repository</w:t>
+      </w:r>
+      <w:r>
+        <w:rPr>
+          <w:rFonts w:ascii="Arial" w:eastAsia="Arial" w:hAnsi="Arial" w:cs="Arial"/>
+          <w:color w:val="0A0A0A"/>
+          <w:highlight w:val="white"/>
+        </w:rPr>
+        <w:t>,</w:t>
+      </w:r>
+    </w:p>
+    <w:p>
+      <w:pPr>
+        <w:numPr>
+          <w:ilvl w:val="0"/>
+          <w:numId w:val="77"/>
+        </w:numPr>
+        <w:spacing w:line="256" w:lineRule="auto"/>
+        <w:rPr>
+          <w:rFonts w:ascii="Arial" w:eastAsia="Arial" w:hAnsi="Arial" w:cs="Arial"/>
+          <w:color w:val="0A0A0A"/>
+          <w:highlight w:val="white"/>
+        </w:rPr>
+      </w:pPr>
+      <w:r>
+        <w:rPr>
+          <w:rFonts w:ascii="Arial" w:eastAsia="Arial" w:hAnsi="Arial" w:cs="Arial"/>
+          <w:color w:val="0A0A0A"/>
+          <w:highlight w:val="white"/>
+        </w:rPr>
+        <w:t> </w:t>
+      </w:r>
+      <w:r>
+        <w:rPr>
+          <w:rFonts w:ascii="Courier New" w:eastAsia="Courier New" w:hAnsi="Courier New" w:cs="Courier New"/>
+          <w:color w:val="0A0A0A"/>
+          <w:sz w:val="21"/>
+          <w:szCs w:val="21"/>
+          <w:shd w:val="clear" w:color="auto" w:fill="F3F5F6"/>
+        </w:rPr>
+        <w:t>@Controller</w:t>
+      </w:r>
+    </w:p>
+    <w:p>
+      <w:pPr>
+        <w:rPr>
+          <w:rFonts w:ascii="Arial" w:eastAsia="Arial" w:hAnsi="Arial" w:cs="Arial"/>
+          <w:color w:val="0A0A0A"/>
+          <w:highlight w:val="white"/>
+        </w:rPr>
+      </w:pPr>
+    </w:p>
+    <w:p>
+      <w:pPr>
+        <w:rPr>
+          <w:rFonts w:ascii="Arial" w:eastAsia="Arial" w:hAnsi="Arial" w:cs="Arial"/>
+          <w:color w:val="0A0A0A"/>
+          <w:highlight w:val="white"/>
+        </w:rPr>
+      </w:pPr>
+      <w:r>
+        <w:rPr>
+          <w:rFonts w:ascii="Arial" w:eastAsia="Arial" w:hAnsi="Arial" w:cs="Arial"/>
+          <w:color w:val="0A0A0A"/>
+          <w:highlight w:val="white"/>
+        </w:rPr>
+        <w:t xml:space="preserve">Used to mark classes for automatic detection, instantiation, and management as beans in the Spring </w:t>
+      </w:r>
+      <w:proofErr w:type="spellStart"/>
+      <w:r>
+        <w:rPr>
+          <w:rFonts w:ascii="Arial" w:eastAsia="Arial" w:hAnsi="Arial" w:cs="Arial"/>
+          <w:color w:val="0A0A0A"/>
+          <w:highlight w:val="white"/>
+        </w:rPr>
+        <w:t>IoC</w:t>
+      </w:r>
+      <w:proofErr w:type="spellEnd"/>
+      <w:r>
+        <w:rPr>
+          <w:rFonts w:ascii="Arial" w:eastAsia="Arial" w:hAnsi="Arial" w:cs="Arial"/>
+          <w:color w:val="0A0A0A"/>
+          <w:highlight w:val="white"/>
+        </w:rPr>
+        <w:t xml:space="preserve"> container. They simplify configuration by enabling </w:t>
+      </w:r>
+      <w:proofErr w:type="spellStart"/>
+      <w:r>
+        <w:rPr>
+          <w:rFonts w:ascii="Arial" w:eastAsia="Arial" w:hAnsi="Arial" w:cs="Arial"/>
+          <w:color w:val="0A0A0A"/>
+          <w:highlight w:val="white"/>
+        </w:rPr>
+        <w:t>classpath</w:t>
+      </w:r>
+      <w:proofErr w:type="spellEnd"/>
+      <w:r>
+        <w:rPr>
+          <w:rFonts w:ascii="Arial" w:eastAsia="Arial" w:hAnsi="Arial" w:cs="Arial"/>
+          <w:color w:val="0A0A0A"/>
+          <w:highlight w:val="white"/>
+        </w:rPr>
+        <w:t xml:space="preserve"> scanning, eliminating manual XML bean definitions</w:t>
+      </w:r>
+    </w:p>
+    <w:p>
+      <w:pPr>
+        <w:rPr>
+          <w:rFonts w:ascii="Arial" w:eastAsia="Arial" w:hAnsi="Arial" w:cs="Arial"/>
+          <w:color w:val="0A0A0A"/>
+          <w:highlight w:val="white"/>
+        </w:rPr>
+      </w:pPr>
+    </w:p>
+    <w:p>
+      <w:pPr>
+        <w:rPr>
+          <w:rFonts w:ascii="Calibri" w:eastAsia="Calibri" w:hAnsi="Calibri" w:cs="Calibri"/>
+        </w:rPr>
+      </w:pPr>
+    </w:p>
+    <w:p>
+      <w:pPr>
+        <w:spacing w:line="240" w:lineRule="auto"/>
+        <w:rPr>
+          <w:rFonts w:ascii="Times New Roman" w:eastAsia="Times New Roman" w:hAnsi="Times New Roman" w:cs="Times New Roman"/>
+          <w:sz w:val="24"/>
+          <w:szCs w:val="24"/>
+        </w:rPr>
+      </w:pPr>
+    </w:p>
+    <w:p>
+      <w:pPr>
+        <w:spacing w:line="240" w:lineRule="auto"/>
+        <w:rPr>
+          <w:rFonts w:ascii="Times New Roman" w:eastAsia="Times New Roman" w:hAnsi="Times New Roman" w:cs="Times New Roman"/>
+          <w:sz w:val="24"/>
+          <w:szCs w:val="24"/>
+        </w:rPr>
+      </w:pPr>
+    </w:p>
+    <w:p>
+      <w:pPr>
         <w:rPr>
           <w:lang w:val="en-GB"/>
         </w:rPr>
@@ -15773,6 +20846,92 @@
     </w:lvl>
   </w:abstractNum>
   <w:abstractNum w:abstractNumId="7" w15:restartNumberingAfterBreak="0">
+    <w:nsid w:val="0CCC1925"/>
+    <w:multiLevelType w:val="multilevel"/>
+    <w:tmpl w:val="A62211C6"/>
+    <w:lvl w:ilvl="0">
+      <w:start w:val="1"/>
+      <w:numFmt w:val="decimal"/>
+      <w:lvlText w:val="%1."/>
+      <w:lvlJc w:val="left"/>
+      <w:pPr>
+        <w:ind w:left="720" w:hanging="360"/>
+      </w:pPr>
+    </w:lvl>
+    <w:lvl w:ilvl="1">
+      <w:start w:val="1"/>
+      <w:numFmt w:val="lowerLetter"/>
+      <w:lvlText w:val="%2."/>
+      <w:lvlJc w:val="left"/>
+      <w:pPr>
+        <w:ind w:left="1440" w:hanging="360"/>
+      </w:pPr>
+    </w:lvl>
+    <w:lvl w:ilvl="2">
+      <w:start w:val="1"/>
+      <w:numFmt w:val="lowerRoman"/>
+      <w:lvlText w:val="%3."/>
+      <w:lvlJc w:val="right"/>
+      <w:pPr>
+        <w:ind w:left="2160" w:hanging="180"/>
+      </w:pPr>
+    </w:lvl>
+    <w:lvl w:ilvl="3">
+      <w:start w:val="1"/>
+      <w:numFmt w:val="decimal"/>
+      <w:lvlText w:val="%4."/>
+      <w:lvlJc w:val="left"/>
+      <w:pPr>
+        <w:ind w:left="2880" w:hanging="360"/>
+      </w:pPr>
+    </w:lvl>
+    <w:lvl w:ilvl="4">
+      <w:start w:val="1"/>
+      <w:numFmt w:val="lowerLetter"/>
+      <w:lvlText w:val="%5."/>
+      <w:lvlJc w:val="left"/>
+      <w:pPr>
+        <w:ind w:left="3600" w:hanging="360"/>
+      </w:pPr>
+    </w:lvl>
+    <w:lvl w:ilvl="5">
+      <w:start w:val="1"/>
+      <w:numFmt w:val="lowerRoman"/>
+      <w:lvlText w:val="%6."/>
+      <w:lvlJc w:val="right"/>
+      <w:pPr>
+        <w:ind w:left="4320" w:hanging="180"/>
+      </w:pPr>
+    </w:lvl>
+    <w:lvl w:ilvl="6">
+      <w:start w:val="1"/>
+      <w:numFmt w:val="decimal"/>
+      <w:lvlText w:val="%7."/>
+      <w:lvlJc w:val="left"/>
+      <w:pPr>
+        <w:ind w:left="5040" w:hanging="360"/>
+      </w:pPr>
+    </w:lvl>
+    <w:lvl w:ilvl="7">
+      <w:start w:val="1"/>
+      <w:numFmt w:val="lowerLetter"/>
+      <w:lvlText w:val="%8."/>
+      <w:lvlJc w:val="left"/>
+      <w:pPr>
+        <w:ind w:left="5760" w:hanging="360"/>
+      </w:pPr>
+    </w:lvl>
+    <w:lvl w:ilvl="8">
+      <w:start w:val="1"/>
+      <w:numFmt w:val="lowerRoman"/>
+      <w:lvlText w:val="%9."/>
+      <w:lvlJc w:val="right"/>
+      <w:pPr>
+        <w:ind w:left="6480" w:hanging="180"/>
+      </w:pPr>
+    </w:lvl>
+  </w:abstractNum>
+  <w:abstractNum w:abstractNumId="8" w15:restartNumberingAfterBreak="0">
     <w:nsid w:val="0DE131BD"/>
     <w:multiLevelType w:val="multilevel"/>
     <w:tmpl w:val="9904A908"/>
@@ -15885,7 +21044,7 @@
       </w:pPr>
     </w:lvl>
   </w:abstractNum>
-  <w:abstractNum w:abstractNumId="8" w15:restartNumberingAfterBreak="0">
+  <w:abstractNum w:abstractNumId="9" w15:restartNumberingAfterBreak="0">
     <w:nsid w:val="0E283FE5"/>
     <w:multiLevelType w:val="multilevel"/>
     <w:tmpl w:val="F3E41606"/>
@@ -16034,7 +21193,7 @@
       </w:rPr>
     </w:lvl>
   </w:abstractNum>
-  <w:abstractNum w:abstractNumId="9" w15:restartNumberingAfterBreak="0">
+  <w:abstractNum w:abstractNumId="10" w15:restartNumberingAfterBreak="0">
     <w:nsid w:val="10F24ECF"/>
     <w:multiLevelType w:val="multilevel"/>
     <w:tmpl w:val="4F3AECE0"/>
@@ -16183,7 +21342,7 @@
       </w:rPr>
     </w:lvl>
   </w:abstractNum>
-  <w:abstractNum w:abstractNumId="10" w15:restartNumberingAfterBreak="0">
+  <w:abstractNum w:abstractNumId="11" w15:restartNumberingAfterBreak="0">
     <w:nsid w:val="171406B6"/>
     <w:multiLevelType w:val="multilevel"/>
     <w:tmpl w:val="4CC207FA"/>
@@ -16296,7 +21455,7 @@
       </w:pPr>
     </w:lvl>
   </w:abstractNum>
-  <w:abstractNum w:abstractNumId="11" w15:restartNumberingAfterBreak="0">
+  <w:abstractNum w:abstractNumId="12" w15:restartNumberingAfterBreak="0">
     <w:nsid w:val="1B083E10"/>
     <w:multiLevelType w:val="multilevel"/>
     <w:tmpl w:val="52BA060E"/>
@@ -16445,7 +21604,93 @@
       </w:rPr>
     </w:lvl>
   </w:abstractNum>
-  <w:abstractNum w:abstractNumId="12" w15:restartNumberingAfterBreak="0">
+  <w:abstractNum w:abstractNumId="13" w15:restartNumberingAfterBreak="0">
+    <w:nsid w:val="1C297760"/>
+    <w:multiLevelType w:val="multilevel"/>
+    <w:tmpl w:val="FB1A9842"/>
+    <w:lvl w:ilvl="0">
+      <w:start w:val="1"/>
+      <w:numFmt w:val="decimal"/>
+      <w:lvlText w:val="%1."/>
+      <w:lvlJc w:val="left"/>
+      <w:pPr>
+        <w:ind w:left="720" w:hanging="360"/>
+      </w:pPr>
+    </w:lvl>
+    <w:lvl w:ilvl="1">
+      <w:start w:val="1"/>
+      <w:numFmt w:val="lowerLetter"/>
+      <w:lvlText w:val="%2."/>
+      <w:lvlJc w:val="left"/>
+      <w:pPr>
+        <w:ind w:left="1440" w:hanging="360"/>
+      </w:pPr>
+    </w:lvl>
+    <w:lvl w:ilvl="2">
+      <w:start w:val="1"/>
+      <w:numFmt w:val="lowerRoman"/>
+      <w:lvlText w:val="%3."/>
+      <w:lvlJc w:val="right"/>
+      <w:pPr>
+        <w:ind w:left="2160" w:hanging="180"/>
+      </w:pPr>
+    </w:lvl>
+    <w:lvl w:ilvl="3">
+      <w:start w:val="1"/>
+      <w:numFmt w:val="decimal"/>
+      <w:lvlText w:val="%4."/>
+      <w:lvlJc w:val="left"/>
+      <w:pPr>
+        <w:ind w:left="2880" w:hanging="360"/>
+      </w:pPr>
+    </w:lvl>
+    <w:lvl w:ilvl="4">
+      <w:start w:val="1"/>
+      <w:numFmt w:val="lowerLetter"/>
+      <w:lvlText w:val="%5."/>
+      <w:lvlJc w:val="left"/>
+      <w:pPr>
+        <w:ind w:left="3600" w:hanging="360"/>
+      </w:pPr>
+    </w:lvl>
+    <w:lvl w:ilvl="5">
+      <w:start w:val="1"/>
+      <w:numFmt w:val="lowerRoman"/>
+      <w:lvlText w:val="%6."/>
+      <w:lvlJc w:val="right"/>
+      <w:pPr>
+        <w:ind w:left="4320" w:hanging="180"/>
+      </w:pPr>
+    </w:lvl>
+    <w:lvl w:ilvl="6">
+      <w:start w:val="1"/>
+      <w:numFmt w:val="decimal"/>
+      <w:lvlText w:val="%7."/>
+      <w:lvlJc w:val="left"/>
+      <w:pPr>
+        <w:ind w:left="5040" w:hanging="360"/>
+      </w:pPr>
+    </w:lvl>
+    <w:lvl w:ilvl="7">
+      <w:start w:val="1"/>
+      <w:numFmt w:val="lowerLetter"/>
+      <w:lvlText w:val="%8."/>
+      <w:lvlJc w:val="left"/>
+      <w:pPr>
+        <w:ind w:left="5760" w:hanging="360"/>
+      </w:pPr>
+    </w:lvl>
+    <w:lvl w:ilvl="8">
+      <w:start w:val="1"/>
+      <w:numFmt w:val="lowerRoman"/>
+      <w:lvlText w:val="%9."/>
+      <w:lvlJc w:val="right"/>
+      <w:pPr>
+        <w:ind w:left="6480" w:hanging="180"/>
+      </w:pPr>
+    </w:lvl>
+  </w:abstractNum>
+  <w:abstractNum w:abstractNumId="14" w15:restartNumberingAfterBreak="0">
     <w:nsid w:val="252A65AF"/>
     <w:multiLevelType w:val="hybridMultilevel"/>
     <w:tmpl w:val="580C3A14"/>
@@ -16534,7 +21779,7 @@
       </w:pPr>
     </w:lvl>
   </w:abstractNum>
-  <w:abstractNum w:abstractNumId="13" w15:restartNumberingAfterBreak="0">
+  <w:abstractNum w:abstractNumId="15" w15:restartNumberingAfterBreak="0">
     <w:nsid w:val="25CC3587"/>
     <w:multiLevelType w:val="multilevel"/>
     <w:tmpl w:val="8CAADEFA"/>
@@ -16683,7 +21928,7 @@
       </w:rPr>
     </w:lvl>
   </w:abstractNum>
-  <w:abstractNum w:abstractNumId="14" w15:restartNumberingAfterBreak="0">
+  <w:abstractNum w:abstractNumId="16" w15:restartNumberingAfterBreak="0">
     <w:nsid w:val="25F843A5"/>
     <w:multiLevelType w:val="multilevel"/>
     <w:tmpl w:val="9B4C4D1C"/>
@@ -16832,7 +22077,120 @@
       </w:rPr>
     </w:lvl>
   </w:abstractNum>
-  <w:abstractNum w:abstractNumId="15" w15:restartNumberingAfterBreak="0">
+  <w:abstractNum w:abstractNumId="17" w15:restartNumberingAfterBreak="0">
+    <w:nsid w:val="261B14D2"/>
+    <w:multiLevelType w:val="multilevel"/>
+    <w:tmpl w:val="EB967AEA"/>
+    <w:lvl w:ilvl="0">
+      <w:start w:val="1"/>
+      <w:numFmt w:val="bullet"/>
+      <w:lvlText w:val="●"/>
+      <w:lvlJc w:val="left"/>
+      <w:pPr>
+        <w:ind w:left="720" w:hanging="360"/>
+      </w:pPr>
+      <w:rPr>
+        <w:rFonts w:ascii="Noto Sans Symbols" w:eastAsia="Noto Sans Symbols" w:hAnsi="Noto Sans Symbols" w:cs="Noto Sans Symbols"/>
+      </w:rPr>
+    </w:lvl>
+    <w:lvl w:ilvl="1">
+      <w:start w:val="1"/>
+      <w:numFmt w:val="bullet"/>
+      <w:lvlText w:val="o"/>
+      <w:lvlJc w:val="left"/>
+      <w:pPr>
+        <w:ind w:left="1440" w:hanging="360"/>
+      </w:pPr>
+      <w:rPr>
+        <w:rFonts w:ascii="Courier New" w:eastAsia="Courier New" w:hAnsi="Courier New" w:cs="Courier New"/>
+      </w:rPr>
+    </w:lvl>
+    <w:lvl w:ilvl="2">
+      <w:start w:val="1"/>
+      <w:numFmt w:val="bullet"/>
+      <w:lvlText w:val="▪"/>
+      <w:lvlJc w:val="left"/>
+      <w:pPr>
+        <w:ind w:left="2160" w:hanging="360"/>
+      </w:pPr>
+      <w:rPr>
+        <w:rFonts w:ascii="Noto Sans Symbols" w:eastAsia="Noto Sans Symbols" w:hAnsi="Noto Sans Symbols" w:cs="Noto Sans Symbols"/>
+      </w:rPr>
+    </w:lvl>
+    <w:lvl w:ilvl="3">
+      <w:start w:val="1"/>
+      <w:numFmt w:val="bullet"/>
+      <w:lvlText w:val="●"/>
+      <w:lvlJc w:val="left"/>
+      <w:pPr>
+        <w:ind w:left="2880" w:hanging="360"/>
+      </w:pPr>
+      <w:rPr>
+        <w:rFonts w:ascii="Noto Sans Symbols" w:eastAsia="Noto Sans Symbols" w:hAnsi="Noto Sans Symbols" w:cs="Noto Sans Symbols"/>
+      </w:rPr>
+    </w:lvl>
+    <w:lvl w:ilvl="4">
+      <w:start w:val="1"/>
+      <w:numFmt w:val="bullet"/>
+      <w:lvlText w:val="o"/>
+      <w:lvlJc w:val="left"/>
+      <w:pPr>
+        <w:ind w:left="3600" w:hanging="360"/>
+      </w:pPr>
+      <w:rPr>
+        <w:rFonts w:ascii="Courier New" w:eastAsia="Courier New" w:hAnsi="Courier New" w:cs="Courier New"/>
+      </w:rPr>
+    </w:lvl>
+    <w:lvl w:ilvl="5">
+      <w:start w:val="1"/>
+      <w:numFmt w:val="bullet"/>
+      <w:lvlText w:val="▪"/>
+      <w:lvlJc w:val="left"/>
+      <w:pPr>
+        <w:ind w:left="4320" w:hanging="360"/>
+      </w:pPr>
+      <w:rPr>
+        <w:rFonts w:ascii="Noto Sans Symbols" w:eastAsia="Noto Sans Symbols" w:hAnsi="Noto Sans Symbols" w:cs="Noto Sans Symbols"/>
+      </w:rPr>
+    </w:lvl>
+    <w:lvl w:ilvl="6">
+      <w:start w:val="1"/>
+      <w:numFmt w:val="bullet"/>
+      <w:lvlText w:val="●"/>
+      <w:lvlJc w:val="left"/>
+      <w:pPr>
+        <w:ind w:left="5040" w:hanging="360"/>
+      </w:pPr>
+      <w:rPr>
+        <w:rFonts w:ascii="Noto Sans Symbols" w:eastAsia="Noto Sans Symbols" w:hAnsi="Noto Sans Symbols" w:cs="Noto Sans Symbols"/>
+      </w:rPr>
+    </w:lvl>
+    <w:lvl w:ilvl="7">
+      <w:start w:val="1"/>
+      <w:numFmt w:val="bullet"/>
+      <w:lvlText w:val="o"/>
+      <w:lvlJc w:val="left"/>
+      <w:pPr>
+        <w:ind w:left="5760" w:hanging="360"/>
+      </w:pPr>
+      <w:rPr>
+        <w:rFonts w:ascii="Courier New" w:eastAsia="Courier New" w:hAnsi="Courier New" w:cs="Courier New"/>
+      </w:rPr>
+    </w:lvl>
+    <w:lvl w:ilvl="8">
+      <w:start w:val="1"/>
+      <w:numFmt w:val="bullet"/>
+      <w:lvlText w:val="▪"/>
+      <w:lvlJc w:val="left"/>
+      <w:pPr>
+        <w:ind w:left="6480" w:hanging="360"/>
+      </w:pPr>
+      <w:rPr>
+        <w:rFonts w:ascii="Noto Sans Symbols" w:eastAsia="Noto Sans Symbols" w:hAnsi="Noto Sans Symbols" w:cs="Noto Sans Symbols"/>
+      </w:rPr>
+    </w:lvl>
+  </w:abstractNum>
+  <w:abstractNum w:abstractNumId="18" w15:restartNumberingAfterBreak="0">
     <w:nsid w:val="273D0F26"/>
     <w:multiLevelType w:val="multilevel"/>
     <w:tmpl w:val="98BC06D0"/>
@@ -16981,7 +22339,7 @@
       </w:rPr>
     </w:lvl>
   </w:abstractNum>
-  <w:abstractNum w:abstractNumId="16" w15:restartNumberingAfterBreak="0">
+  <w:abstractNum w:abstractNumId="19" w15:restartNumberingAfterBreak="0">
     <w:nsid w:val="2783036B"/>
     <w:multiLevelType w:val="multilevel"/>
     <w:tmpl w:val="9FDE8016"/>
@@ -17094,7 +22452,7 @@
       </w:pPr>
     </w:lvl>
   </w:abstractNum>
-  <w:abstractNum w:abstractNumId="17" w15:restartNumberingAfterBreak="0">
+  <w:abstractNum w:abstractNumId="20" w15:restartNumberingAfterBreak="0">
     <w:nsid w:val="288413C9"/>
     <w:multiLevelType w:val="multilevel"/>
     <w:tmpl w:val="6CA679F2"/>
@@ -17207,7 +22565,7 @@
       </w:pPr>
     </w:lvl>
   </w:abstractNum>
-  <w:abstractNum w:abstractNumId="18" w15:restartNumberingAfterBreak="0">
+  <w:abstractNum w:abstractNumId="21" w15:restartNumberingAfterBreak="0">
     <w:nsid w:val="29601446"/>
     <w:multiLevelType w:val="multilevel"/>
     <w:tmpl w:val="D38882E0"/>
@@ -17356,7 +22714,120 @@
       </w:rPr>
     </w:lvl>
   </w:abstractNum>
-  <w:abstractNum w:abstractNumId="19" w15:restartNumberingAfterBreak="0">
+  <w:abstractNum w:abstractNumId="22" w15:restartNumberingAfterBreak="0">
+    <w:nsid w:val="2C9A57F9"/>
+    <w:multiLevelType w:val="multilevel"/>
+    <w:tmpl w:val="6288711A"/>
+    <w:lvl w:ilvl="0">
+      <w:start w:val="1"/>
+      <w:numFmt w:val="bullet"/>
+      <w:lvlText w:val="●"/>
+      <w:lvlJc w:val="left"/>
+      <w:pPr>
+        <w:ind w:left="720" w:hanging="360"/>
+      </w:pPr>
+      <w:rPr>
+        <w:rFonts w:ascii="Noto Sans Symbols" w:eastAsia="Noto Sans Symbols" w:hAnsi="Noto Sans Symbols" w:cs="Noto Sans Symbols"/>
+      </w:rPr>
+    </w:lvl>
+    <w:lvl w:ilvl="1">
+      <w:start w:val="1"/>
+      <w:numFmt w:val="bullet"/>
+      <w:lvlText w:val="o"/>
+      <w:lvlJc w:val="left"/>
+      <w:pPr>
+        <w:ind w:left="1440" w:hanging="360"/>
+      </w:pPr>
+      <w:rPr>
+        <w:rFonts w:ascii="Courier New" w:eastAsia="Courier New" w:hAnsi="Courier New" w:cs="Courier New"/>
+      </w:rPr>
+    </w:lvl>
+    <w:lvl w:ilvl="2">
+      <w:start w:val="1"/>
+      <w:numFmt w:val="bullet"/>
+      <w:lvlText w:val="▪"/>
+      <w:lvlJc w:val="left"/>
+      <w:pPr>
+        <w:ind w:left="2160" w:hanging="360"/>
+      </w:pPr>
+      <w:rPr>
+        <w:rFonts w:ascii="Noto Sans Symbols" w:eastAsia="Noto Sans Symbols" w:hAnsi="Noto Sans Symbols" w:cs="Noto Sans Symbols"/>
+      </w:rPr>
+    </w:lvl>
+    <w:lvl w:ilvl="3">
+      <w:start w:val="1"/>
+      <w:numFmt w:val="bullet"/>
+      <w:lvlText w:val="●"/>
+      <w:lvlJc w:val="left"/>
+      <w:pPr>
+        <w:ind w:left="2880" w:hanging="360"/>
+      </w:pPr>
+      <w:rPr>
+        <w:rFonts w:ascii="Noto Sans Symbols" w:eastAsia="Noto Sans Symbols" w:hAnsi="Noto Sans Symbols" w:cs="Noto Sans Symbols"/>
+      </w:rPr>
+    </w:lvl>
+    <w:lvl w:ilvl="4">
+      <w:start w:val="1"/>
+      <w:numFmt w:val="bullet"/>
+      <w:lvlText w:val="o"/>
+      <w:lvlJc w:val="left"/>
+      <w:pPr>
+        <w:ind w:left="3600" w:hanging="360"/>
+      </w:pPr>
+      <w:rPr>
+        <w:rFonts w:ascii="Courier New" w:eastAsia="Courier New" w:hAnsi="Courier New" w:cs="Courier New"/>
+      </w:rPr>
+    </w:lvl>
+    <w:lvl w:ilvl="5">
+      <w:start w:val="1"/>
+      <w:numFmt w:val="bullet"/>
+      <w:lvlText w:val="▪"/>
+      <w:lvlJc w:val="left"/>
+      <w:pPr>
+        <w:ind w:left="4320" w:hanging="360"/>
+      </w:pPr>
+      <w:rPr>
+        <w:rFonts w:ascii="Noto Sans Symbols" w:eastAsia="Noto Sans Symbols" w:hAnsi="Noto Sans Symbols" w:cs="Noto Sans Symbols"/>
+      </w:rPr>
+    </w:lvl>
+    <w:lvl w:ilvl="6">
+      <w:start w:val="1"/>
+      <w:numFmt w:val="bullet"/>
+      <w:lvlText w:val="●"/>
+      <w:lvlJc w:val="left"/>
+      <w:pPr>
+        <w:ind w:left="5040" w:hanging="360"/>
+      </w:pPr>
+      <w:rPr>
+        <w:rFonts w:ascii="Noto Sans Symbols" w:eastAsia="Noto Sans Symbols" w:hAnsi="Noto Sans Symbols" w:cs="Noto Sans Symbols"/>
+      </w:rPr>
+    </w:lvl>
+    <w:lvl w:ilvl="7">
+      <w:start w:val="1"/>
+      <w:numFmt w:val="bullet"/>
+      <w:lvlText w:val="o"/>
+      <w:lvlJc w:val="left"/>
+      <w:pPr>
+        <w:ind w:left="5760" w:hanging="360"/>
+      </w:pPr>
+      <w:rPr>
+        <w:rFonts w:ascii="Courier New" w:eastAsia="Courier New" w:hAnsi="Courier New" w:cs="Courier New"/>
+      </w:rPr>
+    </w:lvl>
+    <w:lvl w:ilvl="8">
+      <w:start w:val="1"/>
+      <w:numFmt w:val="bullet"/>
+      <w:lvlText w:val="▪"/>
+      <w:lvlJc w:val="left"/>
+      <w:pPr>
+        <w:ind w:left="6480" w:hanging="360"/>
+      </w:pPr>
+      <w:rPr>
+        <w:rFonts w:ascii="Noto Sans Symbols" w:eastAsia="Noto Sans Symbols" w:hAnsi="Noto Sans Symbols" w:cs="Noto Sans Symbols"/>
+      </w:rPr>
+    </w:lvl>
+  </w:abstractNum>
+  <w:abstractNum w:abstractNumId="23" w15:restartNumberingAfterBreak="0">
     <w:nsid w:val="305F5664"/>
     <w:multiLevelType w:val="multilevel"/>
     <w:tmpl w:val="13A4FD68"/>
@@ -17505,7 +22976,7 @@
       </w:rPr>
     </w:lvl>
   </w:abstractNum>
-  <w:abstractNum w:abstractNumId="20" w15:restartNumberingAfterBreak="0">
+  <w:abstractNum w:abstractNumId="24" w15:restartNumberingAfterBreak="0">
     <w:nsid w:val="35780A96"/>
     <w:multiLevelType w:val="multilevel"/>
     <w:tmpl w:val="9C40D0F2"/>
@@ -17654,7 +23125,7 @@
       </w:rPr>
     </w:lvl>
   </w:abstractNum>
-  <w:abstractNum w:abstractNumId="21" w15:restartNumberingAfterBreak="0">
+  <w:abstractNum w:abstractNumId="25" w15:restartNumberingAfterBreak="0">
     <w:nsid w:val="38A43BFE"/>
     <w:multiLevelType w:val="multilevel"/>
     <w:tmpl w:val="807C9E5E"/>
@@ -17767,7 +23238,7 @@
       </w:pPr>
     </w:lvl>
   </w:abstractNum>
-  <w:abstractNum w:abstractNumId="22" w15:restartNumberingAfterBreak="0">
+  <w:abstractNum w:abstractNumId="26" w15:restartNumberingAfterBreak="0">
     <w:nsid w:val="38EC781A"/>
     <w:multiLevelType w:val="multilevel"/>
     <w:tmpl w:val="85A0EFC6"/>
@@ -17916,7 +23387,7 @@
       </w:rPr>
     </w:lvl>
   </w:abstractNum>
-  <w:abstractNum w:abstractNumId="23" w15:restartNumberingAfterBreak="0">
+  <w:abstractNum w:abstractNumId="27" w15:restartNumberingAfterBreak="0">
     <w:nsid w:val="3CA9725B"/>
     <w:multiLevelType w:val="multilevel"/>
     <w:tmpl w:val="B100BDC4"/>
@@ -18065,7 +23536,7 @@
       </w:rPr>
     </w:lvl>
   </w:abstractNum>
-  <w:abstractNum w:abstractNumId="24" w15:restartNumberingAfterBreak="0">
+  <w:abstractNum w:abstractNumId="28" w15:restartNumberingAfterBreak="0">
     <w:nsid w:val="3D6876B5"/>
     <w:multiLevelType w:val="multilevel"/>
     <w:tmpl w:val="86608BE8"/>
@@ -18214,7 +23685,7 @@
       </w:rPr>
     </w:lvl>
   </w:abstractNum>
-  <w:abstractNum w:abstractNumId="25" w15:restartNumberingAfterBreak="0">
+  <w:abstractNum w:abstractNumId="29" w15:restartNumberingAfterBreak="0">
     <w:nsid w:val="3D8962CA"/>
     <w:multiLevelType w:val="multilevel"/>
     <w:tmpl w:val="5D2A907C"/>
@@ -18363,7 +23834,7 @@
       </w:rPr>
     </w:lvl>
   </w:abstractNum>
-  <w:abstractNum w:abstractNumId="26" w15:restartNumberingAfterBreak="0">
+  <w:abstractNum w:abstractNumId="30" w15:restartNumberingAfterBreak="0">
     <w:nsid w:val="3F22329E"/>
     <w:multiLevelType w:val="hybridMultilevel"/>
     <w:tmpl w:val="E3188FDA"/>
@@ -18452,7 +23923,7 @@
       </w:pPr>
     </w:lvl>
   </w:abstractNum>
-  <w:abstractNum w:abstractNumId="27" w15:restartNumberingAfterBreak="0">
+  <w:abstractNum w:abstractNumId="31" w15:restartNumberingAfterBreak="0">
     <w:nsid w:val="40041EA4"/>
     <w:multiLevelType w:val="multilevel"/>
     <w:tmpl w:val="4C4C969C"/>
@@ -18565,7 +24036,7 @@
       </w:pPr>
     </w:lvl>
   </w:abstractNum>
-  <w:abstractNum w:abstractNumId="28" w15:restartNumberingAfterBreak="0">
+  <w:abstractNum w:abstractNumId="32" w15:restartNumberingAfterBreak="0">
     <w:nsid w:val="4042729D"/>
     <w:multiLevelType w:val="multilevel"/>
     <w:tmpl w:val="73760744"/>
@@ -18714,7 +24185,7 @@
       </w:rPr>
     </w:lvl>
   </w:abstractNum>
-  <w:abstractNum w:abstractNumId="29" w15:restartNumberingAfterBreak="0">
+  <w:abstractNum w:abstractNumId="33" w15:restartNumberingAfterBreak="0">
     <w:nsid w:val="406B0FFD"/>
     <w:multiLevelType w:val="multilevel"/>
     <w:tmpl w:val="37841000"/>
@@ -18863,7 +24334,7 @@
       </w:rPr>
     </w:lvl>
   </w:abstractNum>
-  <w:abstractNum w:abstractNumId="30" w15:restartNumberingAfterBreak="0">
+  <w:abstractNum w:abstractNumId="34" w15:restartNumberingAfterBreak="0">
     <w:nsid w:val="4562794F"/>
     <w:multiLevelType w:val="multilevel"/>
     <w:tmpl w:val="33163E80"/>
@@ -18976,7 +24447,206 @@
       </w:pPr>
     </w:lvl>
   </w:abstractNum>
-  <w:abstractNum w:abstractNumId="31" w15:restartNumberingAfterBreak="0">
+  <w:abstractNum w:abstractNumId="35" w15:restartNumberingAfterBreak="0">
+    <w:nsid w:val="469E530F"/>
+    <w:multiLevelType w:val="multilevel"/>
+    <w:tmpl w:val="687E2426"/>
+    <w:lvl w:ilvl="0">
+      <w:start w:val="1"/>
+      <w:numFmt w:val="bullet"/>
+      <w:lvlText w:val="●"/>
+      <w:lvlJc w:val="left"/>
+      <w:pPr>
+        <w:ind w:left="720" w:hanging="360"/>
+      </w:pPr>
+      <w:rPr>
+        <w:rFonts w:ascii="Noto Sans Symbols" w:eastAsia="Noto Sans Symbols" w:hAnsi="Noto Sans Symbols" w:cs="Noto Sans Symbols"/>
+      </w:rPr>
+    </w:lvl>
+    <w:lvl w:ilvl="1">
+      <w:start w:val="1"/>
+      <w:numFmt w:val="bullet"/>
+      <w:lvlText w:val="o"/>
+      <w:lvlJc w:val="left"/>
+      <w:pPr>
+        <w:ind w:left="1440" w:hanging="360"/>
+      </w:pPr>
+      <w:rPr>
+        <w:rFonts w:ascii="Courier New" w:eastAsia="Courier New" w:hAnsi="Courier New" w:cs="Courier New"/>
+      </w:rPr>
+    </w:lvl>
+    <w:lvl w:ilvl="2">
+      <w:start w:val="1"/>
+      <w:numFmt w:val="bullet"/>
+      <w:lvlText w:val="▪"/>
+      <w:lvlJc w:val="left"/>
+      <w:pPr>
+        <w:ind w:left="2160" w:hanging="360"/>
+      </w:pPr>
+      <w:rPr>
+        <w:rFonts w:ascii="Noto Sans Symbols" w:eastAsia="Noto Sans Symbols" w:hAnsi="Noto Sans Symbols" w:cs="Noto Sans Symbols"/>
+      </w:rPr>
+    </w:lvl>
+    <w:lvl w:ilvl="3">
+      <w:start w:val="1"/>
+      <w:numFmt w:val="bullet"/>
+      <w:lvlText w:val="●"/>
+      <w:lvlJc w:val="left"/>
+      <w:pPr>
+        <w:ind w:left="2880" w:hanging="360"/>
+      </w:pPr>
+      <w:rPr>
+        <w:rFonts w:ascii="Noto Sans Symbols" w:eastAsia="Noto Sans Symbols" w:hAnsi="Noto Sans Symbols" w:cs="Noto Sans Symbols"/>
+      </w:rPr>
+    </w:lvl>
+    <w:lvl w:ilvl="4">
+      <w:start w:val="1"/>
+      <w:numFmt w:val="bullet"/>
+      <w:lvlText w:val="o"/>
+      <w:lvlJc w:val="left"/>
+      <w:pPr>
+        <w:ind w:left="3600" w:hanging="360"/>
+      </w:pPr>
+      <w:rPr>
+        <w:rFonts w:ascii="Courier New" w:eastAsia="Courier New" w:hAnsi="Courier New" w:cs="Courier New"/>
+      </w:rPr>
+    </w:lvl>
+    <w:lvl w:ilvl="5">
+      <w:start w:val="1"/>
+      <w:numFmt w:val="bullet"/>
+      <w:lvlText w:val="▪"/>
+      <w:lvlJc w:val="left"/>
+      <w:pPr>
+        <w:ind w:left="4320" w:hanging="360"/>
+      </w:pPr>
+      <w:rPr>
+        <w:rFonts w:ascii="Noto Sans Symbols" w:eastAsia="Noto Sans Symbols" w:hAnsi="Noto Sans Symbols" w:cs="Noto Sans Symbols"/>
+      </w:rPr>
+    </w:lvl>
+    <w:lvl w:ilvl="6">
+      <w:start w:val="1"/>
+      <w:numFmt w:val="bullet"/>
+      <w:lvlText w:val="●"/>
+      <w:lvlJc w:val="left"/>
+      <w:pPr>
+        <w:ind w:left="5040" w:hanging="360"/>
+      </w:pPr>
+      <w:rPr>
+        <w:rFonts w:ascii="Noto Sans Symbols" w:eastAsia="Noto Sans Symbols" w:hAnsi="Noto Sans Symbols" w:cs="Noto Sans Symbols"/>
+      </w:rPr>
+    </w:lvl>
+    <w:lvl w:ilvl="7">
+      <w:start w:val="1"/>
+      <w:numFmt w:val="bullet"/>
+      <w:lvlText w:val="o"/>
+      <w:lvlJc w:val="left"/>
+      <w:pPr>
+        <w:ind w:left="5760" w:hanging="360"/>
+      </w:pPr>
+      <w:rPr>
+        <w:rFonts w:ascii="Courier New" w:eastAsia="Courier New" w:hAnsi="Courier New" w:cs="Courier New"/>
+      </w:rPr>
+    </w:lvl>
+    <w:lvl w:ilvl="8">
+      <w:start w:val="1"/>
+      <w:numFmt w:val="bullet"/>
+      <w:lvlText w:val="▪"/>
+      <w:lvlJc w:val="left"/>
+      <w:pPr>
+        <w:ind w:left="6480" w:hanging="360"/>
+      </w:pPr>
+      <w:rPr>
+        <w:rFonts w:ascii="Noto Sans Symbols" w:eastAsia="Noto Sans Symbols" w:hAnsi="Noto Sans Symbols" w:cs="Noto Sans Symbols"/>
+      </w:rPr>
+    </w:lvl>
+  </w:abstractNum>
+  <w:abstractNum w:abstractNumId="36" w15:restartNumberingAfterBreak="0">
+    <w:nsid w:val="477A65B7"/>
+    <w:multiLevelType w:val="multilevel"/>
+    <w:tmpl w:val="D4BCEA44"/>
+    <w:lvl w:ilvl="0">
+      <w:start w:val="1"/>
+      <w:numFmt w:val="decimal"/>
+      <w:lvlText w:val="%1."/>
+      <w:lvlJc w:val="left"/>
+      <w:pPr>
+        <w:ind w:left="720" w:hanging="360"/>
+      </w:pPr>
+    </w:lvl>
+    <w:lvl w:ilvl="1">
+      <w:start w:val="1"/>
+      <w:numFmt w:val="lowerLetter"/>
+      <w:lvlText w:val="%2."/>
+      <w:lvlJc w:val="left"/>
+      <w:pPr>
+        <w:ind w:left="1440" w:hanging="360"/>
+      </w:pPr>
+    </w:lvl>
+    <w:lvl w:ilvl="2">
+      <w:start w:val="1"/>
+      <w:numFmt w:val="lowerRoman"/>
+      <w:lvlText w:val="%3."/>
+      <w:lvlJc w:val="right"/>
+      <w:pPr>
+        <w:ind w:left="2160" w:hanging="180"/>
+      </w:pPr>
+    </w:lvl>
+    <w:lvl w:ilvl="3">
+      <w:start w:val="1"/>
+      <w:numFmt w:val="decimal"/>
+      <w:lvlText w:val="%4."/>
+      <w:lvlJc w:val="left"/>
+      <w:pPr>
+        <w:ind w:left="2880" w:hanging="360"/>
+      </w:pPr>
+    </w:lvl>
+    <w:lvl w:ilvl="4">
+      <w:start w:val="1"/>
+      <w:numFmt w:val="lowerLetter"/>
+      <w:lvlText w:val="%5."/>
+      <w:lvlJc w:val="left"/>
+      <w:pPr>
+        <w:ind w:left="3600" w:hanging="360"/>
+      </w:pPr>
+    </w:lvl>
+    <w:lvl w:ilvl="5">
+      <w:start w:val="1"/>
+      <w:numFmt w:val="lowerRoman"/>
+      <w:lvlText w:val="%6."/>
+      <w:lvlJc w:val="right"/>
+      <w:pPr>
+        <w:ind w:left="4320" w:hanging="180"/>
+      </w:pPr>
+    </w:lvl>
+    <w:lvl w:ilvl="6">
+      <w:start w:val="1"/>
+      <w:numFmt w:val="decimal"/>
+      <w:lvlText w:val="%7."/>
+      <w:lvlJc w:val="left"/>
+      <w:pPr>
+        <w:ind w:left="5040" w:hanging="360"/>
+      </w:pPr>
+    </w:lvl>
+    <w:lvl w:ilvl="7">
+      <w:start w:val="1"/>
+      <w:numFmt w:val="lowerLetter"/>
+      <w:lvlText w:val="%8."/>
+      <w:lvlJc w:val="left"/>
+      <w:pPr>
+        <w:ind w:left="5760" w:hanging="360"/>
+      </w:pPr>
+    </w:lvl>
+    <w:lvl w:ilvl="8">
+      <w:start w:val="1"/>
+      <w:numFmt w:val="lowerRoman"/>
+      <w:lvlText w:val="%9."/>
+      <w:lvlJc w:val="right"/>
+      <w:pPr>
+        <w:ind w:left="6480" w:hanging="180"/>
+      </w:pPr>
+    </w:lvl>
+  </w:abstractNum>
+  <w:abstractNum w:abstractNumId="37" w15:restartNumberingAfterBreak="0">
     <w:nsid w:val="4872733F"/>
     <w:multiLevelType w:val="hybridMultilevel"/>
     <w:tmpl w:val="3D3EFB1A"/>
@@ -19065,7 +24735,7 @@
       </w:pPr>
     </w:lvl>
   </w:abstractNum>
-  <w:abstractNum w:abstractNumId="32" w15:restartNumberingAfterBreak="0">
+  <w:abstractNum w:abstractNumId="38" w15:restartNumberingAfterBreak="0">
     <w:nsid w:val="48C6291E"/>
     <w:multiLevelType w:val="multilevel"/>
     <w:tmpl w:val="40C8CE42"/>
@@ -19182,7 +24852,93 @@
       </w:pPr>
     </w:lvl>
   </w:abstractNum>
-  <w:abstractNum w:abstractNumId="33" w15:restartNumberingAfterBreak="0">
+  <w:abstractNum w:abstractNumId="39" w15:restartNumberingAfterBreak="0">
+    <w:nsid w:val="4DA15A91"/>
+    <w:multiLevelType w:val="multilevel"/>
+    <w:tmpl w:val="82D0EE62"/>
+    <w:lvl w:ilvl="0">
+      <w:start w:val="1"/>
+      <w:numFmt w:val="decimal"/>
+      <w:lvlText w:val="%1."/>
+      <w:lvlJc w:val="left"/>
+      <w:pPr>
+        <w:ind w:left="720" w:hanging="360"/>
+      </w:pPr>
+    </w:lvl>
+    <w:lvl w:ilvl="1">
+      <w:start w:val="1"/>
+      <w:numFmt w:val="decimal"/>
+      <w:lvlText w:val="%2."/>
+      <w:lvlJc w:val="left"/>
+      <w:pPr>
+        <w:ind w:left="1440" w:hanging="360"/>
+      </w:pPr>
+    </w:lvl>
+    <w:lvl w:ilvl="2">
+      <w:start w:val="1"/>
+      <w:numFmt w:val="decimal"/>
+      <w:lvlText w:val="%3."/>
+      <w:lvlJc w:val="left"/>
+      <w:pPr>
+        <w:ind w:left="2160" w:hanging="360"/>
+      </w:pPr>
+    </w:lvl>
+    <w:lvl w:ilvl="3">
+      <w:start w:val="1"/>
+      <w:numFmt w:val="decimal"/>
+      <w:lvlText w:val="%4."/>
+      <w:lvlJc w:val="left"/>
+      <w:pPr>
+        <w:ind w:left="2880" w:hanging="360"/>
+      </w:pPr>
+    </w:lvl>
+    <w:lvl w:ilvl="4">
+      <w:start w:val="1"/>
+      <w:numFmt w:val="decimal"/>
+      <w:lvlText w:val="%5."/>
+      <w:lvlJc w:val="left"/>
+      <w:pPr>
+        <w:ind w:left="3600" w:hanging="360"/>
+      </w:pPr>
+    </w:lvl>
+    <w:lvl w:ilvl="5">
+      <w:start w:val="1"/>
+      <w:numFmt w:val="decimal"/>
+      <w:lvlText w:val="%6."/>
+      <w:lvlJc w:val="left"/>
+      <w:pPr>
+        <w:ind w:left="4320" w:hanging="360"/>
+      </w:pPr>
+    </w:lvl>
+    <w:lvl w:ilvl="6">
+      <w:start w:val="1"/>
+      <w:numFmt w:val="decimal"/>
+      <w:lvlText w:val="%7."/>
+      <w:lvlJc w:val="left"/>
+      <w:pPr>
+        <w:ind w:left="5040" w:hanging="360"/>
+      </w:pPr>
+    </w:lvl>
+    <w:lvl w:ilvl="7">
+      <w:start w:val="1"/>
+      <w:numFmt w:val="decimal"/>
+      <w:lvlText w:val="%8."/>
+      <w:lvlJc w:val="left"/>
+      <w:pPr>
+        <w:ind w:left="5760" w:hanging="360"/>
+      </w:pPr>
+    </w:lvl>
+    <w:lvl w:ilvl="8">
+      <w:start w:val="1"/>
+      <w:numFmt w:val="decimal"/>
+      <w:lvlText w:val="%9."/>
+      <w:lvlJc w:val="left"/>
+      <w:pPr>
+        <w:ind w:left="6480" w:hanging="360"/>
+      </w:pPr>
+    </w:lvl>
+  </w:abstractNum>
+  <w:abstractNum w:abstractNumId="40" w15:restartNumberingAfterBreak="0">
     <w:nsid w:val="4DBB4521"/>
     <w:multiLevelType w:val="multilevel"/>
     <w:tmpl w:val="A7026E32"/>
@@ -19295,7 +25051,7 @@
       </w:pPr>
     </w:lvl>
   </w:abstractNum>
-  <w:abstractNum w:abstractNumId="34" w15:restartNumberingAfterBreak="0">
+  <w:abstractNum w:abstractNumId="41" w15:restartNumberingAfterBreak="0">
     <w:nsid w:val="5246041E"/>
     <w:multiLevelType w:val="multilevel"/>
     <w:tmpl w:val="3A44C16C"/>
@@ -19444,7 +25200,7 @@
       </w:rPr>
     </w:lvl>
   </w:abstractNum>
-  <w:abstractNum w:abstractNumId="35" w15:restartNumberingAfterBreak="0">
+  <w:abstractNum w:abstractNumId="42" w15:restartNumberingAfterBreak="0">
     <w:nsid w:val="52DE6687"/>
     <w:multiLevelType w:val="multilevel"/>
     <w:tmpl w:val="2C9E2AE4"/>
@@ -19593,7 +25349,7 @@
       </w:rPr>
     </w:lvl>
   </w:abstractNum>
-  <w:abstractNum w:abstractNumId="36" w15:restartNumberingAfterBreak="0">
+  <w:abstractNum w:abstractNumId="43" w15:restartNumberingAfterBreak="0">
     <w:nsid w:val="53C21087"/>
     <w:multiLevelType w:val="multilevel"/>
     <w:tmpl w:val="81DC5726"/>
@@ -19742,7 +25498,7 @@
       </w:rPr>
     </w:lvl>
   </w:abstractNum>
-  <w:abstractNum w:abstractNumId="37" w15:restartNumberingAfterBreak="0">
+  <w:abstractNum w:abstractNumId="44" w15:restartNumberingAfterBreak="0">
     <w:nsid w:val="56E711FB"/>
     <w:multiLevelType w:val="multilevel"/>
     <w:tmpl w:val="D6421F6A"/>
@@ -19891,7 +25647,7 @@
       </w:rPr>
     </w:lvl>
   </w:abstractNum>
-  <w:abstractNum w:abstractNumId="38" w15:restartNumberingAfterBreak="0">
+  <w:abstractNum w:abstractNumId="45" w15:restartNumberingAfterBreak="0">
     <w:nsid w:val="590D0A3C"/>
     <w:multiLevelType w:val="multilevel"/>
     <w:tmpl w:val="8DDA58CC"/>
@@ -20004,7 +25760,7 @@
       </w:pPr>
     </w:lvl>
   </w:abstractNum>
-  <w:abstractNum w:abstractNumId="39" w15:restartNumberingAfterBreak="0">
+  <w:abstractNum w:abstractNumId="46" w15:restartNumberingAfterBreak="0">
     <w:nsid w:val="5AF10F4C"/>
     <w:multiLevelType w:val="multilevel"/>
     <w:tmpl w:val="05A25E84"/>
@@ -20153,7 +25909,7 @@
       </w:rPr>
     </w:lvl>
   </w:abstractNum>
-  <w:abstractNum w:abstractNumId="40" w15:restartNumberingAfterBreak="0">
+  <w:abstractNum w:abstractNumId="47" w15:restartNumberingAfterBreak="0">
     <w:nsid w:val="5E203647"/>
     <w:multiLevelType w:val="hybridMultilevel"/>
     <w:tmpl w:val="7E0AD7A0"/>
@@ -20242,7 +25998,7 @@
       </w:pPr>
     </w:lvl>
   </w:abstractNum>
-  <w:abstractNum w:abstractNumId="41" w15:restartNumberingAfterBreak="0">
+  <w:abstractNum w:abstractNumId="48" w15:restartNumberingAfterBreak="0">
     <w:nsid w:val="5F5F161F"/>
     <w:multiLevelType w:val="multilevel"/>
     <w:tmpl w:val="90C42B0C"/>
@@ -20355,7 +26111,7 @@
       </w:pPr>
     </w:lvl>
   </w:abstractNum>
-  <w:abstractNum w:abstractNumId="42" w15:restartNumberingAfterBreak="0">
+  <w:abstractNum w:abstractNumId="49" w15:restartNumberingAfterBreak="0">
     <w:nsid w:val="5F6A3CD3"/>
     <w:multiLevelType w:val="multilevel"/>
     <w:tmpl w:val="715E8C24"/>
@@ -20504,7 +26260,7 @@
       </w:rPr>
     </w:lvl>
   </w:abstractNum>
-  <w:abstractNum w:abstractNumId="43" w15:restartNumberingAfterBreak="0">
+  <w:abstractNum w:abstractNumId="50" w15:restartNumberingAfterBreak="0">
     <w:nsid w:val="63545E71"/>
     <w:multiLevelType w:val="multilevel"/>
     <w:tmpl w:val="C058A478"/>
@@ -20617,7 +26373,181 @@
       </w:pPr>
     </w:lvl>
   </w:abstractNum>
-  <w:abstractNum w:abstractNumId="44" w15:restartNumberingAfterBreak="0">
+  <w:abstractNum w:abstractNumId="51" w15:restartNumberingAfterBreak="0">
+    <w:nsid w:val="653C7D47"/>
+    <w:multiLevelType w:val="multilevel"/>
+    <w:tmpl w:val="B01E1740"/>
+    <w:lvl w:ilvl="0">
+      <w:start w:val="1"/>
+      <w:numFmt w:val="decimal"/>
+      <w:lvlText w:val="%1."/>
+      <w:lvlJc w:val="left"/>
+      <w:pPr>
+        <w:ind w:left="720" w:hanging="360"/>
+      </w:pPr>
+    </w:lvl>
+    <w:lvl w:ilvl="1">
+      <w:numFmt w:val="bullet"/>
+      <w:lvlText w:val="-"/>
+      <w:lvlJc w:val="left"/>
+      <w:pPr>
+        <w:ind w:left="1440" w:hanging="360"/>
+      </w:pPr>
+      <w:rPr>
+        <w:rFonts w:ascii="Calibri" w:eastAsia="Calibri" w:hAnsi="Calibri" w:cs="Calibri"/>
+      </w:rPr>
+    </w:lvl>
+    <w:lvl w:ilvl="2">
+      <w:start w:val="1"/>
+      <w:numFmt w:val="lowerRoman"/>
+      <w:lvlText w:val="%3."/>
+      <w:lvlJc w:val="right"/>
+      <w:pPr>
+        <w:ind w:left="2160" w:hanging="180"/>
+      </w:pPr>
+    </w:lvl>
+    <w:lvl w:ilvl="3">
+      <w:start w:val="1"/>
+      <w:numFmt w:val="decimal"/>
+      <w:lvlText w:val="%4."/>
+      <w:lvlJc w:val="left"/>
+      <w:pPr>
+        <w:ind w:left="2880" w:hanging="360"/>
+      </w:pPr>
+    </w:lvl>
+    <w:lvl w:ilvl="4">
+      <w:start w:val="1"/>
+      <w:numFmt w:val="lowerLetter"/>
+      <w:lvlText w:val="%5."/>
+      <w:lvlJc w:val="left"/>
+      <w:pPr>
+        <w:ind w:left="3600" w:hanging="360"/>
+      </w:pPr>
+    </w:lvl>
+    <w:lvl w:ilvl="5">
+      <w:start w:val="1"/>
+      <w:numFmt w:val="lowerRoman"/>
+      <w:lvlText w:val="%6."/>
+      <w:lvlJc w:val="right"/>
+      <w:pPr>
+        <w:ind w:left="4320" w:hanging="180"/>
+      </w:pPr>
+    </w:lvl>
+    <w:lvl w:ilvl="6">
+      <w:start w:val="1"/>
+      <w:numFmt w:val="decimal"/>
+      <w:lvlText w:val="%7."/>
+      <w:lvlJc w:val="left"/>
+      <w:pPr>
+        <w:ind w:left="5040" w:hanging="360"/>
+      </w:pPr>
+    </w:lvl>
+    <w:lvl w:ilvl="7">
+      <w:start w:val="1"/>
+      <w:numFmt w:val="lowerLetter"/>
+      <w:lvlText w:val="%8."/>
+      <w:lvlJc w:val="left"/>
+      <w:pPr>
+        <w:ind w:left="5760" w:hanging="360"/>
+      </w:pPr>
+    </w:lvl>
+    <w:lvl w:ilvl="8">
+      <w:start w:val="1"/>
+      <w:numFmt w:val="lowerRoman"/>
+      <w:lvlText w:val="%9."/>
+      <w:lvlJc w:val="right"/>
+      <w:pPr>
+        <w:ind w:left="6480" w:hanging="180"/>
+      </w:pPr>
+    </w:lvl>
+  </w:abstractNum>
+  <w:abstractNum w:abstractNumId="52" w15:restartNumberingAfterBreak="0">
+    <w:nsid w:val="65AA04A7"/>
+    <w:multiLevelType w:val="multilevel"/>
+    <w:tmpl w:val="3FBEAC78"/>
+    <w:lvl w:ilvl="0">
+      <w:start w:val="1"/>
+      <w:numFmt w:val="decimal"/>
+      <w:lvlText w:val="%1."/>
+      <w:lvlJc w:val="left"/>
+      <w:pPr>
+        <w:ind w:left="720" w:hanging="360"/>
+      </w:pPr>
+    </w:lvl>
+    <w:lvl w:ilvl="1">
+      <w:start w:val="1"/>
+      <w:numFmt w:val="lowerLetter"/>
+      <w:lvlText w:val="%2."/>
+      <w:lvlJc w:val="left"/>
+      <w:pPr>
+        <w:ind w:left="1440" w:hanging="360"/>
+      </w:pPr>
+    </w:lvl>
+    <w:lvl w:ilvl="2">
+      <w:start w:val="1"/>
+      <w:numFmt w:val="lowerRoman"/>
+      <w:lvlText w:val="%3."/>
+      <w:lvlJc w:val="right"/>
+      <w:pPr>
+        <w:ind w:left="2160" w:hanging="180"/>
+      </w:pPr>
+    </w:lvl>
+    <w:lvl w:ilvl="3">
+      <w:start w:val="1"/>
+      <w:numFmt w:val="decimal"/>
+      <w:lvlText w:val="%4."/>
+      <w:lvlJc w:val="left"/>
+      <w:pPr>
+        <w:ind w:left="2880" w:hanging="360"/>
+      </w:pPr>
+    </w:lvl>
+    <w:lvl w:ilvl="4">
+      <w:start w:val="1"/>
+      <w:numFmt w:val="lowerLetter"/>
+      <w:lvlText w:val="%5."/>
+      <w:lvlJc w:val="left"/>
+      <w:pPr>
+        <w:ind w:left="3600" w:hanging="360"/>
+      </w:pPr>
+    </w:lvl>
+    <w:lvl w:ilvl="5">
+      <w:start w:val="1"/>
+      <w:numFmt w:val="lowerRoman"/>
+      <w:lvlText w:val="%6."/>
+      <w:lvlJc w:val="right"/>
+      <w:pPr>
+        <w:ind w:left="4320" w:hanging="180"/>
+      </w:pPr>
+    </w:lvl>
+    <w:lvl w:ilvl="6">
+      <w:start w:val="1"/>
+      <w:numFmt w:val="decimal"/>
+      <w:lvlText w:val="%7."/>
+      <w:lvlJc w:val="left"/>
+      <w:pPr>
+        <w:ind w:left="5040" w:hanging="360"/>
+      </w:pPr>
+    </w:lvl>
+    <w:lvl w:ilvl="7">
+      <w:start w:val="1"/>
+      <w:numFmt w:val="lowerLetter"/>
+      <w:lvlText w:val="%8."/>
+      <w:lvlJc w:val="left"/>
+      <w:pPr>
+        <w:ind w:left="5760" w:hanging="360"/>
+      </w:pPr>
+    </w:lvl>
+    <w:lvl w:ilvl="8">
+      <w:start w:val="1"/>
+      <w:numFmt w:val="lowerRoman"/>
+      <w:lvlText w:val="%9."/>
+      <w:lvlJc w:val="right"/>
+      <w:pPr>
+        <w:ind w:left="6480" w:hanging="180"/>
+      </w:pPr>
+    </w:lvl>
+  </w:abstractNum>
+  <w:abstractNum w:abstractNumId="53" w15:restartNumberingAfterBreak="0">
     <w:nsid w:val="65F07033"/>
     <w:multiLevelType w:val="multilevel"/>
     <w:tmpl w:val="258014D6"/>
@@ -20766,7 +26696,7 @@
       </w:rPr>
     </w:lvl>
   </w:abstractNum>
-  <w:abstractNum w:abstractNumId="45" w15:restartNumberingAfterBreak="0">
+  <w:abstractNum w:abstractNumId="54" w15:restartNumberingAfterBreak="0">
     <w:nsid w:val="66DC522B"/>
     <w:multiLevelType w:val="multilevel"/>
     <w:tmpl w:val="F440D796"/>
@@ -20915,7 +26845,7 @@
       </w:rPr>
     </w:lvl>
   </w:abstractNum>
-  <w:abstractNum w:abstractNumId="46" w15:restartNumberingAfterBreak="0">
+  <w:abstractNum w:abstractNumId="55" w15:restartNumberingAfterBreak="0">
     <w:nsid w:val="671E369C"/>
     <w:multiLevelType w:val="multilevel"/>
     <w:tmpl w:val="697A089A"/>
@@ -21064,7 +26994,7 @@
       </w:rPr>
     </w:lvl>
   </w:abstractNum>
-  <w:abstractNum w:abstractNumId="47" w15:restartNumberingAfterBreak="0">
+  <w:abstractNum w:abstractNumId="56" w15:restartNumberingAfterBreak="0">
     <w:nsid w:val="687A57C4"/>
     <w:multiLevelType w:val="multilevel"/>
     <w:tmpl w:val="9FBEB83A"/>
@@ -21177,7 +27107,7 @@
       </w:pPr>
     </w:lvl>
   </w:abstractNum>
-  <w:abstractNum w:abstractNumId="48" w15:restartNumberingAfterBreak="0">
+  <w:abstractNum w:abstractNumId="57" w15:restartNumberingAfterBreak="0">
     <w:nsid w:val="6A841559"/>
     <w:multiLevelType w:val="multilevel"/>
     <w:tmpl w:val="466AE1BA"/>
@@ -21298,7 +27228,120 @@
       </w:pPr>
     </w:lvl>
   </w:abstractNum>
-  <w:abstractNum w:abstractNumId="49" w15:restartNumberingAfterBreak="0">
+  <w:abstractNum w:abstractNumId="58" w15:restartNumberingAfterBreak="0">
+    <w:nsid w:val="6C67772B"/>
+    <w:multiLevelType w:val="multilevel"/>
+    <w:tmpl w:val="E6001506"/>
+    <w:lvl w:ilvl="0">
+      <w:start w:val="1"/>
+      <w:numFmt w:val="bullet"/>
+      <w:lvlText w:val="●"/>
+      <w:lvlJc w:val="left"/>
+      <w:pPr>
+        <w:ind w:left="770" w:hanging="360"/>
+      </w:pPr>
+      <w:rPr>
+        <w:rFonts w:ascii="Noto Sans Symbols" w:eastAsia="Noto Sans Symbols" w:hAnsi="Noto Sans Symbols" w:cs="Noto Sans Symbols"/>
+      </w:rPr>
+    </w:lvl>
+    <w:lvl w:ilvl="1">
+      <w:start w:val="1"/>
+      <w:numFmt w:val="bullet"/>
+      <w:lvlText w:val="o"/>
+      <w:lvlJc w:val="left"/>
+      <w:pPr>
+        <w:ind w:left="1490" w:hanging="360"/>
+      </w:pPr>
+      <w:rPr>
+        <w:rFonts w:ascii="Courier New" w:eastAsia="Courier New" w:hAnsi="Courier New" w:cs="Courier New"/>
+      </w:rPr>
+    </w:lvl>
+    <w:lvl w:ilvl="2">
+      <w:start w:val="1"/>
+      <w:numFmt w:val="bullet"/>
+      <w:lvlText w:val="▪"/>
+      <w:lvlJc w:val="left"/>
+      <w:pPr>
+        <w:ind w:left="2210" w:hanging="360"/>
+      </w:pPr>
+      <w:rPr>
+        <w:rFonts w:ascii="Noto Sans Symbols" w:eastAsia="Noto Sans Symbols" w:hAnsi="Noto Sans Symbols" w:cs="Noto Sans Symbols"/>
+      </w:rPr>
+    </w:lvl>
+    <w:lvl w:ilvl="3">
+      <w:start w:val="1"/>
+      <w:numFmt w:val="bullet"/>
+      <w:lvlText w:val="●"/>
+      <w:lvlJc w:val="left"/>
+      <w:pPr>
+        <w:ind w:left="2930" w:hanging="360"/>
+      </w:pPr>
+      <w:rPr>
+        <w:rFonts w:ascii="Noto Sans Symbols" w:eastAsia="Noto Sans Symbols" w:hAnsi="Noto Sans Symbols" w:cs="Noto Sans Symbols"/>
+      </w:rPr>
+    </w:lvl>
+    <w:lvl w:ilvl="4">
+      <w:start w:val="1"/>
+      <w:numFmt w:val="bullet"/>
+      <w:lvlText w:val="o"/>
+      <w:lvlJc w:val="left"/>
+      <w:pPr>
+        <w:ind w:left="3650" w:hanging="360"/>
+      </w:pPr>
+      <w:rPr>
+        <w:rFonts w:ascii="Courier New" w:eastAsia="Courier New" w:hAnsi="Courier New" w:cs="Courier New"/>
+      </w:rPr>
+    </w:lvl>
+    <w:lvl w:ilvl="5">
+      <w:start w:val="1"/>
+      <w:numFmt w:val="bullet"/>
+      <w:lvlText w:val="▪"/>
+      <w:lvlJc w:val="left"/>
+      <w:pPr>
+        <w:ind w:left="4370" w:hanging="360"/>
+      </w:pPr>
+      <w:rPr>
+        <w:rFonts w:ascii="Noto Sans Symbols" w:eastAsia="Noto Sans Symbols" w:hAnsi="Noto Sans Symbols" w:cs="Noto Sans Symbols"/>
+      </w:rPr>
+    </w:lvl>
+    <w:lvl w:ilvl="6">
+      <w:start w:val="1"/>
+      <w:numFmt w:val="bullet"/>
+      <w:lvlText w:val="●"/>
+      <w:lvlJc w:val="left"/>
+      <w:pPr>
+        <w:ind w:left="5090" w:hanging="360"/>
+      </w:pPr>
+      <w:rPr>
+        <w:rFonts w:ascii="Noto Sans Symbols" w:eastAsia="Noto Sans Symbols" w:hAnsi="Noto Sans Symbols" w:cs="Noto Sans Symbols"/>
+      </w:rPr>
+    </w:lvl>
+    <w:lvl w:ilvl="7">
+      <w:start w:val="1"/>
+      <w:numFmt w:val="bullet"/>
+      <w:lvlText w:val="o"/>
+      <w:lvlJc w:val="left"/>
+      <w:pPr>
+        <w:ind w:left="5810" w:hanging="360"/>
+      </w:pPr>
+      <w:rPr>
+        <w:rFonts w:ascii="Courier New" w:eastAsia="Courier New" w:hAnsi="Courier New" w:cs="Courier New"/>
+      </w:rPr>
+    </w:lvl>
+    <w:lvl w:ilvl="8">
+      <w:start w:val="1"/>
+      <w:numFmt w:val="bullet"/>
+      <w:lvlText w:val="▪"/>
+      <w:lvlJc w:val="left"/>
+      <w:pPr>
+        <w:ind w:left="6530" w:hanging="360"/>
+      </w:pPr>
+      <w:rPr>
+        <w:rFonts w:ascii="Noto Sans Symbols" w:eastAsia="Noto Sans Symbols" w:hAnsi="Noto Sans Symbols" w:cs="Noto Sans Symbols"/>
+      </w:rPr>
+    </w:lvl>
+  </w:abstractNum>
+  <w:abstractNum w:abstractNumId="59" w15:restartNumberingAfterBreak="0">
     <w:nsid w:val="6F6C63AA"/>
     <w:multiLevelType w:val="multilevel"/>
     <w:tmpl w:val="71B6DBF8"/>
@@ -21447,7 +27490,7 @@
       </w:rPr>
     </w:lvl>
   </w:abstractNum>
-  <w:abstractNum w:abstractNumId="50" w15:restartNumberingAfterBreak="0">
+  <w:abstractNum w:abstractNumId="60" w15:restartNumberingAfterBreak="0">
     <w:nsid w:val="71EE02E0"/>
     <w:multiLevelType w:val="multilevel"/>
     <w:tmpl w:val="17660B1C"/>
@@ -21596,7 +27639,7 @@
       </w:rPr>
     </w:lvl>
   </w:abstractNum>
-  <w:abstractNum w:abstractNumId="51" w15:restartNumberingAfterBreak="0">
+  <w:abstractNum w:abstractNumId="61" w15:restartNumberingAfterBreak="0">
     <w:nsid w:val="73CB15B4"/>
     <w:multiLevelType w:val="multilevel"/>
     <w:tmpl w:val="7C3817AE"/>
@@ -21745,7 +27788,206 @@
       </w:rPr>
     </w:lvl>
   </w:abstractNum>
-  <w:abstractNum w:abstractNumId="52" w15:restartNumberingAfterBreak="0">
+  <w:abstractNum w:abstractNumId="62" w15:restartNumberingAfterBreak="0">
+    <w:nsid w:val="73D638D6"/>
+    <w:multiLevelType w:val="multilevel"/>
+    <w:tmpl w:val="4394DEA8"/>
+    <w:lvl w:ilvl="0">
+      <w:start w:val="1"/>
+      <w:numFmt w:val="decimal"/>
+      <w:lvlText w:val="%1."/>
+      <w:lvlJc w:val="left"/>
+      <w:pPr>
+        <w:ind w:left="600" w:hanging="360"/>
+      </w:pPr>
+    </w:lvl>
+    <w:lvl w:ilvl="1">
+      <w:start w:val="1"/>
+      <w:numFmt w:val="lowerLetter"/>
+      <w:lvlText w:val="%2."/>
+      <w:lvlJc w:val="left"/>
+      <w:pPr>
+        <w:ind w:left="1320" w:hanging="360"/>
+      </w:pPr>
+    </w:lvl>
+    <w:lvl w:ilvl="2">
+      <w:start w:val="1"/>
+      <w:numFmt w:val="lowerRoman"/>
+      <w:lvlText w:val="%3."/>
+      <w:lvlJc w:val="right"/>
+      <w:pPr>
+        <w:ind w:left="2040" w:hanging="180"/>
+      </w:pPr>
+    </w:lvl>
+    <w:lvl w:ilvl="3">
+      <w:start w:val="1"/>
+      <w:numFmt w:val="decimal"/>
+      <w:lvlText w:val="%4."/>
+      <w:lvlJc w:val="left"/>
+      <w:pPr>
+        <w:ind w:left="2760" w:hanging="360"/>
+      </w:pPr>
+    </w:lvl>
+    <w:lvl w:ilvl="4">
+      <w:start w:val="1"/>
+      <w:numFmt w:val="lowerLetter"/>
+      <w:lvlText w:val="%5."/>
+      <w:lvlJc w:val="left"/>
+      <w:pPr>
+        <w:ind w:left="3480" w:hanging="360"/>
+      </w:pPr>
+    </w:lvl>
+    <w:lvl w:ilvl="5">
+      <w:start w:val="1"/>
+      <w:numFmt w:val="lowerRoman"/>
+      <w:lvlText w:val="%6."/>
+      <w:lvlJc w:val="right"/>
+      <w:pPr>
+        <w:ind w:left="4200" w:hanging="180"/>
+      </w:pPr>
+    </w:lvl>
+    <w:lvl w:ilvl="6">
+      <w:start w:val="1"/>
+      <w:numFmt w:val="decimal"/>
+      <w:lvlText w:val="%7."/>
+      <w:lvlJc w:val="left"/>
+      <w:pPr>
+        <w:ind w:left="4920" w:hanging="360"/>
+      </w:pPr>
+    </w:lvl>
+    <w:lvl w:ilvl="7">
+      <w:start w:val="1"/>
+      <w:numFmt w:val="lowerLetter"/>
+      <w:lvlText w:val="%8."/>
+      <w:lvlJc w:val="left"/>
+      <w:pPr>
+        <w:ind w:left="5640" w:hanging="360"/>
+      </w:pPr>
+    </w:lvl>
+    <w:lvl w:ilvl="8">
+      <w:start w:val="1"/>
+      <w:numFmt w:val="lowerRoman"/>
+      <w:lvlText w:val="%9."/>
+      <w:lvlJc w:val="right"/>
+      <w:pPr>
+        <w:ind w:left="6360" w:hanging="180"/>
+      </w:pPr>
+    </w:lvl>
+  </w:abstractNum>
+  <w:abstractNum w:abstractNumId="63" w15:restartNumberingAfterBreak="0">
+    <w:nsid w:val="74E534DD"/>
+    <w:multiLevelType w:val="multilevel"/>
+    <w:tmpl w:val="862CD8CC"/>
+    <w:lvl w:ilvl="0">
+      <w:start w:val="1"/>
+      <w:numFmt w:val="bullet"/>
+      <w:lvlText w:val="●"/>
+      <w:lvlJc w:val="left"/>
+      <w:pPr>
+        <w:ind w:left="720" w:hanging="360"/>
+      </w:pPr>
+      <w:rPr>
+        <w:rFonts w:ascii="Noto Sans Symbols" w:eastAsia="Noto Sans Symbols" w:hAnsi="Noto Sans Symbols" w:cs="Noto Sans Symbols"/>
+      </w:rPr>
+    </w:lvl>
+    <w:lvl w:ilvl="1">
+      <w:start w:val="1"/>
+      <w:numFmt w:val="bullet"/>
+      <w:lvlText w:val="o"/>
+      <w:lvlJc w:val="left"/>
+      <w:pPr>
+        <w:ind w:left="1440" w:hanging="360"/>
+      </w:pPr>
+      <w:rPr>
+        <w:rFonts w:ascii="Courier New" w:eastAsia="Courier New" w:hAnsi="Courier New" w:cs="Courier New"/>
+      </w:rPr>
+    </w:lvl>
+    <w:lvl w:ilvl="2">
+      <w:start w:val="1"/>
+      <w:numFmt w:val="bullet"/>
+      <w:lvlText w:val="▪"/>
+      <w:lvlJc w:val="left"/>
+      <w:pPr>
+        <w:ind w:left="2160" w:hanging="360"/>
+      </w:pPr>
+      <w:rPr>
+        <w:rFonts w:ascii="Noto Sans Symbols" w:eastAsia="Noto Sans Symbols" w:hAnsi="Noto Sans Symbols" w:cs="Noto Sans Symbols"/>
+      </w:rPr>
+    </w:lvl>
+    <w:lvl w:ilvl="3">
+      <w:start w:val="1"/>
+      <w:numFmt w:val="bullet"/>
+      <w:lvlText w:val="●"/>
+      <w:lvlJc w:val="left"/>
+      <w:pPr>
+        <w:ind w:left="2880" w:hanging="360"/>
+      </w:pPr>
+      <w:rPr>
+        <w:rFonts w:ascii="Noto Sans Symbols" w:eastAsia="Noto Sans Symbols" w:hAnsi="Noto Sans Symbols" w:cs="Noto Sans Symbols"/>
+      </w:rPr>
+    </w:lvl>
+    <w:lvl w:ilvl="4">
+      <w:start w:val="1"/>
+      <w:numFmt w:val="bullet"/>
+      <w:lvlText w:val="o"/>
+      <w:lvlJc w:val="left"/>
+      <w:pPr>
+        <w:ind w:left="3600" w:hanging="360"/>
+      </w:pPr>
+      <w:rPr>
+        <w:rFonts w:ascii="Courier New" w:eastAsia="Courier New" w:hAnsi="Courier New" w:cs="Courier New"/>
+      </w:rPr>
+    </w:lvl>
+    <w:lvl w:ilvl="5">
+      <w:start w:val="1"/>
+      <w:numFmt w:val="bullet"/>
+      <w:lvlText w:val="▪"/>
+      <w:lvlJc w:val="left"/>
+      <w:pPr>
+        <w:ind w:left="4320" w:hanging="360"/>
+      </w:pPr>
+      <w:rPr>
+        <w:rFonts w:ascii="Noto Sans Symbols" w:eastAsia="Noto Sans Symbols" w:hAnsi="Noto Sans Symbols" w:cs="Noto Sans Symbols"/>
+      </w:rPr>
+    </w:lvl>
+    <w:lvl w:ilvl="6">
+      <w:start w:val="1"/>
+      <w:numFmt w:val="bullet"/>
+      <w:lvlText w:val="●"/>
+      <w:lvlJc w:val="left"/>
+      <w:pPr>
+        <w:ind w:left="5040" w:hanging="360"/>
+      </w:pPr>
+      <w:rPr>
+        <w:rFonts w:ascii="Noto Sans Symbols" w:eastAsia="Noto Sans Symbols" w:hAnsi="Noto Sans Symbols" w:cs="Noto Sans Symbols"/>
+      </w:rPr>
+    </w:lvl>
+    <w:lvl w:ilvl="7">
+      <w:start w:val="1"/>
+      <w:numFmt w:val="bullet"/>
+      <w:lvlText w:val="o"/>
+      <w:lvlJc w:val="left"/>
+      <w:pPr>
+        <w:ind w:left="5760" w:hanging="360"/>
+      </w:pPr>
+      <w:rPr>
+        <w:rFonts w:ascii="Courier New" w:eastAsia="Courier New" w:hAnsi="Courier New" w:cs="Courier New"/>
+      </w:rPr>
+    </w:lvl>
+    <w:lvl w:ilvl="8">
+      <w:start w:val="1"/>
+      <w:numFmt w:val="bullet"/>
+      <w:lvlText w:val="▪"/>
+      <w:lvlJc w:val="left"/>
+      <w:pPr>
+        <w:ind w:left="6480" w:hanging="360"/>
+      </w:pPr>
+      <w:rPr>
+        <w:rFonts w:ascii="Noto Sans Symbols" w:eastAsia="Noto Sans Symbols" w:hAnsi="Noto Sans Symbols" w:cs="Noto Sans Symbols"/>
+      </w:rPr>
+    </w:lvl>
+  </w:abstractNum>
+  <w:abstractNum w:abstractNumId="64" w15:restartNumberingAfterBreak="0">
     <w:nsid w:val="791E4BC4"/>
     <w:multiLevelType w:val="multilevel"/>
     <w:tmpl w:val="CD7EE10E"/>
@@ -21858,7 +28100,120 @@
       </w:pPr>
     </w:lvl>
   </w:abstractNum>
-  <w:abstractNum w:abstractNumId="53" w15:restartNumberingAfterBreak="0">
+  <w:abstractNum w:abstractNumId="65" w15:restartNumberingAfterBreak="0">
+    <w:nsid w:val="7B1F29A1"/>
+    <w:multiLevelType w:val="multilevel"/>
+    <w:tmpl w:val="860AA156"/>
+    <w:lvl w:ilvl="0">
+      <w:start w:val="1"/>
+      <w:numFmt w:val="bullet"/>
+      <w:lvlText w:val="●"/>
+      <w:lvlJc w:val="left"/>
+      <w:pPr>
+        <w:ind w:left="720" w:hanging="360"/>
+      </w:pPr>
+      <w:rPr>
+        <w:rFonts w:ascii="Noto Sans Symbols" w:eastAsia="Noto Sans Symbols" w:hAnsi="Noto Sans Symbols" w:cs="Noto Sans Symbols"/>
+      </w:rPr>
+    </w:lvl>
+    <w:lvl w:ilvl="1">
+      <w:start w:val="1"/>
+      <w:numFmt w:val="bullet"/>
+      <w:lvlText w:val="o"/>
+      <w:lvlJc w:val="left"/>
+      <w:pPr>
+        <w:ind w:left="1440" w:hanging="360"/>
+      </w:pPr>
+      <w:rPr>
+        <w:rFonts w:ascii="Courier New" w:eastAsia="Courier New" w:hAnsi="Courier New" w:cs="Courier New"/>
+      </w:rPr>
+    </w:lvl>
+    <w:lvl w:ilvl="2">
+      <w:start w:val="1"/>
+      <w:numFmt w:val="bullet"/>
+      <w:lvlText w:val="▪"/>
+      <w:lvlJc w:val="left"/>
+      <w:pPr>
+        <w:ind w:left="2160" w:hanging="360"/>
+      </w:pPr>
+      <w:rPr>
+        <w:rFonts w:ascii="Noto Sans Symbols" w:eastAsia="Noto Sans Symbols" w:hAnsi="Noto Sans Symbols" w:cs="Noto Sans Symbols"/>
+      </w:rPr>
+    </w:lvl>
+    <w:lvl w:ilvl="3">
+      <w:start w:val="1"/>
+      <w:numFmt w:val="bullet"/>
+      <w:lvlText w:val="●"/>
+      <w:lvlJc w:val="left"/>
+      <w:pPr>
+        <w:ind w:left="2880" w:hanging="360"/>
+      </w:pPr>
+      <w:rPr>
+        <w:rFonts w:ascii="Noto Sans Symbols" w:eastAsia="Noto Sans Symbols" w:hAnsi="Noto Sans Symbols" w:cs="Noto Sans Symbols"/>
+      </w:rPr>
+    </w:lvl>
+    <w:lvl w:ilvl="4">
+      <w:start w:val="1"/>
+      <w:numFmt w:val="bullet"/>
+      <w:lvlText w:val="o"/>
+      <w:lvlJc w:val="left"/>
+      <w:pPr>
+        <w:ind w:left="3600" w:hanging="360"/>
+      </w:pPr>
+      <w:rPr>
+        <w:rFonts w:ascii="Courier New" w:eastAsia="Courier New" w:hAnsi="Courier New" w:cs="Courier New"/>
+      </w:rPr>
+    </w:lvl>
+    <w:lvl w:ilvl="5">
+      <w:start w:val="1"/>
+      <w:numFmt w:val="bullet"/>
+      <w:lvlText w:val="▪"/>
+      <w:lvlJc w:val="left"/>
+      <w:pPr>
+        <w:ind w:left="4320" w:hanging="360"/>
+      </w:pPr>
+      <w:rPr>
+        <w:rFonts w:ascii="Noto Sans Symbols" w:eastAsia="Noto Sans Symbols" w:hAnsi="Noto Sans Symbols" w:cs="Noto Sans Symbols"/>
+      </w:rPr>
+    </w:lvl>
+    <w:lvl w:ilvl="6">
+      <w:start w:val="1"/>
+      <w:numFmt w:val="bullet"/>
+      <w:lvlText w:val="●"/>
+      <w:lvlJc w:val="left"/>
+      <w:pPr>
+        <w:ind w:left="5040" w:hanging="360"/>
+      </w:pPr>
+      <w:rPr>
+        <w:rFonts w:ascii="Noto Sans Symbols" w:eastAsia="Noto Sans Symbols" w:hAnsi="Noto Sans Symbols" w:cs="Noto Sans Symbols"/>
+      </w:rPr>
+    </w:lvl>
+    <w:lvl w:ilvl="7">
+      <w:start w:val="1"/>
+      <w:numFmt w:val="bullet"/>
+      <w:lvlText w:val="o"/>
+      <w:lvlJc w:val="left"/>
+      <w:pPr>
+        <w:ind w:left="5760" w:hanging="360"/>
+      </w:pPr>
+      <w:rPr>
+        <w:rFonts w:ascii="Courier New" w:eastAsia="Courier New" w:hAnsi="Courier New" w:cs="Courier New"/>
+      </w:rPr>
+    </w:lvl>
+    <w:lvl w:ilvl="8">
+      <w:start w:val="1"/>
+      <w:numFmt w:val="bullet"/>
+      <w:lvlText w:val="▪"/>
+      <w:lvlJc w:val="left"/>
+      <w:pPr>
+        <w:ind w:left="6480" w:hanging="360"/>
+      </w:pPr>
+      <w:rPr>
+        <w:rFonts w:ascii="Noto Sans Symbols" w:eastAsia="Noto Sans Symbols" w:hAnsi="Noto Sans Symbols" w:cs="Noto Sans Symbols"/>
+      </w:rPr>
+    </w:lvl>
+  </w:abstractNum>
+  <w:abstractNum w:abstractNumId="66" w15:restartNumberingAfterBreak="0">
     <w:nsid w:val="7C5B0700"/>
     <w:multiLevelType w:val="multilevel"/>
     <w:tmpl w:val="7F543DE6"/>
@@ -21971,7 +28326,7 @@
       </w:pPr>
     </w:lvl>
   </w:abstractNum>
-  <w:abstractNum w:abstractNumId="54" w15:restartNumberingAfterBreak="0">
+  <w:abstractNum w:abstractNumId="67" w15:restartNumberingAfterBreak="0">
     <w:nsid w:val="7EF4354B"/>
     <w:multiLevelType w:val="multilevel"/>
     <w:tmpl w:val="59D248E0"/>
@@ -22121,37 +28476,37 @@
     </w:lvl>
   </w:abstractNum>
   <w:num w:numId="1">
-    <w:abstractNumId w:val="40"/>
+    <w:abstractNumId w:val="47"/>
   </w:num>
   <w:num w:numId="2">
-    <w:abstractNumId w:val="12"/>
+    <w:abstractNumId w:val="14"/>
   </w:num>
   <w:num w:numId="3">
-    <w:abstractNumId w:val="26"/>
+    <w:abstractNumId w:val="30"/>
   </w:num>
   <w:num w:numId="4">
-    <w:abstractNumId w:val="31"/>
+    <w:abstractNumId w:val="37"/>
   </w:num>
   <w:num w:numId="5">
     <w:abstractNumId w:val="2"/>
   </w:num>
   <w:num w:numId="6">
-    <w:abstractNumId w:val="18"/>
+    <w:abstractNumId w:val="21"/>
   </w:num>
   <w:num w:numId="7">
-    <w:abstractNumId w:val="22"/>
+    <w:abstractNumId w:val="26"/>
   </w:num>
   <w:num w:numId="8">
-    <w:abstractNumId w:val="9"/>
+    <w:abstractNumId w:val="10"/>
   </w:num>
   <w:num w:numId="9">
-    <w:abstractNumId w:val="46"/>
+    <w:abstractNumId w:val="55"/>
   </w:num>
   <w:num w:numId="10">
-    <w:abstractNumId w:val="41"/>
+    <w:abstractNumId w:val="48"/>
   </w:num>
   <w:num w:numId="11">
-    <w:abstractNumId w:val="52"/>
+    <w:abstractNumId w:val="64"/>
     <w:lvlOverride w:ilvl="0">
       <w:lvl w:ilvl="0">
         <w:numFmt w:val="decimal"/>
@@ -22161,7 +28516,7 @@
     </w:lvlOverride>
   </w:num>
   <w:num w:numId="12">
-    <w:abstractNumId w:val="33"/>
+    <w:abstractNumId w:val="40"/>
     <w:lvlOverride w:ilvl="0">
       <w:lvl w:ilvl="0">
         <w:numFmt w:val="decimal"/>
@@ -22191,16 +28546,16 @@
     </w:lvlOverride>
   </w:num>
   <w:num w:numId="15">
-    <w:abstractNumId w:val="29"/>
+    <w:abstractNumId w:val="33"/>
   </w:num>
   <w:num w:numId="16">
-    <w:abstractNumId w:val="16"/>
+    <w:abstractNumId w:val="19"/>
   </w:num>
   <w:num w:numId="17">
-    <w:abstractNumId w:val="20"/>
+    <w:abstractNumId w:val="24"/>
   </w:num>
   <w:num w:numId="18">
-    <w:abstractNumId w:val="27"/>
+    <w:abstractNumId w:val="31"/>
     <w:lvlOverride w:ilvl="0">
       <w:lvl w:ilvl="0">
         <w:numFmt w:val="decimal"/>
@@ -22210,10 +28565,10 @@
     </w:lvlOverride>
   </w:num>
   <w:num w:numId="19">
-    <w:abstractNumId w:val="14"/>
+    <w:abstractNumId w:val="16"/>
   </w:num>
   <w:num w:numId="20">
-    <w:abstractNumId w:val="38"/>
+    <w:abstractNumId w:val="45"/>
     <w:lvlOverride w:ilvl="0">
       <w:lvl w:ilvl="0">
         <w:numFmt w:val="decimal"/>
@@ -22223,10 +28578,10 @@
     </w:lvlOverride>
   </w:num>
   <w:num w:numId="21">
-    <w:abstractNumId w:val="54"/>
+    <w:abstractNumId w:val="67"/>
   </w:num>
   <w:num w:numId="22">
-    <w:abstractNumId w:val="7"/>
+    <w:abstractNumId w:val="8"/>
     <w:lvlOverride w:ilvl="0">
       <w:lvl w:ilvl="0">
         <w:numFmt w:val="decimal"/>
@@ -22239,10 +28594,10 @@
     <w:abstractNumId w:val="1"/>
   </w:num>
   <w:num w:numId="24">
-    <w:abstractNumId w:val="44"/>
+    <w:abstractNumId w:val="53"/>
   </w:num>
   <w:num w:numId="25">
-    <w:abstractNumId w:val="48"/>
+    <w:abstractNumId w:val="57"/>
     <w:lvlOverride w:ilvl="0">
       <w:lvl w:ilvl="0">
         <w:numFmt w:val="decimal"/>
@@ -22252,7 +28607,7 @@
     </w:lvlOverride>
   </w:num>
   <w:num w:numId="26">
-    <w:abstractNumId w:val="48"/>
+    <w:abstractNumId w:val="57"/>
     <w:lvlOverride w:ilvl="0">
       <w:lvl w:ilvl="0">
         <w:numFmt w:val="decimal"/>
@@ -22279,7 +28634,7 @@
     </w:lvlOverride>
   </w:num>
   <w:num w:numId="27">
-    <w:abstractNumId w:val="48"/>
+    <w:abstractNumId w:val="57"/>
     <w:lvlOverride w:ilvl="0">
       <w:lvl w:ilvl="0">
         <w:numFmt w:val="decimal"/>
@@ -22306,7 +28661,7 @@
     </w:lvlOverride>
   </w:num>
   <w:num w:numId="28">
-    <w:abstractNumId w:val="48"/>
+    <w:abstractNumId w:val="57"/>
     <w:lvlOverride w:ilvl="0">
       <w:lvl w:ilvl="0">
         <w:numFmt w:val="decimal"/>
@@ -22333,7 +28688,7 @@
     </w:lvlOverride>
   </w:num>
   <w:num w:numId="29">
-    <w:abstractNumId w:val="48"/>
+    <w:abstractNumId w:val="57"/>
     <w:lvlOverride w:ilvl="0">
       <w:lvl w:ilvl="0">
         <w:numFmt w:val="decimal"/>
@@ -22377,7 +28732,7 @@
     </w:lvlOverride>
   </w:num>
   <w:num w:numId="30">
-    <w:abstractNumId w:val="48"/>
+    <w:abstractNumId w:val="57"/>
     <w:lvlOverride w:ilvl="0">
       <w:lvl w:ilvl="0">
         <w:numFmt w:val="decimal"/>
@@ -22421,7 +28776,7 @@
     </w:lvlOverride>
   </w:num>
   <w:num w:numId="31">
-    <w:abstractNumId w:val="48"/>
+    <w:abstractNumId w:val="57"/>
     <w:lvlOverride w:ilvl="0">
       <w:lvl w:ilvl="0">
         <w:numFmt w:val="decimal"/>
@@ -22465,7 +28820,7 @@
     </w:lvlOverride>
   </w:num>
   <w:num w:numId="32">
-    <w:abstractNumId w:val="48"/>
+    <w:abstractNumId w:val="57"/>
     <w:lvlOverride w:ilvl="0">
       <w:lvl w:ilvl="0">
         <w:numFmt w:val="decimal"/>
@@ -22509,46 +28864,46 @@
     </w:lvlOverride>
   </w:num>
   <w:num w:numId="33">
-    <w:abstractNumId w:val="13"/>
+    <w:abstractNumId w:val="15"/>
   </w:num>
   <w:num w:numId="34">
-    <w:abstractNumId w:val="42"/>
+    <w:abstractNumId w:val="49"/>
   </w:num>
   <w:num w:numId="35">
-    <w:abstractNumId w:val="45"/>
+    <w:abstractNumId w:val="54"/>
   </w:num>
   <w:num w:numId="36">
-    <w:abstractNumId w:val="11"/>
+    <w:abstractNumId w:val="12"/>
   </w:num>
   <w:num w:numId="37">
-    <w:abstractNumId w:val="37"/>
+    <w:abstractNumId w:val="44"/>
   </w:num>
   <w:num w:numId="38">
-    <w:abstractNumId w:val="28"/>
+    <w:abstractNumId w:val="32"/>
   </w:num>
   <w:num w:numId="39">
-    <w:abstractNumId w:val="8"/>
+    <w:abstractNumId w:val="9"/>
   </w:num>
   <w:num w:numId="40">
-    <w:abstractNumId w:val="15"/>
+    <w:abstractNumId w:val="18"/>
   </w:num>
   <w:num w:numId="41">
-    <w:abstractNumId w:val="36"/>
+    <w:abstractNumId w:val="43"/>
   </w:num>
   <w:num w:numId="42">
-    <w:abstractNumId w:val="51"/>
+    <w:abstractNumId w:val="61"/>
   </w:num>
   <w:num w:numId="43">
-    <w:abstractNumId w:val="47"/>
+    <w:abstractNumId w:val="56"/>
   </w:num>
   <w:num w:numId="44">
-    <w:abstractNumId w:val="53"/>
+    <w:abstractNumId w:val="66"/>
   </w:num>
   <w:num w:numId="45">
-    <w:abstractNumId w:val="32"/>
+    <w:abstractNumId w:val="38"/>
   </w:num>
   <w:num w:numId="46">
-    <w:abstractNumId w:val="32"/>
+    <w:abstractNumId w:val="38"/>
     <w:lvlOverride w:ilvl="1">
       <w:lvl w:ilvl="1">
         <w:numFmt w:val="bullet"/>
@@ -22568,60 +28923,340 @@
     </w:lvlOverride>
   </w:num>
   <w:num w:numId="47">
-    <w:abstractNumId w:val="19"/>
+    <w:abstractNumId w:val="23"/>
   </w:num>
   <w:num w:numId="48">
     <w:abstractNumId w:val="5"/>
   </w:num>
   <w:num w:numId="49">
-    <w:abstractNumId w:val="23"/>
+    <w:abstractNumId w:val="27"/>
   </w:num>
   <w:num w:numId="50">
-    <w:abstractNumId w:val="24"/>
+    <w:abstractNumId w:val="28"/>
   </w:num>
   <w:num w:numId="51">
-    <w:abstractNumId w:val="50"/>
+    <w:abstractNumId w:val="60"/>
   </w:num>
   <w:num w:numId="52">
-    <w:abstractNumId w:val="35"/>
+    <w:abstractNumId w:val="42"/>
   </w:num>
   <w:num w:numId="53">
-    <w:abstractNumId w:val="39"/>
+    <w:abstractNumId w:val="46"/>
   </w:num>
   <w:num w:numId="54">
     <w:abstractNumId w:val="0"/>
   </w:num>
   <w:num w:numId="55">
-    <w:abstractNumId w:val="43"/>
+    <w:abstractNumId w:val="50"/>
   </w:num>
   <w:num w:numId="56">
     <w:abstractNumId w:val="4"/>
   </w:num>
   <w:num w:numId="57">
-    <w:abstractNumId w:val="30"/>
+    <w:abstractNumId w:val="34"/>
   </w:num>
   <w:num w:numId="58">
-    <w:abstractNumId w:val="10"/>
+    <w:abstractNumId w:val="11"/>
   </w:num>
   <w:num w:numId="59">
-    <w:abstractNumId w:val="17"/>
+    <w:abstractNumId w:val="20"/>
   </w:num>
   <w:num w:numId="60">
-    <w:abstractNumId w:val="49"/>
+    <w:abstractNumId w:val="59"/>
   </w:num>
   <w:num w:numId="61">
-    <w:abstractNumId w:val="25"/>
+    <w:abstractNumId w:val="29"/>
   </w:num>
   <w:num w:numId="62">
-    <w:abstractNumId w:val="21"/>
+    <w:abstractNumId w:val="25"/>
   </w:num>
   <w:num w:numId="63">
     <w:abstractNumId w:val="3"/>
   </w:num>
   <w:num w:numId="64">
-    <w:abstractNumId w:val="34"/>
+    <w:abstractNumId w:val="41"/>
   </w:num>
-  <w:numIdMacAtCleanup w:val="64"/>
+  <w:num w:numId="65">
+    <w:abstractNumId w:val="39"/>
+    <w:lvlOverride w:ilvl="0">
+      <w:startOverride w:val="1"/>
+    </w:lvlOverride>
+    <w:lvlOverride w:ilvl="1">
+      <w:startOverride w:val="1"/>
+    </w:lvlOverride>
+    <w:lvlOverride w:ilvl="2">
+      <w:startOverride w:val="1"/>
+    </w:lvlOverride>
+    <w:lvlOverride w:ilvl="3">
+      <w:startOverride w:val="1"/>
+    </w:lvlOverride>
+    <w:lvlOverride w:ilvl="4">
+      <w:startOverride w:val="1"/>
+    </w:lvlOverride>
+    <w:lvlOverride w:ilvl="5">
+      <w:startOverride w:val="1"/>
+    </w:lvlOverride>
+    <w:lvlOverride w:ilvl="6">
+      <w:startOverride w:val="1"/>
+    </w:lvlOverride>
+    <w:lvlOverride w:ilvl="7">
+      <w:startOverride w:val="1"/>
+    </w:lvlOverride>
+    <w:lvlOverride w:ilvl="8">
+      <w:startOverride w:val="1"/>
+    </w:lvlOverride>
+  </w:num>
+  <w:num w:numId="66">
+    <w:abstractNumId w:val="52"/>
+    <w:lvlOverride w:ilvl="0">
+      <w:startOverride w:val="1"/>
+    </w:lvlOverride>
+    <w:lvlOverride w:ilvl="1">
+      <w:startOverride w:val="1"/>
+    </w:lvlOverride>
+    <w:lvlOverride w:ilvl="2">
+      <w:startOverride w:val="1"/>
+    </w:lvlOverride>
+    <w:lvlOverride w:ilvl="3">
+      <w:startOverride w:val="1"/>
+    </w:lvlOverride>
+    <w:lvlOverride w:ilvl="4">
+      <w:startOverride w:val="1"/>
+    </w:lvlOverride>
+    <w:lvlOverride w:ilvl="5">
+      <w:startOverride w:val="1"/>
+    </w:lvlOverride>
+    <w:lvlOverride w:ilvl="6">
+      <w:startOverride w:val="1"/>
+    </w:lvlOverride>
+    <w:lvlOverride w:ilvl="7">
+      <w:startOverride w:val="1"/>
+    </w:lvlOverride>
+    <w:lvlOverride w:ilvl="8">
+      <w:startOverride w:val="1"/>
+    </w:lvlOverride>
+  </w:num>
+  <w:num w:numId="67">
+    <w:abstractNumId w:val="7"/>
+    <w:lvlOverride w:ilvl="0">
+      <w:startOverride w:val="1"/>
+    </w:lvlOverride>
+    <w:lvlOverride w:ilvl="1">
+      <w:startOverride w:val="1"/>
+    </w:lvlOverride>
+    <w:lvlOverride w:ilvl="2">
+      <w:startOverride w:val="1"/>
+    </w:lvlOverride>
+    <w:lvlOverride w:ilvl="3">
+      <w:startOverride w:val="1"/>
+    </w:lvlOverride>
+    <w:lvlOverride w:ilvl="4">
+      <w:startOverride w:val="1"/>
+    </w:lvlOverride>
+    <w:lvlOverride w:ilvl="5">
+      <w:startOverride w:val="1"/>
+    </w:lvlOverride>
+    <w:lvlOverride w:ilvl="6">
+      <w:startOverride w:val="1"/>
+    </w:lvlOverride>
+    <w:lvlOverride w:ilvl="7">
+      <w:startOverride w:val="1"/>
+    </w:lvlOverride>
+    <w:lvlOverride w:ilvl="8">
+      <w:startOverride w:val="1"/>
+    </w:lvlOverride>
+  </w:num>
+  <w:num w:numId="68">
+    <w:abstractNumId w:val="36"/>
+    <w:lvlOverride w:ilvl="0">
+      <w:startOverride w:val="1"/>
+    </w:lvlOverride>
+    <w:lvlOverride w:ilvl="1">
+      <w:startOverride w:val="1"/>
+    </w:lvlOverride>
+    <w:lvlOverride w:ilvl="2">
+      <w:startOverride w:val="1"/>
+    </w:lvlOverride>
+    <w:lvlOverride w:ilvl="3">
+      <w:startOverride w:val="1"/>
+    </w:lvlOverride>
+    <w:lvlOverride w:ilvl="4">
+      <w:startOverride w:val="1"/>
+    </w:lvlOverride>
+    <w:lvlOverride w:ilvl="5">
+      <w:startOverride w:val="1"/>
+    </w:lvlOverride>
+    <w:lvlOverride w:ilvl="6">
+      <w:startOverride w:val="1"/>
+    </w:lvlOverride>
+    <w:lvlOverride w:ilvl="7">
+      <w:startOverride w:val="1"/>
+    </w:lvlOverride>
+    <w:lvlOverride w:ilvl="8">
+      <w:startOverride w:val="1"/>
+    </w:lvlOverride>
+  </w:num>
+  <w:num w:numId="69">
+    <w:abstractNumId w:val="51"/>
+    <w:lvlOverride w:ilvl="0">
+      <w:startOverride w:val="1"/>
+    </w:lvlOverride>
+    <w:lvlOverride w:ilvl="1"/>
+    <w:lvlOverride w:ilvl="2">
+      <w:startOverride w:val="1"/>
+    </w:lvlOverride>
+    <w:lvlOverride w:ilvl="3">
+      <w:startOverride w:val="1"/>
+    </w:lvlOverride>
+    <w:lvlOverride w:ilvl="4">
+      <w:startOverride w:val="1"/>
+    </w:lvlOverride>
+    <w:lvlOverride w:ilvl="5">
+      <w:startOverride w:val="1"/>
+    </w:lvlOverride>
+    <w:lvlOverride w:ilvl="6">
+      <w:startOverride w:val="1"/>
+    </w:lvlOverride>
+    <w:lvlOverride w:ilvl="7">
+      <w:startOverride w:val="1"/>
+    </w:lvlOverride>
+    <w:lvlOverride w:ilvl="8">
+      <w:startOverride w:val="1"/>
+    </w:lvlOverride>
+  </w:num>
+  <w:num w:numId="70">
+    <w:abstractNumId w:val="13"/>
+    <w:lvlOverride w:ilvl="0">
+      <w:startOverride w:val="1"/>
+    </w:lvlOverride>
+    <w:lvlOverride w:ilvl="1">
+      <w:startOverride w:val="1"/>
+    </w:lvlOverride>
+    <w:lvlOverride w:ilvl="2">
+      <w:startOverride w:val="1"/>
+    </w:lvlOverride>
+    <w:lvlOverride w:ilvl="3">
+      <w:startOverride w:val="1"/>
+    </w:lvlOverride>
+    <w:lvlOverride w:ilvl="4">
+      <w:startOverride w:val="1"/>
+    </w:lvlOverride>
+    <w:lvlOverride w:ilvl="5">
+      <w:startOverride w:val="1"/>
+    </w:lvlOverride>
+    <w:lvlOverride w:ilvl="6">
+      <w:startOverride w:val="1"/>
+    </w:lvlOverride>
+    <w:lvlOverride w:ilvl="7">
+      <w:startOverride w:val="1"/>
+    </w:lvlOverride>
+    <w:lvlOverride w:ilvl="8">
+      <w:startOverride w:val="1"/>
+    </w:lvlOverride>
+  </w:num>
+  <w:num w:numId="71">
+    <w:abstractNumId w:val="63"/>
+    <w:lvlOverride w:ilvl="0"/>
+    <w:lvlOverride w:ilvl="1"/>
+    <w:lvlOverride w:ilvl="2"/>
+    <w:lvlOverride w:ilvl="3"/>
+    <w:lvlOverride w:ilvl="4"/>
+    <w:lvlOverride w:ilvl="5"/>
+    <w:lvlOverride w:ilvl="6"/>
+    <w:lvlOverride w:ilvl="7"/>
+    <w:lvlOverride w:ilvl="8"/>
+  </w:num>
+  <w:num w:numId="72">
+    <w:abstractNumId w:val="22"/>
+    <w:lvlOverride w:ilvl="0"/>
+    <w:lvlOverride w:ilvl="1"/>
+    <w:lvlOverride w:ilvl="2"/>
+    <w:lvlOverride w:ilvl="3"/>
+    <w:lvlOverride w:ilvl="4"/>
+    <w:lvlOverride w:ilvl="5"/>
+    <w:lvlOverride w:ilvl="6"/>
+    <w:lvlOverride w:ilvl="7"/>
+    <w:lvlOverride w:ilvl="8"/>
+  </w:num>
+  <w:num w:numId="73">
+    <w:abstractNumId w:val="35"/>
+    <w:lvlOverride w:ilvl="0"/>
+    <w:lvlOverride w:ilvl="1"/>
+    <w:lvlOverride w:ilvl="2"/>
+    <w:lvlOverride w:ilvl="3"/>
+    <w:lvlOverride w:ilvl="4"/>
+    <w:lvlOverride w:ilvl="5"/>
+    <w:lvlOverride w:ilvl="6"/>
+    <w:lvlOverride w:ilvl="7"/>
+    <w:lvlOverride w:ilvl="8"/>
+  </w:num>
+  <w:num w:numId="74">
+    <w:abstractNumId w:val="17"/>
+    <w:lvlOverride w:ilvl="0"/>
+    <w:lvlOverride w:ilvl="1"/>
+    <w:lvlOverride w:ilvl="2"/>
+    <w:lvlOverride w:ilvl="3"/>
+    <w:lvlOverride w:ilvl="4"/>
+    <w:lvlOverride w:ilvl="5"/>
+    <w:lvlOverride w:ilvl="6"/>
+    <w:lvlOverride w:ilvl="7"/>
+    <w:lvlOverride w:ilvl="8"/>
+  </w:num>
+  <w:num w:numId="75">
+    <w:abstractNumId w:val="65"/>
+    <w:lvlOverride w:ilvl="0"/>
+    <w:lvlOverride w:ilvl="1"/>
+    <w:lvlOverride w:ilvl="2"/>
+    <w:lvlOverride w:ilvl="3"/>
+    <w:lvlOverride w:ilvl="4"/>
+    <w:lvlOverride w:ilvl="5"/>
+    <w:lvlOverride w:ilvl="6"/>
+    <w:lvlOverride w:ilvl="7"/>
+    <w:lvlOverride w:ilvl="8"/>
+  </w:num>
+  <w:num w:numId="76">
+    <w:abstractNumId w:val="58"/>
+    <w:lvlOverride w:ilvl="0"/>
+    <w:lvlOverride w:ilvl="1"/>
+    <w:lvlOverride w:ilvl="2"/>
+    <w:lvlOverride w:ilvl="3"/>
+    <w:lvlOverride w:ilvl="4"/>
+    <w:lvlOverride w:ilvl="5"/>
+    <w:lvlOverride w:ilvl="6"/>
+    <w:lvlOverride w:ilvl="7"/>
+    <w:lvlOverride w:ilvl="8"/>
+  </w:num>
+  <w:num w:numId="77">
+    <w:abstractNumId w:val="62"/>
+    <w:lvlOverride w:ilvl="0">
+      <w:startOverride w:val="1"/>
+    </w:lvlOverride>
+    <w:lvlOverride w:ilvl="1">
+      <w:startOverride w:val="1"/>
+    </w:lvlOverride>
+    <w:lvlOverride w:ilvl="2">
+      <w:startOverride w:val="1"/>
+    </w:lvlOverride>
+    <w:lvlOverride w:ilvl="3">
+      <w:startOverride w:val="1"/>
+    </w:lvlOverride>
+    <w:lvlOverride w:ilvl="4">
+      <w:startOverride w:val="1"/>
+    </w:lvlOverride>
+    <w:lvlOverride w:ilvl="5">
+      <w:startOverride w:val="1"/>
+    </w:lvlOverride>
+    <w:lvlOverride w:ilvl="6">
+      <w:startOverride w:val="1"/>
+    </w:lvlOverride>
+    <w:lvlOverride w:ilvl="7">
+      <w:startOverride w:val="1"/>
+    </w:lvlOverride>
+    <w:lvlOverride w:ilvl="8">
+      <w:startOverride w:val="1"/>
+    </w:lvlOverride>
+  </w:num>
+  <w:numIdMacAtCleanup w:val="77"/>
 </w:numbering>
 </file>
 
